--- a/Master Folder/Master BA Timlak Konsultan/02. BA Reviu Dokumen Kualifikasi.docx
+++ b/Master Folder/Master BA Timlak Konsultan/02. BA Reviu Dokumen Kualifikasi.docx
@@ -255,8 +255,9 @@
           <w:szCs w:val="22"/>
           <w:lang w:val="en-US"/>
         </w:rPr>
-        <w:t>{kode_</w:t>
-      </w:r>
+        <w:t>{</w:t>
+      </w:r>
+      <w:proofErr w:type="spellStart"/>
       <w:r>
         <w:rPr>
           <w:rFonts w:ascii="Arial" w:eastAsia="Arial" w:hAnsi="Arial" w:cs="Arial"/>
@@ -264,8 +265,18 @@
           <w:szCs w:val="22"/>
           <w:lang w:val="en-US"/>
         </w:rPr>
+        <w:t>kode_</w:t>
+      </w:r>
+      <w:r>
+        <w:rPr>
+          <w:rFonts w:ascii="Arial" w:eastAsia="Arial" w:hAnsi="Arial" w:cs="Arial"/>
+          <w:sz w:val="22"/>
+          <w:szCs w:val="22"/>
+          <w:lang w:val="en-US"/>
+        </w:rPr>
         <w:t>klasifikasi</w:t>
       </w:r>
+      <w:proofErr w:type="spellEnd"/>
       <w:r>
         <w:rPr>
           <w:rFonts w:ascii="Arial" w:eastAsia="Arial" w:hAnsi="Arial" w:cs="Arial"/>
@@ -290,7 +301,27 @@
           <w:szCs w:val="22"/>
           <w:lang w:val="en-US"/>
         </w:rPr>
-        <w:t>{kode_pokja}</w:t>
+        <w:t>{</w:t>
+      </w:r>
+      <w:proofErr w:type="spellStart"/>
+      <w:r>
+        <w:rPr>
+          <w:rFonts w:ascii="Arial" w:eastAsia="Arial" w:hAnsi="Arial" w:cs="Arial"/>
+          <w:sz w:val="22"/>
+          <w:szCs w:val="22"/>
+          <w:lang w:val="en-US"/>
+        </w:rPr>
+        <w:t>kode_pokja</w:t>
+      </w:r>
+      <w:proofErr w:type="spellEnd"/>
+      <w:r>
+        <w:rPr>
+          <w:rFonts w:ascii="Arial" w:eastAsia="Arial" w:hAnsi="Arial" w:cs="Arial"/>
+          <w:sz w:val="22"/>
+          <w:szCs w:val="22"/>
+          <w:lang w:val="en-US"/>
+        </w:rPr>
+        <w:t>}</w:t>
       </w:r>
       <w:r>
         <w:rPr>
@@ -447,6 +478,7 @@
         </w:rPr>
         <w:t>{hari_</w:t>
       </w:r>
+      <w:proofErr w:type="spellStart"/>
       <w:r>
         <w:rPr>
           <w:rFonts w:ascii="Arial" w:eastAsia="Arial" w:hAnsi="Arial" w:cs="Arial"/>
@@ -459,6 +491,7 @@
         </w:rPr>
         <w:t>reviu</w:t>
       </w:r>
+      <w:proofErr w:type="spellEnd"/>
       <w:r>
         <w:rPr>
           <w:rFonts w:ascii="Arial" w:eastAsia="Arial" w:hAnsi="Arial" w:cs="Arial"/>
@@ -554,8 +587,9 @@
           <w:sz w:val="22"/>
           <w:szCs w:val="22"/>
         </w:rPr>
-        <w:t>{tanggal_sebut_</w:t>
-      </w:r>
+        <w:t>{</w:t>
+      </w:r>
+      <w:proofErr w:type="spellStart"/>
       <w:r>
         <w:rPr>
           <w:rFonts w:ascii="Arial" w:eastAsia="Arial" w:hAnsi="Arial" w:cs="Arial"/>
@@ -564,10 +598,10 @@
           <w:spacing w:val="7"/>
           <w:sz w:val="22"/>
           <w:szCs w:val="22"/>
-          <w:lang w:val="en-US"/>
-        </w:rPr>
-        <w:t>reviu</w:t>
-      </w:r>
+        </w:rPr>
+        <w:t>tanggal_sebut</w:t>
+      </w:r>
+      <w:proofErr w:type="spellEnd"/>
       <w:r>
         <w:rPr>
           <w:rFonts w:ascii="Arial" w:eastAsia="Arial" w:hAnsi="Arial" w:cs="Arial"/>
@@ -577,61 +611,9 @@
           <w:sz w:val="22"/>
           <w:szCs w:val="22"/>
         </w:rPr>
-        <w:t xml:space="preserve">} </w:t>
-      </w:r>
-      <w:r>
-        <w:rPr>
-          <w:rFonts w:ascii="Arial" w:eastAsia="Arial" w:hAnsi="Arial" w:cs="Arial"/>
-          <w:spacing w:val="-2"/>
-          <w:sz w:val="22"/>
-          <w:szCs w:val="22"/>
-        </w:rPr>
-        <w:t>b</w:t>
-      </w:r>
-      <w:r>
-        <w:rPr>
-          <w:rFonts w:ascii="Arial" w:eastAsia="Arial" w:hAnsi="Arial" w:cs="Arial"/>
-          <w:spacing w:val="2"/>
-          <w:sz w:val="22"/>
-          <w:szCs w:val="22"/>
-        </w:rPr>
-        <w:t>u</w:t>
-      </w:r>
-      <w:r>
-        <w:rPr>
-          <w:rFonts w:ascii="Arial" w:eastAsia="Arial" w:hAnsi="Arial" w:cs="Arial"/>
-          <w:spacing w:val="-4"/>
-          <w:sz w:val="22"/>
-          <w:szCs w:val="22"/>
-        </w:rPr>
-        <w:t>l</w:t>
-      </w:r>
-      <w:r>
-        <w:rPr>
-          <w:rFonts w:ascii="Arial" w:eastAsia="Arial" w:hAnsi="Arial" w:cs="Arial"/>
-          <w:spacing w:val="2"/>
-          <w:sz w:val="22"/>
-          <w:szCs w:val="22"/>
-        </w:rPr>
-        <w:t>a</w:t>
-      </w:r>
-      <w:r>
-        <w:rPr>
-          <w:rFonts w:ascii="Arial" w:eastAsia="Arial" w:hAnsi="Arial" w:cs="Arial"/>
-          <w:sz w:val="22"/>
-          <w:szCs w:val="22"/>
-        </w:rPr>
-        <w:t>n</w:t>
-      </w:r>
-      <w:r>
-        <w:rPr>
-          <w:rFonts w:ascii="Arial" w:eastAsia="Arial" w:hAnsi="Arial" w:cs="Arial"/>
-          <w:spacing w:val="6"/>
-          <w:sz w:val="22"/>
-          <w:szCs w:val="22"/>
-        </w:rPr>
-        <w:t xml:space="preserve"> </w:t>
-      </w:r>
+        <w:t>_</w:t>
+      </w:r>
+      <w:proofErr w:type="spellStart"/>
       <w:r>
         <w:rPr>
           <w:rFonts w:ascii="Arial" w:eastAsia="Arial" w:hAnsi="Arial" w:cs="Arial"/>
@@ -640,9 +622,11 @@
           <w:spacing w:val="7"/>
           <w:sz w:val="22"/>
           <w:szCs w:val="22"/>
-        </w:rPr>
-        <w:t>{bulan_</w:t>
-      </w:r>
+          <w:lang w:val="en-US"/>
+        </w:rPr>
+        <w:t>reviu</w:t>
+      </w:r>
+      <w:proofErr w:type="spellEnd"/>
       <w:r>
         <w:rPr>
           <w:rFonts w:ascii="Arial" w:eastAsia="Arial" w:hAnsi="Arial" w:cs="Arial"/>
@@ -652,7 +636,60 @@
           <w:sz w:val="22"/>
           <w:szCs w:val="22"/>
         </w:rPr>
-        <w:t>sebut_reviu</w:t>
+        <w:t xml:space="preserve">} </w:t>
+      </w:r>
+      <w:r>
+        <w:rPr>
+          <w:rFonts w:ascii="Arial" w:eastAsia="Arial" w:hAnsi="Arial" w:cs="Arial"/>
+          <w:spacing w:val="-2"/>
+          <w:sz w:val="22"/>
+          <w:szCs w:val="22"/>
+        </w:rPr>
+        <w:t>b</w:t>
+      </w:r>
+      <w:r>
+        <w:rPr>
+          <w:rFonts w:ascii="Arial" w:eastAsia="Arial" w:hAnsi="Arial" w:cs="Arial"/>
+          <w:spacing w:val="2"/>
+          <w:sz w:val="22"/>
+          <w:szCs w:val="22"/>
+        </w:rPr>
+        <w:t>u</w:t>
+      </w:r>
+      <w:r>
+        <w:rPr>
+          <w:rFonts w:ascii="Arial" w:eastAsia="Arial" w:hAnsi="Arial" w:cs="Arial"/>
+          <w:spacing w:val="-4"/>
+          <w:sz w:val="22"/>
+          <w:szCs w:val="22"/>
+        </w:rPr>
+        <w:t>l</w:t>
+      </w:r>
+      <w:r>
+        <w:rPr>
+          <w:rFonts w:ascii="Arial" w:eastAsia="Arial" w:hAnsi="Arial" w:cs="Arial"/>
+          <w:spacing w:val="2"/>
+          <w:sz w:val="22"/>
+          <w:szCs w:val="22"/>
+        </w:rPr>
+        <w:t>a</w:t>
+      </w:r>
+      <w:r>
+        <w:rPr>
+          <w:rFonts w:ascii="Arial" w:eastAsia="Arial" w:hAnsi="Arial" w:cs="Arial"/>
+          <w:sz w:val="22"/>
+          <w:szCs w:val="22"/>
+        </w:rPr>
+        <w:t>n</w:t>
+      </w:r>
+      <w:r>
+        <w:rPr>
+          <w:rFonts w:ascii="Arial" w:eastAsia="Arial" w:hAnsi="Arial" w:cs="Arial"/>
+          <w:spacing w:val="6"/>
+          <w:sz w:val="22"/>
+          <w:szCs w:val="22"/>
+        </w:rPr>
+        <w:t xml:space="preserve"> </w:t>
       </w:r>
       <w:r>
         <w:rPr>
@@ -663,52 +700,9 @@
           <w:sz w:val="22"/>
           <w:szCs w:val="22"/>
         </w:rPr>
-        <w:t xml:space="preserve">} </w:t>
-      </w:r>
-      <w:r>
-        <w:rPr>
-          <w:rFonts w:ascii="Arial" w:eastAsia="Arial" w:hAnsi="Arial" w:cs="Arial"/>
-          <w:spacing w:val="-1"/>
-          <w:sz w:val="22"/>
-          <w:szCs w:val="22"/>
-        </w:rPr>
-        <w:t>t</w:t>
-      </w:r>
-      <w:r>
-        <w:rPr>
-          <w:rFonts w:ascii="Arial" w:eastAsia="Arial" w:hAnsi="Arial" w:cs="Arial"/>
-          <w:spacing w:val="2"/>
-          <w:sz w:val="22"/>
-          <w:szCs w:val="22"/>
-        </w:rPr>
-        <w:t>ah</w:t>
-      </w:r>
-      <w:r>
-        <w:rPr>
-          <w:rFonts w:ascii="Arial" w:eastAsia="Arial" w:hAnsi="Arial" w:cs="Arial"/>
-          <w:spacing w:val="-2"/>
-          <w:sz w:val="22"/>
-          <w:szCs w:val="22"/>
-        </w:rPr>
-        <w:t>u</w:t>
-      </w:r>
-      <w:r>
-        <w:rPr>
-          <w:rFonts w:ascii="Arial" w:eastAsia="Arial" w:hAnsi="Arial" w:cs="Arial"/>
-          <w:sz w:val="22"/>
-          <w:szCs w:val="22"/>
-        </w:rPr>
-        <w:t>n</w:t>
-      </w:r>
-      <w:r>
-        <w:rPr>
-          <w:rFonts w:ascii="Arial" w:eastAsia="Arial" w:hAnsi="Arial" w:cs="Arial"/>
-          <w:spacing w:val="6"/>
-          <w:sz w:val="22"/>
-          <w:szCs w:val="22"/>
-        </w:rPr>
-        <w:t xml:space="preserve"> </w:t>
-      </w:r>
+        <w:t>{</w:t>
+      </w:r>
+      <w:proofErr w:type="spellStart"/>
       <w:r>
         <w:rPr>
           <w:rFonts w:ascii="Arial" w:eastAsia="Arial" w:hAnsi="Arial" w:cs="Arial"/>
@@ -718,7 +712,7 @@
           <w:sz w:val="22"/>
           <w:szCs w:val="22"/>
         </w:rPr>
-        <w:t>{tahun_</w:t>
+        <w:t>bulan_</w:t>
       </w:r>
       <w:r>
         <w:rPr>
@@ -731,6 +725,7 @@
         </w:rPr>
         <w:t>sebut_reviu</w:t>
       </w:r>
+      <w:proofErr w:type="spellEnd"/>
       <w:r>
         <w:rPr>
           <w:rFonts w:ascii="Arial" w:eastAsia="Arial" w:hAnsi="Arial" w:cs="Arial"/>
@@ -745,11 +740,121 @@
       <w:r>
         <w:rPr>
           <w:rFonts w:ascii="Arial" w:eastAsia="Arial" w:hAnsi="Arial" w:cs="Arial"/>
+          <w:spacing w:val="-1"/>
+          <w:sz w:val="22"/>
+          <w:szCs w:val="22"/>
+        </w:rPr>
+        <w:t>t</w:t>
+      </w:r>
+      <w:r>
+        <w:rPr>
+          <w:rFonts w:ascii="Arial" w:eastAsia="Arial" w:hAnsi="Arial" w:cs="Arial"/>
+          <w:spacing w:val="2"/>
+          <w:sz w:val="22"/>
+          <w:szCs w:val="22"/>
+        </w:rPr>
+        <w:t>ah</w:t>
+      </w:r>
+      <w:r>
+        <w:rPr>
+          <w:rFonts w:ascii="Arial" w:eastAsia="Arial" w:hAnsi="Arial" w:cs="Arial"/>
           <w:spacing w:val="-2"/>
           <w:sz w:val="22"/>
           <w:szCs w:val="22"/>
         </w:rPr>
-        <w:t xml:space="preserve">telah dilaksanakan reviu dokumen </w:t>
+        <w:t>u</w:t>
+      </w:r>
+      <w:r>
+        <w:rPr>
+          <w:rFonts w:ascii="Arial" w:eastAsia="Arial" w:hAnsi="Arial" w:cs="Arial"/>
+          <w:sz w:val="22"/>
+          <w:szCs w:val="22"/>
+        </w:rPr>
+        <w:t>n</w:t>
+      </w:r>
+      <w:r>
+        <w:rPr>
+          <w:rFonts w:ascii="Arial" w:eastAsia="Arial" w:hAnsi="Arial" w:cs="Arial"/>
+          <w:spacing w:val="6"/>
+          <w:sz w:val="22"/>
+          <w:szCs w:val="22"/>
+        </w:rPr>
+        <w:t xml:space="preserve"> </w:t>
+      </w:r>
+      <w:r>
+        <w:rPr>
+          <w:rFonts w:ascii="Arial" w:eastAsia="Arial" w:hAnsi="Arial" w:cs="Arial"/>
+          <w:b/>
+          <w:bCs/>
+          <w:spacing w:val="7"/>
+          <w:sz w:val="22"/>
+          <w:szCs w:val="22"/>
+        </w:rPr>
+        <w:t>{</w:t>
+      </w:r>
+      <w:proofErr w:type="spellStart"/>
+      <w:r>
+        <w:rPr>
+          <w:rFonts w:ascii="Arial" w:eastAsia="Arial" w:hAnsi="Arial" w:cs="Arial"/>
+          <w:b/>
+          <w:bCs/>
+          <w:spacing w:val="7"/>
+          <w:sz w:val="22"/>
+          <w:szCs w:val="22"/>
+        </w:rPr>
+        <w:t>tahun_</w:t>
+      </w:r>
+      <w:r>
+        <w:rPr>
+          <w:rFonts w:ascii="Arial" w:eastAsia="Arial" w:hAnsi="Arial" w:cs="Arial"/>
+          <w:b/>
+          <w:bCs/>
+          <w:spacing w:val="7"/>
+          <w:sz w:val="22"/>
+          <w:szCs w:val="22"/>
+        </w:rPr>
+        <w:t>sebut_reviu</w:t>
+      </w:r>
+      <w:proofErr w:type="spellEnd"/>
+      <w:r>
+        <w:rPr>
+          <w:rFonts w:ascii="Arial" w:eastAsia="Arial" w:hAnsi="Arial" w:cs="Arial"/>
+          <w:b/>
+          <w:bCs/>
+          <w:spacing w:val="7"/>
+          <w:sz w:val="22"/>
+          <w:szCs w:val="22"/>
+        </w:rPr>
+        <w:t xml:space="preserve">} </w:t>
+      </w:r>
+      <w:r>
+        <w:rPr>
+          <w:rFonts w:ascii="Arial" w:eastAsia="Arial" w:hAnsi="Arial" w:cs="Arial"/>
+          <w:spacing w:val="-2"/>
+          <w:sz w:val="22"/>
+          <w:szCs w:val="22"/>
+        </w:rPr>
+        <w:t xml:space="preserve">telah dilaksanakan </w:t>
+      </w:r>
+      <w:proofErr w:type="spellStart"/>
+      <w:r>
+        <w:rPr>
+          <w:rFonts w:ascii="Arial" w:eastAsia="Arial" w:hAnsi="Arial" w:cs="Arial"/>
+          <w:spacing w:val="-2"/>
+          <w:sz w:val="22"/>
+          <w:szCs w:val="22"/>
+        </w:rPr>
+        <w:t>reviu</w:t>
+      </w:r>
+      <w:proofErr w:type="spellEnd"/>
+      <w:r>
+        <w:rPr>
+          <w:rFonts w:ascii="Arial" w:eastAsia="Arial" w:hAnsi="Arial" w:cs="Arial"/>
+          <w:spacing w:val="-2"/>
+          <w:sz w:val="22"/>
+          <w:szCs w:val="22"/>
+        </w:rPr>
+        <w:t xml:space="preserve"> dokumen </w:t>
       </w:r>
       <w:r>
         <w:rPr>
@@ -811,7 +916,31 @@
           <w:sz w:val="22"/>
           <w:szCs w:val="22"/>
         </w:rPr>
-        <w:t>{kode_pokja}</w:t>
+        <w:t>{</w:t>
+      </w:r>
+      <w:proofErr w:type="spellStart"/>
+      <w:r>
+        <w:rPr>
+          <w:rFonts w:ascii="Arial" w:eastAsia="Arial" w:hAnsi="Arial" w:cs="Arial"/>
+          <w:b/>
+          <w:bCs/>
+          <w:spacing w:val="2"/>
+          <w:sz w:val="22"/>
+          <w:szCs w:val="22"/>
+        </w:rPr>
+        <w:t>kode_pokja</w:t>
+      </w:r>
+      <w:proofErr w:type="spellEnd"/>
+      <w:r>
+        <w:rPr>
+          <w:rFonts w:ascii="Arial" w:eastAsia="Arial" w:hAnsi="Arial" w:cs="Arial"/>
+          <w:b/>
+          <w:bCs/>
+          <w:spacing w:val="2"/>
+          <w:sz w:val="22"/>
+          <w:szCs w:val="22"/>
+        </w:rPr>
+        <w:t>}</w:t>
       </w:r>
       <w:r>
         <w:rPr>
@@ -918,7 +1047,29 @@
           <w:sz w:val="22"/>
           <w:szCs w:val="22"/>
         </w:rPr>
-        <w:t>{tahun_anggaran}</w:t>
+        <w:t>{</w:t>
+      </w:r>
+      <w:proofErr w:type="spellStart"/>
+      <w:r>
+        <w:rPr>
+          <w:rFonts w:ascii="Arial" w:eastAsia="Arial" w:hAnsi="Arial" w:cs="Arial"/>
+          <w:b/>
+          <w:bCs/>
+          <w:sz w:val="22"/>
+          <w:szCs w:val="22"/>
+        </w:rPr>
+        <w:t>tahun_anggaran</w:t>
+      </w:r>
+      <w:proofErr w:type="spellEnd"/>
+      <w:r>
+        <w:rPr>
+          <w:rFonts w:ascii="Arial" w:eastAsia="Arial" w:hAnsi="Arial" w:cs="Arial"/>
+          <w:b/>
+          <w:bCs/>
+          <w:sz w:val="22"/>
+          <w:szCs w:val="22"/>
+        </w:rPr>
+        <w:t>}</w:t>
       </w:r>
       <w:r>
         <w:rPr>
@@ -1151,7 +1302,25 @@
                 <w:sz w:val="22"/>
                 <w:szCs w:val="22"/>
               </w:rPr>
-              <w:t>{nama_paket}</w:t>
+              <w:t>{</w:t>
+            </w:r>
+            <w:proofErr w:type="spellStart"/>
+            <w:r>
+              <w:rPr>
+                <w:rFonts w:ascii="Arial" w:hAnsi="Arial" w:cs="Arial"/>
+                <w:sz w:val="22"/>
+                <w:szCs w:val="22"/>
+              </w:rPr>
+              <w:t>nama_paket</w:t>
+            </w:r>
+            <w:proofErr w:type="spellEnd"/>
+            <w:r>
+              <w:rPr>
+                <w:rFonts w:ascii="Arial" w:hAnsi="Arial" w:cs="Arial"/>
+                <w:sz w:val="22"/>
+                <w:szCs w:val="22"/>
+              </w:rPr>
+              <w:t>}</w:t>
             </w:r>
           </w:p>
         </w:tc>
@@ -1263,7 +1432,25 @@
                 <w:sz w:val="22"/>
                 <w:szCs w:val="22"/>
               </w:rPr>
-              <w:t>{satuan_kerja}</w:t>
+              <w:t>{</w:t>
+            </w:r>
+            <w:proofErr w:type="spellStart"/>
+            <w:r>
+              <w:rPr>
+                <w:rFonts w:ascii="Arial" w:hAnsi="Arial" w:cs="Arial"/>
+                <w:sz w:val="22"/>
+                <w:szCs w:val="22"/>
+              </w:rPr>
+              <w:t>satuan_kerja</w:t>
+            </w:r>
+            <w:proofErr w:type="spellEnd"/>
+            <w:r>
+              <w:rPr>
+                <w:rFonts w:ascii="Arial" w:hAnsi="Arial" w:cs="Arial"/>
+                <w:sz w:val="22"/>
+                <w:szCs w:val="22"/>
+              </w:rPr>
+              <w:t>}</w:t>
             </w:r>
           </w:p>
         </w:tc>
@@ -1377,6 +1564,7 @@
               </w:rPr>
               <w:t>{</w:t>
             </w:r>
+            <w:proofErr w:type="spellStart"/>
             <w:r>
               <w:rPr>
                 <w:rFonts w:ascii="Arial" w:hAnsi="Arial" w:cs="Arial"/>
@@ -1386,6 +1574,7 @@
               </w:rPr>
               <w:t>ppk</w:t>
             </w:r>
+            <w:proofErr w:type="spellEnd"/>
             <w:r>
               <w:rPr>
                 <w:rFonts w:ascii="Arial" w:hAnsi="Arial" w:cs="Arial"/>
@@ -1506,7 +1695,25 @@
                 <w:sz w:val="22"/>
                 <w:szCs w:val="22"/>
               </w:rPr>
-              <w:t>{jenis_pengadaan}</w:t>
+              <w:t>{</w:t>
+            </w:r>
+            <w:proofErr w:type="spellStart"/>
+            <w:r>
+              <w:rPr>
+                <w:rFonts w:ascii="Arial" w:hAnsi="Arial" w:cs="Arial"/>
+                <w:sz w:val="22"/>
+                <w:szCs w:val="22"/>
+              </w:rPr>
+              <w:t>jenis_pengadaan</w:t>
+            </w:r>
+            <w:proofErr w:type="spellEnd"/>
+            <w:r>
+              <w:rPr>
+                <w:rFonts w:ascii="Arial" w:hAnsi="Arial" w:cs="Arial"/>
+                <w:sz w:val="22"/>
+                <w:szCs w:val="22"/>
+              </w:rPr>
+              <w:t>}</w:t>
             </w:r>
           </w:p>
         </w:tc>
@@ -1615,7 +1822,16 @@
                 <w:sz w:val="22"/>
                 <w:szCs w:val="22"/>
               </w:rPr>
-              <w:t>{metode_</w:t>
+              <w:t>{</w:t>
+            </w:r>
+            <w:proofErr w:type="spellStart"/>
+            <w:r>
+              <w:rPr>
+                <w:rFonts w:ascii="Arial" w:hAnsi="Arial" w:cs="Arial"/>
+                <w:sz w:val="22"/>
+                <w:szCs w:val="22"/>
+              </w:rPr>
+              <w:t>metode_</w:t>
             </w:r>
             <w:r>
               <w:rPr>
@@ -1625,6 +1841,7 @@
               </w:rPr>
               <w:t>pemilihan</w:t>
             </w:r>
+            <w:proofErr w:type="spellEnd"/>
             <w:r>
               <w:rPr>
                 <w:rFonts w:ascii="Arial" w:hAnsi="Arial" w:cs="Arial"/>
@@ -1733,7 +1950,25 @@
                 <w:sz w:val="22"/>
                 <w:szCs w:val="22"/>
               </w:rPr>
-              <w:t>{tahun_anggaran}</w:t>
+              <w:t>{</w:t>
+            </w:r>
+            <w:proofErr w:type="spellStart"/>
+            <w:r>
+              <w:rPr>
+                <w:rFonts w:ascii="Arial" w:hAnsi="Arial" w:cs="Arial"/>
+                <w:sz w:val="22"/>
+                <w:szCs w:val="22"/>
+              </w:rPr>
+              <w:t>tahun_anggaran</w:t>
+            </w:r>
+            <w:proofErr w:type="spellEnd"/>
+            <w:r>
+              <w:rPr>
+                <w:rFonts w:ascii="Arial" w:hAnsi="Arial" w:cs="Arial"/>
+                <w:sz w:val="22"/>
+                <w:szCs w:val="22"/>
+              </w:rPr>
+              <w:t>}</w:t>
             </w:r>
           </w:p>
         </w:tc>
@@ -1833,7 +2068,16 @@
                 <w:sz w:val="22"/>
                 <w:szCs w:val="22"/>
               </w:rPr>
-              <w:t>{nilai_</w:t>
+              <w:t>{</w:t>
+            </w:r>
+            <w:proofErr w:type="spellStart"/>
+            <w:r>
+              <w:rPr>
+                <w:rFonts w:ascii="Arial" w:hAnsi="Arial" w:cs="Arial"/>
+                <w:sz w:val="22"/>
+                <w:szCs w:val="22"/>
+              </w:rPr>
+              <w:t>nilai_</w:t>
             </w:r>
             <w:r>
               <w:rPr>
@@ -1843,6 +2087,7 @@
               </w:rPr>
               <w:t>pagu</w:t>
             </w:r>
+            <w:proofErr w:type="spellEnd"/>
             <w:r>
               <w:rPr>
                 <w:rFonts w:ascii="Arial" w:hAnsi="Arial" w:cs="Arial"/>
@@ -1880,7 +2125,16 @@
                 <w:sz w:val="22"/>
                 <w:szCs w:val="22"/>
               </w:rPr>
-              <w:t>{terbilang_</w:t>
+              <w:t>{</w:t>
+            </w:r>
+            <w:proofErr w:type="spellStart"/>
+            <w:r>
+              <w:rPr>
+                <w:rFonts w:ascii="Arial" w:hAnsi="Arial" w:cs="Arial"/>
+                <w:sz w:val="22"/>
+                <w:szCs w:val="22"/>
+              </w:rPr>
+              <w:t>terbilang_</w:t>
             </w:r>
             <w:r>
               <w:rPr>
@@ -1890,6 +2144,7 @@
               </w:rPr>
               <w:t>pagu</w:t>
             </w:r>
+            <w:proofErr w:type="spellEnd"/>
             <w:r>
               <w:rPr>
                 <w:rFonts w:ascii="Arial" w:hAnsi="Arial" w:cs="Arial"/>
@@ -2002,7 +2257,16 @@
                 <w:sz w:val="22"/>
                 <w:szCs w:val="22"/>
               </w:rPr>
-              <w:t>{nilai_</w:t>
+              <w:t>{</w:t>
+            </w:r>
+            <w:proofErr w:type="spellStart"/>
+            <w:r>
+              <w:rPr>
+                <w:rFonts w:ascii="Arial" w:hAnsi="Arial" w:cs="Arial"/>
+                <w:sz w:val="22"/>
+                <w:szCs w:val="22"/>
+              </w:rPr>
+              <w:t>nilai_</w:t>
             </w:r>
             <w:r>
               <w:rPr>
@@ -2012,6 +2276,7 @@
               </w:rPr>
               <w:t>hps</w:t>
             </w:r>
+            <w:proofErr w:type="spellEnd"/>
             <w:r>
               <w:rPr>
                 <w:rFonts w:ascii="Arial" w:hAnsi="Arial" w:cs="Arial"/>
@@ -2041,7 +2306,25 @@
                 <w:sz w:val="22"/>
                 <w:szCs w:val="22"/>
               </w:rPr>
-              <w:t>({terbilang_hps}</w:t>
+              <w:t>({</w:t>
+            </w:r>
+            <w:proofErr w:type="spellStart"/>
+            <w:r>
+              <w:rPr>
+                <w:rFonts w:ascii="Arial" w:hAnsi="Arial" w:cs="Arial"/>
+                <w:sz w:val="22"/>
+                <w:szCs w:val="22"/>
+              </w:rPr>
+              <w:t>terbilang_hps</w:t>
+            </w:r>
+            <w:proofErr w:type="spellEnd"/>
+            <w:r>
+              <w:rPr>
+                <w:rFonts w:ascii="Arial" w:hAnsi="Arial" w:cs="Arial"/>
+                <w:sz w:val="22"/>
+                <w:szCs w:val="22"/>
+              </w:rPr>
+              <w:t>}</w:t>
             </w:r>
             <w:r>
               <w:rPr>
@@ -2149,6 +2432,7 @@
         </w:rPr>
         <w:t xml:space="preserve"> </w:t>
       </w:r>
+      <w:proofErr w:type="spellStart"/>
       <w:r>
         <w:rPr>
           <w:rFonts w:ascii="Arial" w:eastAsia="Arial" w:hAnsi="Arial" w:cs="Arial"/>
@@ -2160,6 +2444,7 @@
         </w:rPr>
         <w:t>Reviu</w:t>
       </w:r>
+      <w:proofErr w:type="spellEnd"/>
       <w:r>
         <w:rPr>
           <w:rFonts w:ascii="Arial" w:eastAsia="Arial" w:hAnsi="Arial" w:cs="Arial"/>
@@ -2390,7 +2675,25 @@
           <w:sz w:val="22"/>
           <w:szCs w:val="22"/>
         </w:rPr>
-        <w:t>Standar Operasional Prosedur Nomor 13/SOP.04/2024 tanggal 15 Juli 2024 tentang Reviu Dokumen Persiapan Pengadaan dan Penyiapan Dokumen Pemilihan;</w:t>
+        <w:t xml:space="preserve">Standar Operasional Prosedur Nomor 13/SOP.04/2024 tanggal 15 Juli 2024 tentang </w:t>
+      </w:r>
+      <w:proofErr w:type="spellStart"/>
+      <w:r>
+        <w:rPr>
+          <w:rFonts w:ascii="Arial" w:eastAsia="Arial" w:hAnsi="Arial" w:cs="Arial"/>
+          <w:sz w:val="22"/>
+          <w:szCs w:val="22"/>
+        </w:rPr>
+        <w:t>Reviu</w:t>
+      </w:r>
+      <w:proofErr w:type="spellEnd"/>
+      <w:r>
+        <w:rPr>
+          <w:rFonts w:ascii="Arial" w:eastAsia="Arial" w:hAnsi="Arial" w:cs="Arial"/>
+          <w:sz w:val="22"/>
+          <w:szCs w:val="22"/>
+        </w:rPr>
+        <w:t xml:space="preserve"> Dokumen Persiapan Pengadaan dan Penyiapan Dokumen Pemilihan;</w:t>
       </w:r>
       <w:r>
         <w:rPr>
@@ -2713,7 +3016,25 @@
           <w:sz w:val="22"/>
           <w:szCs w:val="22"/>
         </w:rPr>
-        <w:t>{nomor_sk_pokja}</w:t>
+        <w:t>{</w:t>
+      </w:r>
+      <w:proofErr w:type="spellStart"/>
+      <w:r>
+        <w:rPr>
+          <w:rFonts w:ascii="Arial" w:eastAsia="Arial" w:hAnsi="Arial" w:cs="Arial"/>
+          <w:sz w:val="22"/>
+          <w:szCs w:val="22"/>
+        </w:rPr>
+        <w:t>nomor_sk_pokja</w:t>
+      </w:r>
+      <w:proofErr w:type="spellEnd"/>
+      <w:r>
+        <w:rPr>
+          <w:rFonts w:ascii="Arial" w:eastAsia="Arial" w:hAnsi="Arial" w:cs="Arial"/>
+          <w:sz w:val="22"/>
+          <w:szCs w:val="22"/>
+        </w:rPr>
+        <w:t>}</w:t>
       </w:r>
       <w:r>
         <w:rPr>
@@ -2782,7 +3103,25 @@
           <w:sz w:val="22"/>
           <w:szCs w:val="22"/>
         </w:rPr>
-        <w:t>{tanggal_sk_pokja}</w:t>
+        <w:t>{</w:t>
+      </w:r>
+      <w:proofErr w:type="spellStart"/>
+      <w:r>
+        <w:rPr>
+          <w:rFonts w:ascii="Arial" w:eastAsia="Arial" w:hAnsi="Arial" w:cs="Arial"/>
+          <w:sz w:val="22"/>
+          <w:szCs w:val="22"/>
+        </w:rPr>
+        <w:t>tanggal_sk_pokja</w:t>
+      </w:r>
+      <w:proofErr w:type="spellEnd"/>
+      <w:r>
+        <w:rPr>
+          <w:rFonts w:ascii="Arial" w:eastAsia="Arial" w:hAnsi="Arial" w:cs="Arial"/>
+          <w:sz w:val="22"/>
+          <w:szCs w:val="22"/>
+        </w:rPr>
+        <w:t>}</w:t>
       </w:r>
       <w:r>
         <w:rPr>
@@ -3039,8 +3378,9 @@
           <w:sz w:val="22"/>
           <w:szCs w:val="22"/>
         </w:rPr>
-        <w:t>{kode_pokja}</w:t>
-      </w:r>
+        <w:t>{</w:t>
+      </w:r>
+      <w:proofErr w:type="spellStart"/>
       <w:r>
         <w:rPr>
           <w:rFonts w:ascii="Arial" w:eastAsia="Arial" w:hAnsi="Arial" w:cs="Arial"/>
@@ -3048,6 +3388,25 @@
           <w:sz w:val="22"/>
           <w:szCs w:val="22"/>
         </w:rPr>
+        <w:t>kode_pokja</w:t>
+      </w:r>
+      <w:proofErr w:type="spellEnd"/>
+      <w:r>
+        <w:rPr>
+          <w:rFonts w:ascii="Arial" w:eastAsia="Arial" w:hAnsi="Arial" w:cs="Arial"/>
+          <w:spacing w:val="-2"/>
+          <w:sz w:val="22"/>
+          <w:szCs w:val="22"/>
+        </w:rPr>
+        <w:t>}</w:t>
+      </w:r>
+      <w:r>
+        <w:rPr>
+          <w:rFonts w:ascii="Arial" w:eastAsia="Arial" w:hAnsi="Arial" w:cs="Arial"/>
+          <w:spacing w:val="-2"/>
+          <w:sz w:val="22"/>
+          <w:szCs w:val="22"/>
+        </w:rPr>
         <w:t xml:space="preserve"> BP2JK Wilayah Kalimantan Selatan Kementerian Pekerjaan Umum Tahun Anggaran </w:t>
       </w:r>
       <w:r>
@@ -3057,7 +3416,27 @@
           <w:sz w:val="22"/>
           <w:szCs w:val="22"/>
         </w:rPr>
-        <w:t>{tahun_anggaran}</w:t>
+        <w:t>{</w:t>
+      </w:r>
+      <w:proofErr w:type="spellStart"/>
+      <w:r>
+        <w:rPr>
+          <w:rFonts w:ascii="Arial" w:eastAsia="Arial" w:hAnsi="Arial" w:cs="Arial"/>
+          <w:spacing w:val="-2"/>
+          <w:sz w:val="22"/>
+          <w:szCs w:val="22"/>
+        </w:rPr>
+        <w:t>tahun_anggaran</w:t>
+      </w:r>
+      <w:proofErr w:type="spellEnd"/>
+      <w:r>
+        <w:rPr>
+          <w:rFonts w:ascii="Arial" w:eastAsia="Arial" w:hAnsi="Arial" w:cs="Arial"/>
+          <w:spacing w:val="-2"/>
+          <w:sz w:val="22"/>
+          <w:szCs w:val="22"/>
+        </w:rPr>
+        <w:t>}</w:t>
       </w:r>
       <w:r>
         <w:rPr>
@@ -3319,7 +3698,16 @@
           <w:sz w:val="22"/>
           <w:szCs w:val="22"/>
         </w:rPr>
-        <w:t>{nomor_sk_</w:t>
+        <w:t>{</w:t>
+      </w:r>
+      <w:proofErr w:type="spellStart"/>
+      <w:r>
+        <w:rPr>
+          <w:rFonts w:ascii="Arial" w:eastAsia="Arial" w:hAnsi="Arial" w:cs="Arial"/>
+          <w:sz w:val="22"/>
+          <w:szCs w:val="22"/>
+        </w:rPr>
+        <w:t>nomor_sk_</w:t>
       </w:r>
       <w:r>
         <w:rPr>
@@ -3329,6 +3717,7 @@
         </w:rPr>
         <w:t>timlak</w:t>
       </w:r>
+      <w:proofErr w:type="spellEnd"/>
       <w:r>
         <w:rPr>
           <w:rFonts w:ascii="Arial" w:eastAsia="Arial" w:hAnsi="Arial" w:cs="Arial"/>
@@ -3404,7 +3793,25 @@
           <w:sz w:val="22"/>
           <w:szCs w:val="22"/>
         </w:rPr>
-        <w:t xml:space="preserve">{tanggal_sk_timlak} </w:t>
+        <w:t>{</w:t>
+      </w:r>
+      <w:proofErr w:type="spellStart"/>
+      <w:r>
+        <w:rPr>
+          <w:rFonts w:ascii="Arial" w:eastAsia="Arial" w:hAnsi="Arial" w:cs="Arial"/>
+          <w:sz w:val="22"/>
+          <w:szCs w:val="22"/>
+        </w:rPr>
+        <w:t>tanggal_sk_timlak</w:t>
+      </w:r>
+      <w:proofErr w:type="spellEnd"/>
+      <w:r>
+        <w:rPr>
+          <w:rFonts w:ascii="Arial" w:eastAsia="Arial" w:hAnsi="Arial" w:cs="Arial"/>
+          <w:sz w:val="22"/>
+          <w:szCs w:val="22"/>
+        </w:rPr>
+        <w:t xml:space="preserve">} </w:t>
       </w:r>
       <w:r>
         <w:rPr>
@@ -3537,8 +3944,9 @@
           <w:sz w:val="22"/>
           <w:szCs w:val="22"/>
         </w:rPr>
-        <w:t>{kode_pokja}</w:t>
-      </w:r>
+        <w:t>{</w:t>
+      </w:r>
+      <w:proofErr w:type="spellStart"/>
       <w:r>
         <w:rPr>
           <w:rFonts w:ascii="Arial" w:eastAsia="Arial" w:hAnsi="Arial" w:cs="Arial"/>
@@ -3546,8 +3954,28 @@
           <w:sz w:val="22"/>
           <w:szCs w:val="22"/>
         </w:rPr>
+        <w:t>kode_pokja</w:t>
+      </w:r>
+      <w:proofErr w:type="spellEnd"/>
+      <w:r>
+        <w:rPr>
+          <w:rFonts w:ascii="Arial" w:eastAsia="Arial" w:hAnsi="Arial" w:cs="Arial"/>
+          <w:spacing w:val="3"/>
+          <w:sz w:val="22"/>
+          <w:szCs w:val="22"/>
+        </w:rPr>
+        <w:t>}</w:t>
+      </w:r>
+      <w:r>
+        <w:rPr>
+          <w:rFonts w:ascii="Arial" w:eastAsia="Arial" w:hAnsi="Arial" w:cs="Arial"/>
+          <w:spacing w:val="3"/>
+          <w:sz w:val="22"/>
+          <w:szCs w:val="22"/>
+        </w:rPr>
         <w:t xml:space="preserve"> BP2JK Wilayah </w:t>
       </w:r>
+      <w:proofErr w:type="spellStart"/>
       <w:r>
         <w:rPr>
           <w:rFonts w:ascii="Arial" w:eastAsia="Arial" w:hAnsi="Arial" w:cs="Arial"/>
@@ -3555,8 +3983,9 @@
           <w:sz w:val="22"/>
           <w:szCs w:val="22"/>
         </w:rPr>
-        <w:t xml:space="preserve">Wilayah Kalimantan Selatan Kementerian Pekerjaan Umum Tahun Anggaran </w:t>
-      </w:r>
+        <w:t>Wilayah</w:t>
+      </w:r>
+      <w:proofErr w:type="spellEnd"/>
       <w:r>
         <w:rPr>
           <w:rFonts w:ascii="Arial" w:eastAsia="Arial" w:hAnsi="Arial" w:cs="Arial"/>
@@ -3564,7 +3993,36 @@
           <w:sz w:val="22"/>
           <w:szCs w:val="22"/>
         </w:rPr>
-        <w:t>{tahun_anggaran}</w:t>
+        <w:t xml:space="preserve"> Kalimantan Selatan Kementerian Pekerjaan Umum Tahun Anggaran </w:t>
+      </w:r>
+      <w:r>
+        <w:rPr>
+          <w:rFonts w:ascii="Arial" w:eastAsia="Arial" w:hAnsi="Arial" w:cs="Arial"/>
+          <w:spacing w:val="-2"/>
+          <w:sz w:val="22"/>
+          <w:szCs w:val="22"/>
+        </w:rPr>
+        <w:t>{</w:t>
+      </w:r>
+      <w:proofErr w:type="spellStart"/>
+      <w:r>
+        <w:rPr>
+          <w:rFonts w:ascii="Arial" w:eastAsia="Arial" w:hAnsi="Arial" w:cs="Arial"/>
+          <w:spacing w:val="-2"/>
+          <w:sz w:val="22"/>
+          <w:szCs w:val="22"/>
+        </w:rPr>
+        <w:t>tahun_anggaran</w:t>
+      </w:r>
+      <w:proofErr w:type="spellEnd"/>
+      <w:r>
+        <w:rPr>
+          <w:rFonts w:ascii="Arial" w:eastAsia="Arial" w:hAnsi="Arial" w:cs="Arial"/>
+          <w:spacing w:val="-2"/>
+          <w:sz w:val="22"/>
+          <w:szCs w:val="22"/>
+        </w:rPr>
+        <w:t>}</w:t>
       </w:r>
       <w:r>
         <w:rPr>
@@ -3607,15 +4065,51 @@
           <w:sz w:val="22"/>
           <w:szCs w:val="22"/>
         </w:rPr>
-        <w:t xml:space="preserve">Undangan Rapat Pembahasan Reviu Dokumen Persiapan Pengadaan dan Penyiapan Dokumen Pemilihan Nomor </w:t>
-      </w:r>
-      <w:r>
-        <w:rPr>
-          <w:rFonts w:ascii="Arial" w:eastAsia="Arial" w:hAnsi="Arial" w:cs="Arial"/>
-          <w:sz w:val="22"/>
-          <w:szCs w:val="22"/>
-        </w:rPr>
-        <w:t>{nomor_undangan_rapat}</w:t>
+        <w:t xml:space="preserve">Undangan Rapat Pembahasan </w:t>
+      </w:r>
+      <w:proofErr w:type="spellStart"/>
+      <w:r>
+        <w:rPr>
+          <w:rFonts w:ascii="Arial" w:eastAsia="Arial" w:hAnsi="Arial" w:cs="Arial"/>
+          <w:sz w:val="22"/>
+          <w:szCs w:val="22"/>
+        </w:rPr>
+        <w:t>Reviu</w:t>
+      </w:r>
+      <w:proofErr w:type="spellEnd"/>
+      <w:r>
+        <w:rPr>
+          <w:rFonts w:ascii="Arial" w:eastAsia="Arial" w:hAnsi="Arial" w:cs="Arial"/>
+          <w:sz w:val="22"/>
+          <w:szCs w:val="22"/>
+        </w:rPr>
+        <w:t xml:space="preserve"> Dokumen Persiapan Pengadaan dan Penyiapan Dokumen Pemilihan Nomor </w:t>
+      </w:r>
+      <w:r>
+        <w:rPr>
+          <w:rFonts w:ascii="Arial" w:eastAsia="Arial" w:hAnsi="Arial" w:cs="Arial"/>
+          <w:sz w:val="22"/>
+          <w:szCs w:val="22"/>
+        </w:rPr>
+        <w:t>{</w:t>
+      </w:r>
+      <w:proofErr w:type="spellStart"/>
+      <w:r>
+        <w:rPr>
+          <w:rFonts w:ascii="Arial" w:eastAsia="Arial" w:hAnsi="Arial" w:cs="Arial"/>
+          <w:sz w:val="22"/>
+          <w:szCs w:val="22"/>
+        </w:rPr>
+        <w:t>nomor_undangan_rapat</w:t>
+      </w:r>
+      <w:proofErr w:type="spellEnd"/>
+      <w:r>
+        <w:rPr>
+          <w:rFonts w:ascii="Arial" w:eastAsia="Arial" w:hAnsi="Arial" w:cs="Arial"/>
+          <w:sz w:val="22"/>
+          <w:szCs w:val="22"/>
+        </w:rPr>
+        <w:t>}</w:t>
       </w:r>
       <w:r>
         <w:rPr>
@@ -3633,6 +4127,7 @@
         </w:rPr>
         <w:t>{</w:t>
       </w:r>
+      <w:proofErr w:type="spellStart"/>
       <w:r>
         <w:rPr>
           <w:rFonts w:ascii="Arial" w:eastAsia="Arial" w:hAnsi="Arial" w:cs="Arial"/>
@@ -3669,6 +4164,7 @@
         </w:rPr>
         <w:t>reviu</w:t>
       </w:r>
+      <w:proofErr w:type="spellEnd"/>
       <w:r>
         <w:rPr>
           <w:rFonts w:ascii="Arial" w:eastAsia="Arial" w:hAnsi="Arial" w:cs="Arial"/>
@@ -3725,6 +4221,7 @@
         </w:rPr>
         <w:t xml:space="preserve">Batasan dan Ruang Lingkup </w:t>
       </w:r>
+      <w:proofErr w:type="spellStart"/>
       <w:r>
         <w:rPr>
           <w:rFonts w:ascii="Arial" w:eastAsia="Arial" w:hAnsi="Arial" w:cs="Arial"/>
@@ -3735,6 +4232,7 @@
         </w:rPr>
         <w:t>Reviu</w:t>
       </w:r>
+      <w:proofErr w:type="spellEnd"/>
       <w:r>
         <w:rPr>
           <w:rFonts w:ascii="Arial" w:eastAsia="Arial" w:hAnsi="Arial" w:cs="Arial"/>
@@ -4417,7 +4915,27 @@
           <w:highlight w:val="yellow"/>
         </w:rPr>
         <w:lastRenderedPageBreak/>
-        <w:t>Hasil Reviu Dokumen</w:t>
+        <w:t xml:space="preserve">Hasil </w:t>
+      </w:r>
+      <w:proofErr w:type="spellStart"/>
+      <w:r>
+        <w:rPr>
+          <w:rFonts w:ascii="Arial" w:hAnsi="Arial" w:cs="Arial"/>
+          <w:b/>
+          <w:bCs/>
+          <w:highlight w:val="yellow"/>
+        </w:rPr>
+        <w:t>Reviu</w:t>
+      </w:r>
+      <w:proofErr w:type="spellEnd"/>
+      <w:r>
+        <w:rPr>
+          <w:rFonts w:ascii="Arial" w:hAnsi="Arial" w:cs="Arial"/>
+          <w:b/>
+          <w:bCs/>
+          <w:highlight w:val="yellow"/>
+        </w:rPr>
+        <w:t xml:space="preserve"> Dokumen</w:t>
       </w:r>
       <w:r>
         <w:rPr>
@@ -4873,8 +5391,19 @@
                 <w:bCs/>
                 <w:highlight w:val="yellow"/>
               </w:rPr>
-              <w:t>Pengumuman Pemilihan dengan Pascakualifikasi</w:t>
-            </w:r>
+              <w:t xml:space="preserve">Pengumuman Pemilihan dengan </w:t>
+            </w:r>
+            <w:proofErr w:type="spellStart"/>
+            <w:r>
+              <w:rPr>
+                <w:rFonts w:ascii="Arial" w:hAnsi="Arial" w:cs="Arial"/>
+                <w:b/>
+                <w:bCs/>
+                <w:highlight w:val="yellow"/>
+              </w:rPr>
+              <w:t>Pascakualifikasi</w:t>
+            </w:r>
+            <w:proofErr w:type="spellEnd"/>
           </w:p>
         </w:tc>
         <w:tc>
@@ -5164,6 +5693,7 @@
               </w:rPr>
               <w:t xml:space="preserve">Lembar Data </w:t>
             </w:r>
+            <w:proofErr w:type="spellStart"/>
             <w:r>
               <w:rPr>
                 <w:rFonts w:ascii="Arial" w:hAnsi="Arial" w:cs="Arial"/>
@@ -5174,6 +5704,7 @@
               </w:rPr>
               <w:t>Kualifikasi</w:t>
             </w:r>
+            <w:proofErr w:type="spellEnd"/>
             <w:r>
               <w:rPr>
                 <w:rFonts w:ascii="Arial" w:hAnsi="Arial" w:cs="Arial"/>
@@ -5651,7 +6182,47 @@
                 <w:bCs/>
                 <w:highlight w:val="yellow"/>
               </w:rPr>
-              <w:t>Jl. Yos Sudarso No. 37A Gedung Balai Jasa Konstruksi Wilayah V Banjarmasin Lt. 2 70119</w:t>
+              <w:t xml:space="preserve">Jl. Yos </w:t>
+            </w:r>
+            <w:proofErr w:type="spellStart"/>
+            <w:r>
+              <w:rPr>
+                <w:rFonts w:ascii="Bookman Old Style" w:eastAsia="Basic" w:hAnsi="Bookman Old Style" w:cs="Basic"/>
+                <w:b/>
+                <w:bCs/>
+                <w:highlight w:val="yellow"/>
+              </w:rPr>
+              <w:t>Sudarso</w:t>
+            </w:r>
+            <w:proofErr w:type="spellEnd"/>
+            <w:r>
+              <w:rPr>
+                <w:rFonts w:ascii="Bookman Old Style" w:eastAsia="Basic" w:hAnsi="Bookman Old Style" w:cs="Basic"/>
+                <w:b/>
+                <w:bCs/>
+                <w:highlight w:val="yellow"/>
+              </w:rPr>
+              <w:t xml:space="preserve"> No. 37A Gedung Balai Jasa Konstruksi Wilayah V Banjarmasin </w:t>
+            </w:r>
+            <w:proofErr w:type="spellStart"/>
+            <w:r>
+              <w:rPr>
+                <w:rFonts w:ascii="Bookman Old Style" w:eastAsia="Basic" w:hAnsi="Bookman Old Style" w:cs="Basic"/>
+                <w:b/>
+                <w:bCs/>
+                <w:highlight w:val="yellow"/>
+              </w:rPr>
+              <w:t>Lt</w:t>
+            </w:r>
+            <w:proofErr w:type="spellEnd"/>
+            <w:r>
+              <w:rPr>
+                <w:rFonts w:ascii="Bookman Old Style" w:eastAsia="Basic" w:hAnsi="Bookman Old Style" w:cs="Basic"/>
+                <w:b/>
+                <w:bCs/>
+                <w:highlight w:val="yellow"/>
+              </w:rPr>
+              <w:t>. 2 70119</w:t>
             </w:r>
           </w:p>
           <w:p>
@@ -5689,6 +6260,7 @@
                 <w:u w:val="single"/>
               </w:rPr>
             </w:pPr>
+            <w:proofErr w:type="spellStart"/>
             <w:r>
               <w:rPr>
                 <w:rFonts w:ascii="Bookman Old Style" w:eastAsia="Basic" w:hAnsi="Bookman Old Style" w:cs="Basic"/>
@@ -5697,6 +6269,7 @@
               </w:rPr>
               <w:t>Website</w:t>
             </w:r>
+            <w:proofErr w:type="spellEnd"/>
             <w:r>
               <w:rPr>
                 <w:rFonts w:ascii="Bookman Old Style" w:eastAsia="Basic" w:hAnsi="Bookman Old Style" w:cs="Basic"/>
@@ -6033,7 +6606,27 @@
                 <w:highlight w:val="yellow"/>
               </w:rPr>
               <w:lastRenderedPageBreak/>
-              <w:t>maka tender/tender cepat/mini kompetisi/seleksi/RO dibatalkan dan peserta tender tidak mendapatkan ganti rugi dalam bentuk apapun.</w:t>
+              <w:t xml:space="preserve">maka tender/tender cepat/mini kompetisi/seleksi/RO dibatalkan dan peserta tender tidak mendapatkan ganti rugi dalam bentuk </w:t>
+            </w:r>
+            <w:proofErr w:type="spellStart"/>
+            <w:r>
+              <w:rPr>
+                <w:rFonts w:ascii="Bookman Old Style" w:eastAsia="Basic" w:hAnsi="Bookman Old Style" w:cs="Basic"/>
+                <w:b/>
+                <w:bCs/>
+                <w:highlight w:val="yellow"/>
+              </w:rPr>
+              <w:t>apapun</w:t>
+            </w:r>
+            <w:proofErr w:type="spellEnd"/>
+            <w:r>
+              <w:rPr>
+                <w:rFonts w:ascii="Bookman Old Style" w:eastAsia="Basic" w:hAnsi="Bookman Old Style" w:cs="Basic"/>
+                <w:b/>
+                <w:bCs/>
+                <w:highlight w:val="yellow"/>
+              </w:rPr>
+              <w:t>.</w:t>
             </w:r>
           </w:p>
           <w:p>
@@ -6054,7 +6647,27 @@
                 <w:bCs/>
                 <w:highlight w:val="yellow"/>
               </w:rPr>
-              <w:t>Alokasi DIPA masih dalam proses. Apabila alokasi DIPA untuk paket tersebut tidak tersedia dalam dokumen anggaran, maka tender/tender cepat/mini kompetisi/seleksi/RO dapat dibatalkan dan peserta tender tidak mendapatkan ganti rugi dalam bentuk apapun.</w:t>
+              <w:t xml:space="preserve">Alokasi DIPA masih dalam proses. Apabila alokasi DIPA untuk paket tersebut tidak tersedia dalam dokumen anggaran, maka tender/tender cepat/mini kompetisi/seleksi/RO dapat dibatalkan dan peserta tender tidak mendapatkan ganti rugi dalam bentuk </w:t>
+            </w:r>
+            <w:proofErr w:type="spellStart"/>
+            <w:r>
+              <w:rPr>
+                <w:rFonts w:ascii="Bookman Old Style" w:eastAsia="Basic" w:hAnsi="Bookman Old Style" w:cs="Basic"/>
+                <w:b/>
+                <w:bCs/>
+                <w:highlight w:val="yellow"/>
+              </w:rPr>
+              <w:t>apapun</w:t>
+            </w:r>
+            <w:proofErr w:type="spellEnd"/>
+            <w:r>
+              <w:rPr>
+                <w:rFonts w:ascii="Bookman Old Style" w:eastAsia="Basic" w:hAnsi="Bookman Old Style" w:cs="Basic"/>
+                <w:b/>
+                <w:bCs/>
+                <w:highlight w:val="yellow"/>
+              </w:rPr>
+              <w:t>.</w:t>
             </w:r>
           </w:p>
           <w:p>
@@ -6473,7 +7086,27 @@
                 <w:bCs/>
                 <w:highlight w:val="yellow"/>
               </w:rPr>
-              <w:t>Rp5.801.507.000,00 (lima miliar delapan ratus satu juta lima ratus tujuh ribu rupiah), dengan rincian:</w:t>
+              <w:t xml:space="preserve">Rp5.801.507.000,00 (lima miliar delapan ratus satu juta lima ratus tujuh ribu rupiah), dengan </w:t>
+            </w:r>
+            <w:proofErr w:type="spellStart"/>
+            <w:r>
+              <w:rPr>
+                <w:rFonts w:ascii="Bookman Old Style" w:eastAsia="Basic" w:hAnsi="Bookman Old Style" w:cs="Basic"/>
+                <w:b/>
+                <w:bCs/>
+                <w:highlight w:val="yellow"/>
+              </w:rPr>
+              <w:t>rincian</w:t>
+            </w:r>
+            <w:proofErr w:type="spellEnd"/>
+            <w:r>
+              <w:rPr>
+                <w:rFonts w:ascii="Bookman Old Style" w:eastAsia="Basic" w:hAnsi="Bookman Old Style" w:cs="Basic"/>
+                <w:b/>
+                <w:bCs/>
+                <w:highlight w:val="yellow"/>
+              </w:rPr>
+              <w:t>:</w:t>
             </w:r>
           </w:p>
           <w:p>
@@ -6657,7 +7290,23 @@
                 <w:highlight w:val="yellow"/>
               </w:rPr>
               <w:lastRenderedPageBreak/>
-              <w:t>Dasar pembuatan remunerasi yang digunakan mengacu pada Keputusan Menteri Pekerjaan Umum Nomor 33/KPTS/M/2025 tentang Besaran Remunerasi Minimal Tenaga Kerja Konstruksi pada Jenjang Jabatan Ahli untuk Layanan Jasa Konsultansi Konstruksi pada tanggal 14 Januari 2025.</w:t>
+              <w:t xml:space="preserve">Dasar pembuatan remunerasi yang digunakan mengacu pada Keputusan Menteri Pekerjaan Umum Nomor 33/KPTS/M/2025 tentang Besaran Remunerasi Minimal Tenaga Kerja Konstruksi pada Jenjang Jabatan Ahli untuk Layanan Jasa </w:t>
+            </w:r>
+            <w:proofErr w:type="spellStart"/>
+            <w:r>
+              <w:rPr>
+                <w:rFonts w:ascii="Bookman Old Style" w:eastAsia="Basic" w:hAnsi="Bookman Old Style" w:cs="Basic"/>
+                <w:highlight w:val="yellow"/>
+              </w:rPr>
+              <w:t>Konsultansi</w:t>
+            </w:r>
+            <w:proofErr w:type="spellEnd"/>
+            <w:r>
+              <w:rPr>
+                <w:rFonts w:ascii="Bookman Old Style" w:eastAsia="Basic" w:hAnsi="Bookman Old Style" w:cs="Basic"/>
+                <w:highlight w:val="yellow"/>
+              </w:rPr>
+              <w:t xml:space="preserve"> Konstruksi pada tanggal 14 Januari 2025.</w:t>
             </w:r>
           </w:p>
           <w:p>
@@ -6752,7 +7401,25 @@
                 <w:i/>
                 <w:highlight w:val="yellow"/>
               </w:rPr>
-              <w:t xml:space="preserve"> ganti rugi dalam bentuk apapun)</w:t>
+              <w:t xml:space="preserve"> ganti rugi dalam bentuk </w:t>
+            </w:r>
+            <w:proofErr w:type="spellStart"/>
+            <w:r>
+              <w:rPr>
+                <w:rFonts w:ascii="Bookman Old Style" w:eastAsia="Basic" w:hAnsi="Bookman Old Style" w:cs="Basic"/>
+                <w:i/>
+                <w:highlight w:val="yellow"/>
+              </w:rPr>
+              <w:t>apapun</w:t>
+            </w:r>
+            <w:proofErr w:type="spellEnd"/>
+            <w:r>
+              <w:rPr>
+                <w:rFonts w:ascii="Bookman Old Style" w:eastAsia="Basic" w:hAnsi="Bookman Old Style" w:cs="Basic"/>
+                <w:i/>
+                <w:highlight w:val="yellow"/>
+              </w:rPr>
+              <w:t>)</w:t>
             </w:r>
           </w:p>
           <w:p>
@@ -6997,7 +7664,23 @@
                 <w:rFonts w:ascii="Bookman Old Style" w:eastAsia="Basic" w:hAnsi="Bookman Old Style" w:cs="Basic"/>
                 <w:highlight w:val="yellow"/>
               </w:rPr>
-              <w:t xml:space="preserve"> perusahaan dalam 1 (satu) kerjasama operasi;</w:t>
+              <w:t xml:space="preserve"> perusahaan dalam 1 (satu) </w:t>
+            </w:r>
+            <w:proofErr w:type="spellStart"/>
+            <w:r>
+              <w:rPr>
+                <w:rFonts w:ascii="Bookman Old Style" w:eastAsia="Basic" w:hAnsi="Bookman Old Style" w:cs="Basic"/>
+                <w:highlight w:val="yellow"/>
+              </w:rPr>
+              <w:t>kerjasama</w:t>
+            </w:r>
+            <w:proofErr w:type="spellEnd"/>
+            <w:r>
+              <w:rPr>
+                <w:rFonts w:ascii="Bookman Old Style" w:eastAsia="Basic" w:hAnsi="Bookman Old Style" w:cs="Basic"/>
+                <w:highlight w:val="yellow"/>
+              </w:rPr>
+              <w:t xml:space="preserve"> operasi;</w:t>
             </w:r>
             <w:r>
               <w:rPr>
@@ -7300,7 +7983,23 @@
                 <w:rFonts w:ascii="Bookman Old Style" w:eastAsia="Basic" w:hAnsi="Bookman Old Style" w:cs="Basic"/>
                 <w:highlight w:val="yellow"/>
               </w:rPr>
-              <w:t>Memiliki Nomor Induk Berusaha (NIB) dan Sertifikat Standar terverifikasi (untuk Badan Usaha yang memiliki SBU KBLI 2020);</w:t>
+              <w:t xml:space="preserve">Memiliki Nomor Induk Berusaha (NIB) dan Sertifikat Standar </w:t>
+            </w:r>
+            <w:proofErr w:type="spellStart"/>
+            <w:r>
+              <w:rPr>
+                <w:rFonts w:ascii="Bookman Old Style" w:eastAsia="Basic" w:hAnsi="Bookman Old Style" w:cs="Basic"/>
+                <w:highlight w:val="yellow"/>
+              </w:rPr>
+              <w:t>terverifikasi</w:t>
+            </w:r>
+            <w:proofErr w:type="spellEnd"/>
+            <w:r>
+              <w:rPr>
+                <w:rFonts w:ascii="Bookman Old Style" w:eastAsia="Basic" w:hAnsi="Bookman Old Style" w:cs="Basic"/>
+                <w:highlight w:val="yellow"/>
+              </w:rPr>
+              <w:t xml:space="preserve"> (untuk Badan Usaha yang memiliki SBU KBLI 2020);</w:t>
             </w:r>
           </w:p>
           <w:p>
@@ -7328,7 +8027,39 @@
                 <w:rFonts w:ascii="Bookman Old Style" w:eastAsia="Basic" w:hAnsi="Bookman Old Style" w:cs="Basic"/>
                 <w:highlight w:val="yellow"/>
               </w:rPr>
-              <w:t>dalam hal Sertifikat Standar sebagaimana dimaksud pada angka 1) belum terverifikasi, peserta menyampaikan NIB, Sertifikat Standar belum terverifikasi dan tangkapan layar laman OSS yang mencantumkan bahwa Sertifikat Standar sedang menunggu verifikasi; atau</w:t>
+              <w:t xml:space="preserve">dalam hal Sertifikat Standar sebagaimana dimaksud pada angka 1) belum </w:t>
+            </w:r>
+            <w:proofErr w:type="spellStart"/>
+            <w:r>
+              <w:rPr>
+                <w:rFonts w:ascii="Bookman Old Style" w:eastAsia="Basic" w:hAnsi="Bookman Old Style" w:cs="Basic"/>
+                <w:highlight w:val="yellow"/>
+              </w:rPr>
+              <w:t>terverifikasi</w:t>
+            </w:r>
+            <w:proofErr w:type="spellEnd"/>
+            <w:r>
+              <w:rPr>
+                <w:rFonts w:ascii="Bookman Old Style" w:eastAsia="Basic" w:hAnsi="Bookman Old Style" w:cs="Basic"/>
+                <w:highlight w:val="yellow"/>
+              </w:rPr>
+              <w:t xml:space="preserve">, peserta menyampaikan NIB, Sertifikat Standar belum </w:t>
+            </w:r>
+            <w:proofErr w:type="spellStart"/>
+            <w:r>
+              <w:rPr>
+                <w:rFonts w:ascii="Bookman Old Style" w:eastAsia="Basic" w:hAnsi="Bookman Old Style" w:cs="Basic"/>
+                <w:highlight w:val="yellow"/>
+              </w:rPr>
+              <w:t>terverifikasi</w:t>
+            </w:r>
+            <w:proofErr w:type="spellEnd"/>
+            <w:r>
+              <w:rPr>
+                <w:rFonts w:ascii="Bookman Old Style" w:eastAsia="Basic" w:hAnsi="Bookman Old Style" w:cs="Basic"/>
+                <w:highlight w:val="yellow"/>
+              </w:rPr>
+              <w:t xml:space="preserve"> dan tangkapan layar laman OSS yang mencantumkan bahwa Sertifikat Standar sedang menunggu verifikasi; atau</w:t>
             </w:r>
           </w:p>
           <w:p>
@@ -7434,12 +8165,21 @@
               </w:rPr>
               <w:t xml:space="preserve">serta disyaratkan </w:t>
             </w:r>
-            <w:r>
-              <w:rPr>
-                <w:rFonts w:ascii="Bookman Old Style" w:eastAsia="Basic" w:hAnsi="Bookman Old Style" w:cs="Basic"/>
-                <w:highlight w:val="yellow"/>
-              </w:rPr>
-              <w:t xml:space="preserve">subklasifikasi </w:t>
+            <w:proofErr w:type="spellStart"/>
+            <w:r>
+              <w:rPr>
+                <w:rFonts w:ascii="Bookman Old Style" w:eastAsia="Basic" w:hAnsi="Bookman Old Style" w:cs="Basic"/>
+                <w:highlight w:val="yellow"/>
+              </w:rPr>
+              <w:t>subklasifikasi</w:t>
+            </w:r>
+            <w:proofErr w:type="spellEnd"/>
+            <w:r>
+              <w:rPr>
+                <w:rFonts w:ascii="Bookman Old Style" w:eastAsia="Basic" w:hAnsi="Bookman Old Style" w:cs="Basic"/>
+                <w:highlight w:val="yellow"/>
+              </w:rPr>
+              <w:t xml:space="preserve"> </w:t>
             </w:r>
             <w:r>
               <w:rPr>
@@ -8049,7 +8789,25 @@
                 <w:color w:val="000000"/>
                 <w:highlight w:val="yellow"/>
               </w:rPr>
-              <w:t xml:space="preserve">pimpinan dan pengurus badan usaha bukan sebagai pegawai Kementerian/Lembaga/Perangkat Daerah atau sebagai pegawai Kementerian/Lembaga/Perangkat Daerah yang sedang mengambil cuti diluar tanggungan Negara; </w:t>
+              <w:t xml:space="preserve">pimpinan dan pengurus badan usaha bukan sebagai pegawai Kementerian/Lembaga/Perangkat Daerah atau sebagai pegawai Kementerian/Lembaga/Perangkat Daerah yang sedang mengambil cuti </w:t>
+            </w:r>
+            <w:proofErr w:type="spellStart"/>
+            <w:r>
+              <w:rPr>
+                <w:rFonts w:ascii="Bookman Old Style" w:eastAsia="Basic" w:hAnsi="Bookman Old Style" w:cs="Basic"/>
+                <w:color w:val="000000"/>
+                <w:highlight w:val="yellow"/>
+              </w:rPr>
+              <w:t>diluar</w:t>
+            </w:r>
+            <w:proofErr w:type="spellEnd"/>
+            <w:r>
+              <w:rPr>
+                <w:rFonts w:ascii="Bookman Old Style" w:eastAsia="Basic" w:hAnsi="Bookman Old Style" w:cs="Basic"/>
+                <w:color w:val="000000"/>
+                <w:highlight w:val="yellow"/>
+              </w:rPr>
+              <w:t xml:space="preserve"> tanggungan Negara; </w:t>
             </w:r>
           </w:p>
           <w:p>
@@ -8249,7 +9007,25 @@
                 <w:color w:val="000000"/>
                 <w:highlight w:val="yellow"/>
               </w:rPr>
-              <w:t>memiliki pengalaman paling kurang 1 (satu) pekerjaan jasa konsultansi konstruksi dalam kurun waktu 4 (empat) tahun terakhir, baik di lingkungan pemerintah atau swasta termasuk pengalaman subkontrak, kecuali bagi pelaku usaha kecil yang baru berdiri kurang dari 3 (tiga) tahun dan belum memiliki pengalaman;</w:t>
+              <w:t xml:space="preserve">memiliki pengalaman paling kurang 1 (satu) pekerjaan jasa </w:t>
+            </w:r>
+            <w:proofErr w:type="spellStart"/>
+            <w:r>
+              <w:rPr>
+                <w:rFonts w:ascii="Bookman Old Style" w:eastAsia="Basic" w:hAnsi="Bookman Old Style" w:cs="Basic"/>
+                <w:color w:val="000000"/>
+                <w:highlight w:val="yellow"/>
+              </w:rPr>
+              <w:t>konsultansi</w:t>
+            </w:r>
+            <w:proofErr w:type="spellEnd"/>
+            <w:r>
+              <w:rPr>
+                <w:rFonts w:ascii="Bookman Old Style" w:eastAsia="Basic" w:hAnsi="Bookman Old Style" w:cs="Basic"/>
+                <w:color w:val="000000"/>
+                <w:highlight w:val="yellow"/>
+              </w:rPr>
+              <w:t xml:space="preserve"> konstruksi dalam kurun waktu 4 (empat) tahun terakhir, baik di lingkungan pemerintah atau swasta termasuk pengalaman subkontrak, kecuali bagi pelaku usaha kecil yang baru berdiri kurang dari 3 (tiga) tahun dan belum memiliki pengalaman;</w:t>
             </w:r>
           </w:p>
           <w:p>
@@ -8339,7 +9115,29 @@
                 <w:color w:val="000000"/>
                 <w:highlight w:val="yellow"/>
               </w:rPr>
-              <w:t>[berdasarkan subklasifikasi]</w:t>
+              <w:t xml:space="preserve">[berdasarkan </w:t>
+            </w:r>
+            <w:proofErr w:type="spellStart"/>
+            <w:r>
+              <w:rPr>
+                <w:rFonts w:ascii="Bookman Old Style" w:eastAsia="Basic" w:hAnsi="Bookman Old Style" w:cs="Basic"/>
+                <w:i/>
+                <w:strike/>
+                <w:color w:val="000000"/>
+                <w:highlight w:val="yellow"/>
+              </w:rPr>
+              <w:t>subklasifikasi</w:t>
+            </w:r>
+            <w:proofErr w:type="spellEnd"/>
+            <w:r>
+              <w:rPr>
+                <w:rFonts w:ascii="Bookman Old Style" w:eastAsia="Basic" w:hAnsi="Bookman Old Style" w:cs="Basic"/>
+                <w:i/>
+                <w:strike/>
+                <w:color w:val="000000"/>
+                <w:highlight w:val="yellow"/>
+              </w:rPr>
+              <w:t>]</w:t>
             </w:r>
             <w:r>
               <w:rPr>
@@ -8400,7 +9198,139 @@
                 <w:highlight w:val="yellow"/>
               </w:rPr>
               <w:lastRenderedPageBreak/>
-              <w:t>sudah sesuai dengan final desain. Meliputi jasa yang diberikan di kantor maupun di lapangan seperti pengkajian shop drawings, kunjungan secara periodik kelapangan untuk mengukur progress dan kualitas pekerjaan, memberikan panduan kepada klient dan kontraktor dalam menginterpretasikan dokumen kontrak dan nasihat lain dalam hal teknikal selama proses kontruksi infrastruktur sipil transportasi</w:t>
+              <w:t xml:space="preserve">sudah sesuai dengan final desain. Meliputi jasa yang diberikan di kantor maupun di lapangan seperti pengkajian </w:t>
+            </w:r>
+            <w:proofErr w:type="spellStart"/>
+            <w:r>
+              <w:rPr>
+                <w:rFonts w:ascii="Bookman Old Style" w:eastAsia="Basic" w:hAnsi="Bookman Old Style" w:cs="Basic"/>
+                <w:b/>
+                <w:bCs/>
+                <w:color w:val="000000"/>
+                <w:highlight w:val="yellow"/>
+              </w:rPr>
+              <w:t>shop</w:t>
+            </w:r>
+            <w:proofErr w:type="spellEnd"/>
+            <w:r>
+              <w:rPr>
+                <w:rFonts w:ascii="Bookman Old Style" w:eastAsia="Basic" w:hAnsi="Bookman Old Style" w:cs="Basic"/>
+                <w:b/>
+                <w:bCs/>
+                <w:color w:val="000000"/>
+                <w:highlight w:val="yellow"/>
+              </w:rPr>
+              <w:t xml:space="preserve"> </w:t>
+            </w:r>
+            <w:proofErr w:type="spellStart"/>
+            <w:r>
+              <w:rPr>
+                <w:rFonts w:ascii="Bookman Old Style" w:eastAsia="Basic" w:hAnsi="Bookman Old Style" w:cs="Basic"/>
+                <w:b/>
+                <w:bCs/>
+                <w:color w:val="000000"/>
+                <w:highlight w:val="yellow"/>
+              </w:rPr>
+              <w:t>drawings</w:t>
+            </w:r>
+            <w:proofErr w:type="spellEnd"/>
+            <w:r>
+              <w:rPr>
+                <w:rFonts w:ascii="Bookman Old Style" w:eastAsia="Basic" w:hAnsi="Bookman Old Style" w:cs="Basic"/>
+                <w:b/>
+                <w:bCs/>
+                <w:color w:val="000000"/>
+                <w:highlight w:val="yellow"/>
+              </w:rPr>
+              <w:t xml:space="preserve">, kunjungan secara periodik kelapangan untuk mengukur </w:t>
+            </w:r>
+            <w:proofErr w:type="spellStart"/>
+            <w:r>
+              <w:rPr>
+                <w:rFonts w:ascii="Bookman Old Style" w:eastAsia="Basic" w:hAnsi="Bookman Old Style" w:cs="Basic"/>
+                <w:b/>
+                <w:bCs/>
+                <w:color w:val="000000"/>
+                <w:highlight w:val="yellow"/>
+              </w:rPr>
+              <w:t>progress</w:t>
+            </w:r>
+            <w:proofErr w:type="spellEnd"/>
+            <w:r>
+              <w:rPr>
+                <w:rFonts w:ascii="Bookman Old Style" w:eastAsia="Basic" w:hAnsi="Bookman Old Style" w:cs="Basic"/>
+                <w:b/>
+                <w:bCs/>
+                <w:color w:val="000000"/>
+                <w:highlight w:val="yellow"/>
+              </w:rPr>
+              <w:t xml:space="preserve"> dan kualitas pekerjaan, memberikan panduan kepada </w:t>
+            </w:r>
+            <w:proofErr w:type="spellStart"/>
+            <w:r>
+              <w:rPr>
+                <w:rFonts w:ascii="Bookman Old Style" w:eastAsia="Basic" w:hAnsi="Bookman Old Style" w:cs="Basic"/>
+                <w:b/>
+                <w:bCs/>
+                <w:color w:val="000000"/>
+                <w:highlight w:val="yellow"/>
+              </w:rPr>
+              <w:t>klient</w:t>
+            </w:r>
+            <w:proofErr w:type="spellEnd"/>
+            <w:r>
+              <w:rPr>
+                <w:rFonts w:ascii="Bookman Old Style" w:eastAsia="Basic" w:hAnsi="Bookman Old Style" w:cs="Basic"/>
+                <w:b/>
+                <w:bCs/>
+                <w:color w:val="000000"/>
+                <w:highlight w:val="yellow"/>
+              </w:rPr>
+              <w:t xml:space="preserve"> dan kontraktor dalam menginterpretasikan dokumen kontrak dan nasihat lain dalam hal </w:t>
+            </w:r>
+            <w:proofErr w:type="spellStart"/>
+            <w:r>
+              <w:rPr>
+                <w:rFonts w:ascii="Bookman Old Style" w:eastAsia="Basic" w:hAnsi="Bookman Old Style" w:cs="Basic"/>
+                <w:b/>
+                <w:bCs/>
+                <w:color w:val="000000"/>
+                <w:highlight w:val="yellow"/>
+              </w:rPr>
+              <w:t>teknikal</w:t>
+            </w:r>
+            <w:proofErr w:type="spellEnd"/>
+            <w:r>
+              <w:rPr>
+                <w:rFonts w:ascii="Bookman Old Style" w:eastAsia="Basic" w:hAnsi="Bookman Old Style" w:cs="Basic"/>
+                <w:b/>
+                <w:bCs/>
+                <w:color w:val="000000"/>
+                <w:highlight w:val="yellow"/>
+              </w:rPr>
+              <w:t xml:space="preserve"> selama proses </w:t>
+            </w:r>
+            <w:proofErr w:type="spellStart"/>
+            <w:r>
+              <w:rPr>
+                <w:rFonts w:ascii="Bookman Old Style" w:eastAsia="Basic" w:hAnsi="Bookman Old Style" w:cs="Basic"/>
+                <w:b/>
+                <w:bCs/>
+                <w:color w:val="000000"/>
+                <w:highlight w:val="yellow"/>
+              </w:rPr>
+              <w:t>kontruksi</w:t>
+            </w:r>
+            <w:proofErr w:type="spellEnd"/>
+            <w:r>
+              <w:rPr>
+                <w:rFonts w:ascii="Bookman Old Style" w:eastAsia="Basic" w:hAnsi="Bookman Old Style" w:cs="Basic"/>
+                <w:b/>
+                <w:bCs/>
+                <w:color w:val="000000"/>
+                <w:highlight w:val="yellow"/>
+              </w:rPr>
+              <w:t xml:space="preserve"> infrastruktur sipil transportasi</w:t>
             </w:r>
             <w:r>
               <w:rPr>
@@ -8862,6 +9792,7 @@
               </w:rPr>
               <w:t>Data kualifikasi yang diunggah (</w:t>
             </w:r>
+            <w:proofErr w:type="spellStart"/>
             <w:r>
               <w:rPr>
                 <w:rFonts w:ascii="Bookman Old Style" w:eastAsia="Basic" w:hAnsi="Bookman Old Style" w:cs="Basic"/>
@@ -8870,6 +9801,7 @@
               </w:rPr>
               <w:t>upload</w:t>
             </w:r>
+            <w:proofErr w:type="spellEnd"/>
             <w:r>
               <w:rPr>
                 <w:rFonts w:ascii="Bookman Old Style" w:eastAsia="Basic" w:hAnsi="Bookman Old Style" w:cs="Basic"/>
@@ -10095,7 +11027,29 @@
                       <w:iCs/>
                       <w:highlight w:val="yellow"/>
                     </w:rPr>
-                    <w:t xml:space="preserve">Pekerjaan di bidang Jasa Konsultansi Konstruksi paling kurang 1 (satu) pekerjaan dalam kurun waktu 4 (empat) tahun terakhir baik di lingkungan pemerintah maupun swasta, termasuk pengalaman subkontrak kecuali bagi Penyedia yang </w:t>
+                    <w:t xml:space="preserve">Pekerjaan di bidang Jasa </w:t>
+                  </w:r>
+                  <w:proofErr w:type="spellStart"/>
+                  <w:r>
+                    <w:rPr>
+                      <w:rFonts w:ascii="Bookman Old Style" w:eastAsia="Basic" w:hAnsi="Bookman Old Style" w:cs="Basic"/>
+                      <w:bCs/>
+                      <w:i/>
+                      <w:iCs/>
+                      <w:highlight w:val="yellow"/>
+                    </w:rPr>
+                    <w:t>Konsultansi</w:t>
+                  </w:r>
+                  <w:proofErr w:type="spellEnd"/>
+                  <w:r>
+                    <w:rPr>
+                      <w:rFonts w:ascii="Bookman Old Style" w:eastAsia="Basic" w:hAnsi="Bookman Old Style" w:cs="Basic"/>
+                      <w:bCs/>
+                      <w:i/>
+                      <w:iCs/>
+                      <w:highlight w:val="yellow"/>
+                    </w:rPr>
+                    <w:t xml:space="preserve"> Konstruksi paling kurang 1 (satu) pekerjaan dalam kurun waktu 4 (empat) tahun terakhir baik di lingkungan pemerintah maupun swasta, termasuk pengalaman subkontrak kecuali bagi Penyedia yang </w:t>
                   </w:r>
                   <w:r>
                     <w:rPr>
@@ -10385,7 +11339,31 @@
                       <w:strike/>
                       <w:highlight w:val="yellow"/>
                     </w:rPr>
-                    <w:t xml:space="preserve">untuk pekerjaan Usaha Kecil berdasarkan subklasifikasi; atau </w:t>
+                    <w:t xml:space="preserve">untuk pekerjaan Usaha Kecil berdasarkan </w:t>
+                  </w:r>
+                  <w:proofErr w:type="spellStart"/>
+                  <w:r>
+                    <w:rPr>
+                      <w:rFonts w:ascii="Bookman Old Style" w:eastAsia="Basic" w:hAnsi="Bookman Old Style" w:cs="Basic"/>
+                      <w:bCs/>
+                      <w:i/>
+                      <w:iCs/>
+                      <w:strike/>
+                      <w:highlight w:val="yellow"/>
+                    </w:rPr>
+                    <w:t>subklasifikasi</w:t>
+                  </w:r>
+                  <w:proofErr w:type="spellEnd"/>
+                  <w:r>
+                    <w:rPr>
+                      <w:rFonts w:ascii="Bookman Old Style" w:eastAsia="Basic" w:hAnsi="Bookman Old Style" w:cs="Basic"/>
+                      <w:bCs/>
+                      <w:i/>
+                      <w:iCs/>
+                      <w:strike/>
+                      <w:highlight w:val="yellow"/>
+                    </w:rPr>
+                    <w:t xml:space="preserve">; atau </w:t>
                   </w:r>
                 </w:p>
                 <w:p>
@@ -10415,7 +11393,29 @@
                       <w:iCs/>
                       <w:highlight w:val="yellow"/>
                     </w:rPr>
-                    <w:t>untuk pekerjaan Usaha Menengah atau Usaha Besar, pekerjaan sejenis berdasarkan subklasifikasi atau berdasarkan lingkup pekerjaan:</w:t>
+                    <w:t xml:space="preserve">untuk pekerjaan Usaha Menengah atau Usaha Besar, pekerjaan sejenis berdasarkan </w:t>
+                  </w:r>
+                  <w:proofErr w:type="spellStart"/>
+                  <w:r>
+                    <w:rPr>
+                      <w:rFonts w:ascii="Bookman Old Style" w:eastAsia="Basic" w:hAnsi="Bookman Old Style" w:cs="Basic"/>
+                      <w:bCs/>
+                      <w:i/>
+                      <w:iCs/>
+                      <w:highlight w:val="yellow"/>
+                    </w:rPr>
+                    <w:t>subklasifikasi</w:t>
+                  </w:r>
+                  <w:proofErr w:type="spellEnd"/>
+                  <w:r>
+                    <w:rPr>
+                      <w:rFonts w:ascii="Bookman Old Style" w:eastAsia="Basic" w:hAnsi="Bookman Old Style" w:cs="Basic"/>
+                      <w:bCs/>
+                      <w:i/>
+                      <w:iCs/>
+                      <w:highlight w:val="yellow"/>
+                    </w:rPr>
+                    <w:t xml:space="preserve"> atau berdasarkan lingkup pekerjaan:</w:t>
                   </w:r>
                 </w:p>
                 <w:p>
@@ -11215,6 +12215,112 @@
       <w:pPr>
         <w:spacing w:before="2" w:line="276" w:lineRule="auto"/>
         <w:ind w:right="74"/>
+        <w:jc w:val="both"/>
+        <w:rPr>
+          <w:rFonts w:ascii="Arial" w:eastAsia="Arial" w:hAnsi="Arial" w:cs="Arial"/>
+          <w:i/>
+          <w:iCs/>
+          <w:sz w:val="22"/>
+          <w:szCs w:val="22"/>
+        </w:rPr>
+      </w:pPr>
+      <w:r>
+        <w:rPr>
+          <w:rFonts w:ascii="Arial" w:eastAsia="Arial" w:hAnsi="Arial" w:cs="Arial"/>
+          <w:sz w:val="22"/>
+          <w:szCs w:val="22"/>
+        </w:rPr>
+        <w:t xml:space="preserve">Berdasarkan Rapat </w:t>
+      </w:r>
+      <w:proofErr w:type="spellStart"/>
+      <w:r>
+        <w:rPr>
+          <w:rFonts w:ascii="Arial" w:eastAsia="Arial" w:hAnsi="Arial" w:cs="Arial"/>
+          <w:sz w:val="22"/>
+          <w:szCs w:val="22"/>
+        </w:rPr>
+        <w:t>Reviu</w:t>
+      </w:r>
+      <w:proofErr w:type="spellEnd"/>
+      <w:r>
+        <w:rPr>
+          <w:rFonts w:ascii="Arial" w:eastAsia="Arial" w:hAnsi="Arial" w:cs="Arial"/>
+          <w:sz w:val="22"/>
+          <w:szCs w:val="22"/>
+        </w:rPr>
+        <w:t xml:space="preserve"> Dokumen </w:t>
+      </w:r>
+      <w:r>
+        <w:rPr>
+          <w:rFonts w:ascii="Arial" w:eastAsia="Arial" w:hAnsi="Arial" w:cs="Arial"/>
+          <w:sz w:val="22"/>
+          <w:szCs w:val="22"/>
+        </w:rPr>
+        <w:t>Kualifikasi</w:t>
+      </w:r>
+      <w:r>
+        <w:rPr>
+          <w:rFonts w:ascii="Arial" w:eastAsia="Arial" w:hAnsi="Arial" w:cs="Arial"/>
+          <w:sz w:val="22"/>
+          <w:szCs w:val="22"/>
+        </w:rPr>
+        <w:t xml:space="preserve"> yang telah dilakukan, Pokja Pemilihan, Tim Pelaksana, dan PPK </w:t>
+      </w:r>
+      <w:r>
+        <w:rPr>
+          <w:rFonts w:ascii="Arial" w:eastAsia="Arial" w:hAnsi="Arial" w:cs="Arial"/>
+          <w:b/>
+          <w:bCs/>
+          <w:sz w:val="22"/>
+          <w:szCs w:val="22"/>
+        </w:rPr>
+        <w:t>sepakat</w:t>
+      </w:r>
+      <w:r>
+        <w:rPr>
+          <w:rFonts w:ascii="Arial" w:eastAsia="Arial" w:hAnsi="Arial" w:cs="Arial"/>
+          <w:sz w:val="22"/>
+          <w:szCs w:val="22"/>
+        </w:rPr>
+        <w:t xml:space="preserve"> untuk </w:t>
+      </w:r>
+      <w:r>
+        <w:rPr>
+          <w:rFonts w:ascii="Arial" w:eastAsia="Arial" w:hAnsi="Arial" w:cs="Arial"/>
+          <w:sz w:val="22"/>
+          <w:szCs w:val="22"/>
+        </w:rPr>
+        <w:t>ditetapkan</w:t>
+      </w:r>
+      <w:r>
+        <w:rPr>
+          <w:rFonts w:ascii="Arial" w:eastAsia="Arial" w:hAnsi="Arial" w:cs="Arial"/>
+          <w:sz w:val="22"/>
+          <w:szCs w:val="22"/>
+        </w:rPr>
+        <w:t xml:space="preserve"> Dokumen </w:t>
+      </w:r>
+      <w:r>
+        <w:rPr>
+          <w:rFonts w:ascii="Arial" w:eastAsia="Arial" w:hAnsi="Arial" w:cs="Arial"/>
+          <w:sz w:val="22"/>
+          <w:szCs w:val="22"/>
+        </w:rPr>
+        <w:t>Kualifikasi</w:t>
+      </w:r>
+      <w:r>
+        <w:rPr>
+          <w:rFonts w:ascii="Arial" w:eastAsia="Arial" w:hAnsi="Arial" w:cs="Arial"/>
+          <w:sz w:val="22"/>
+          <w:szCs w:val="22"/>
+        </w:rPr>
+        <w:t>.</w:t>
+      </w:r>
+    </w:p>
+    <w:p>
+      <w:pPr>
+        <w:spacing w:before="2" w:line="276" w:lineRule="auto"/>
+        <w:ind w:right="74"/>
         <w:jc w:val="right"/>
         <w:rPr>
           <w:rFonts w:ascii="Arial" w:eastAsia="Arial" w:hAnsi="Arial" w:cs="Arial"/>
@@ -11376,7 +12482,25 @@
           <w:szCs w:val="22"/>
         </w:rPr>
         <w:lastRenderedPageBreak/>
-        <w:t xml:space="preserve">Demikian berita acara reviu dokumen </w:t>
+        <w:t xml:space="preserve">Demikian berita acara </w:t>
+      </w:r>
+      <w:proofErr w:type="spellStart"/>
+      <w:r>
+        <w:rPr>
+          <w:rFonts w:ascii="Arial" w:eastAsia="Arial" w:hAnsi="Arial" w:cs="Arial"/>
+          <w:sz w:val="22"/>
+          <w:szCs w:val="22"/>
+        </w:rPr>
+        <w:t>reviu</w:t>
+      </w:r>
+      <w:proofErr w:type="spellEnd"/>
+      <w:r>
+        <w:rPr>
+          <w:rFonts w:ascii="Arial" w:eastAsia="Arial" w:hAnsi="Arial" w:cs="Arial"/>
+          <w:sz w:val="22"/>
+          <w:szCs w:val="22"/>
+        </w:rPr>
+        <w:t xml:space="preserve"> dokumen </w:t>
       </w:r>
       <w:r>
         <w:rPr>
@@ -11443,7 +12567,29 @@
           <w:sz w:val="22"/>
           <w:szCs w:val="22"/>
         </w:rPr>
-        <w:t>{kode_pokja}</w:t>
+        <w:t>{</w:t>
+      </w:r>
+      <w:proofErr w:type="spellStart"/>
+      <w:r>
+        <w:rPr>
+          <w:rFonts w:ascii="Arial" w:eastAsia="Arial" w:hAnsi="Arial" w:cs="Arial"/>
+          <w:b/>
+          <w:bCs/>
+          <w:sz w:val="22"/>
+          <w:szCs w:val="22"/>
+        </w:rPr>
+        <w:t>kode_pokja</w:t>
+      </w:r>
+      <w:proofErr w:type="spellEnd"/>
+      <w:r>
+        <w:rPr>
+          <w:rFonts w:ascii="Arial" w:eastAsia="Arial" w:hAnsi="Arial" w:cs="Arial"/>
+          <w:b/>
+          <w:bCs/>
+          <w:sz w:val="22"/>
+          <w:szCs w:val="22"/>
+        </w:rPr>
+        <w:t>}</w:t>
       </w:r>
       <w:r>
         <w:rPr>
@@ -11512,7 +12658,29 @@
           <w:sz w:val="22"/>
           <w:szCs w:val="22"/>
         </w:rPr>
-        <w:t>{tahun_anggaran}</w:t>
+        <w:t>{</w:t>
+      </w:r>
+      <w:proofErr w:type="spellStart"/>
+      <w:r>
+        <w:rPr>
+          <w:rFonts w:ascii="Arial" w:eastAsia="Arial" w:hAnsi="Arial" w:cs="Arial"/>
+          <w:b/>
+          <w:bCs/>
+          <w:sz w:val="22"/>
+          <w:szCs w:val="22"/>
+        </w:rPr>
+        <w:t>tahun_anggaran</w:t>
+      </w:r>
+      <w:proofErr w:type="spellEnd"/>
+      <w:r>
+        <w:rPr>
+          <w:rFonts w:ascii="Arial" w:eastAsia="Arial" w:hAnsi="Arial" w:cs="Arial"/>
+          <w:b/>
+          <w:bCs/>
+          <w:sz w:val="22"/>
+          <w:szCs w:val="22"/>
+        </w:rPr>
+        <w:t>}</w:t>
       </w:r>
     </w:p>
     <w:p>
@@ -11572,6 +12740,7 @@
                 <w:szCs w:val="22"/>
               </w:rPr>
             </w:pPr>
+            <w:proofErr w:type="spellStart"/>
             <w:r>
               <w:rPr>
                 <w:rFonts w:ascii="Arial" w:hAnsi="Arial" w:cs="Arial"/>
@@ -11582,6 +12751,7 @@
               </w:rPr>
               <w:t>No</w:t>
             </w:r>
+            <w:proofErr w:type="spellEnd"/>
           </w:p>
         </w:tc>
         <w:tc>
@@ -11730,7 +12900,27 @@
                 <w:sz w:val="22"/>
                 <w:szCs w:val="22"/>
               </w:rPr>
-              <w:t>{ketua_timlak}</w:t>
+              <w:t>{</w:t>
+            </w:r>
+            <w:proofErr w:type="spellStart"/>
+            <w:r>
+              <w:rPr>
+                <w:rFonts w:ascii="Arial" w:eastAsia="Arial" w:hAnsi="Arial" w:cs="Arial"/>
+                <w:spacing w:val="2"/>
+                <w:sz w:val="22"/>
+                <w:szCs w:val="22"/>
+              </w:rPr>
+              <w:t>ketua_timlak</w:t>
+            </w:r>
+            <w:proofErr w:type="spellEnd"/>
+            <w:r>
+              <w:rPr>
+                <w:rFonts w:ascii="Arial" w:eastAsia="Arial" w:hAnsi="Arial" w:cs="Arial"/>
+                <w:spacing w:val="2"/>
+                <w:sz w:val="22"/>
+                <w:szCs w:val="22"/>
+              </w:rPr>
+              <w:t>}</w:t>
             </w:r>
           </w:p>
         </w:tc>
@@ -11843,7 +13033,27 @@
                 <w:sz w:val="22"/>
                 <w:szCs w:val="22"/>
               </w:rPr>
-              <w:t>{sekre_timlak}</w:t>
+              <w:t>{</w:t>
+            </w:r>
+            <w:proofErr w:type="spellStart"/>
+            <w:r>
+              <w:rPr>
+                <w:rFonts w:ascii="Arial" w:eastAsia="Arial" w:hAnsi="Arial" w:cs="Arial"/>
+                <w:spacing w:val="2"/>
+                <w:sz w:val="22"/>
+                <w:szCs w:val="22"/>
+              </w:rPr>
+              <w:t>sekre_timlak</w:t>
+            </w:r>
+            <w:proofErr w:type="spellEnd"/>
+            <w:r>
+              <w:rPr>
+                <w:rFonts w:ascii="Arial" w:eastAsia="Arial" w:hAnsi="Arial" w:cs="Arial"/>
+                <w:spacing w:val="2"/>
+                <w:sz w:val="22"/>
+                <w:szCs w:val="22"/>
+              </w:rPr>
+              <w:t>}</w:t>
             </w:r>
           </w:p>
         </w:tc>
@@ -11953,7 +13163,25 @@
                 <w:sz w:val="22"/>
                 <w:szCs w:val="22"/>
               </w:rPr>
-              <w:t>{anggota_timlak}</w:t>
+              <w:t>{</w:t>
+            </w:r>
+            <w:proofErr w:type="spellStart"/>
+            <w:r>
+              <w:rPr>
+                <w:rFonts w:ascii="Arial" w:eastAsia="Arial" w:hAnsi="Arial" w:cs="Arial"/>
+                <w:sz w:val="22"/>
+                <w:szCs w:val="22"/>
+              </w:rPr>
+              <w:t>anggota_timlak</w:t>
+            </w:r>
+            <w:proofErr w:type="spellEnd"/>
+            <w:r>
+              <w:rPr>
+                <w:rFonts w:ascii="Arial" w:eastAsia="Arial" w:hAnsi="Arial" w:cs="Arial"/>
+                <w:sz w:val="22"/>
+                <w:szCs w:val="22"/>
+              </w:rPr>
+              <w:t>}</w:t>
             </w:r>
           </w:p>
         </w:tc>
@@ -12067,8 +13295,9 @@
           <w:sz w:val="22"/>
           <w:szCs w:val="22"/>
         </w:rPr>
-        <w:t xml:space="preserve">{kode_pokja} </w:t>
-      </w:r>
+        <w:t>{</w:t>
+      </w:r>
+      <w:proofErr w:type="spellStart"/>
       <w:r>
         <w:rPr>
           <w:rFonts w:ascii="Arial" w:eastAsia="Arial" w:hAnsi="Arial" w:cs="Arial"/>
@@ -12076,10 +13305,10 @@
           <w:bCs/>
           <w:sz w:val="22"/>
           <w:szCs w:val="22"/>
-          <w:lang w:val="ms-MY"/>
-        </w:rPr>
-        <w:t xml:space="preserve">BP2JK WILAYAH KALIMANTAN SELATAN TAHUN ANGGARAN </w:t>
-      </w:r>
+        </w:rPr>
+        <w:t>kode_pokja</w:t>
+      </w:r>
+      <w:proofErr w:type="spellEnd"/>
       <w:r>
         <w:rPr>
           <w:rFonts w:ascii="Arial" w:eastAsia="Arial" w:hAnsi="Arial" w:cs="Arial"/>
@@ -12088,7 +13317,50 @@
           <w:sz w:val="22"/>
           <w:szCs w:val="22"/>
         </w:rPr>
-        <w:t>{tahun_anggaran}</w:t>
+        <w:t xml:space="preserve">} </w:t>
+      </w:r>
+      <w:r>
+        <w:rPr>
+          <w:rFonts w:ascii="Arial" w:eastAsia="Arial" w:hAnsi="Arial" w:cs="Arial"/>
+          <w:b/>
+          <w:bCs/>
+          <w:sz w:val="22"/>
+          <w:szCs w:val="22"/>
+          <w:lang w:val="ms-MY"/>
+        </w:rPr>
+        <w:t xml:space="preserve">BP2JK WILAYAH KALIMANTAN SELATAN TAHUN ANGGARAN </w:t>
+      </w:r>
+      <w:r>
+        <w:rPr>
+          <w:rFonts w:ascii="Arial" w:eastAsia="Arial" w:hAnsi="Arial" w:cs="Arial"/>
+          <w:b/>
+          <w:bCs/>
+          <w:sz w:val="22"/>
+          <w:szCs w:val="22"/>
+        </w:rPr>
+        <w:t>{</w:t>
+      </w:r>
+      <w:proofErr w:type="spellStart"/>
+      <w:r>
+        <w:rPr>
+          <w:rFonts w:ascii="Arial" w:eastAsia="Arial" w:hAnsi="Arial" w:cs="Arial"/>
+          <w:b/>
+          <w:bCs/>
+          <w:sz w:val="22"/>
+          <w:szCs w:val="22"/>
+        </w:rPr>
+        <w:t>tahun_anggaran</w:t>
+      </w:r>
+      <w:proofErr w:type="spellEnd"/>
+      <w:r>
+        <w:rPr>
+          <w:rFonts w:ascii="Arial" w:eastAsia="Arial" w:hAnsi="Arial" w:cs="Arial"/>
+          <w:b/>
+          <w:bCs/>
+          <w:sz w:val="22"/>
+          <w:szCs w:val="22"/>
+        </w:rPr>
+        <w:t>}</w:t>
       </w:r>
     </w:p>
     <w:p>
@@ -12151,6 +13423,7 @@
                 <w:szCs w:val="22"/>
               </w:rPr>
             </w:pPr>
+            <w:proofErr w:type="spellStart"/>
             <w:r>
               <w:rPr>
                 <w:rFonts w:ascii="Arial" w:hAnsi="Arial" w:cs="Arial"/>
@@ -12161,6 +13434,7 @@
               </w:rPr>
               <w:t>No</w:t>
             </w:r>
+            <w:proofErr w:type="spellEnd"/>
           </w:p>
         </w:tc>
         <w:tc>
@@ -12321,7 +13595,25 @@
                 <w:sz w:val="22"/>
                 <w:szCs w:val="22"/>
               </w:rPr>
-              <w:t>{ketua_pokja}</w:t>
+              <w:t>{</w:t>
+            </w:r>
+            <w:proofErr w:type="spellStart"/>
+            <w:r>
+              <w:rPr>
+                <w:rFonts w:ascii="Arial" w:hAnsi="Arial" w:cs="Arial"/>
+                <w:sz w:val="22"/>
+                <w:szCs w:val="22"/>
+              </w:rPr>
+              <w:t>ketua_pokja</w:t>
+            </w:r>
+            <w:proofErr w:type="spellEnd"/>
+            <w:r>
+              <w:rPr>
+                <w:rFonts w:ascii="Arial" w:hAnsi="Arial" w:cs="Arial"/>
+                <w:sz w:val="22"/>
+                <w:szCs w:val="22"/>
+              </w:rPr>
+              <w:t>}</w:t>
             </w:r>
           </w:p>
         </w:tc>
@@ -12437,7 +13729,25 @@
                 <w:sz w:val="22"/>
                 <w:szCs w:val="22"/>
               </w:rPr>
-              <w:t>{sekre_pokja}</w:t>
+              <w:t>{</w:t>
+            </w:r>
+            <w:proofErr w:type="spellStart"/>
+            <w:r>
+              <w:rPr>
+                <w:rFonts w:ascii="Arial" w:hAnsi="Arial" w:cs="Arial"/>
+                <w:sz w:val="22"/>
+                <w:szCs w:val="22"/>
+              </w:rPr>
+              <w:t>sekre_pokja</w:t>
+            </w:r>
+            <w:proofErr w:type="spellEnd"/>
+            <w:r>
+              <w:rPr>
+                <w:rFonts w:ascii="Arial" w:hAnsi="Arial" w:cs="Arial"/>
+                <w:sz w:val="22"/>
+                <w:szCs w:val="22"/>
+              </w:rPr>
+              <w:t>}</w:t>
             </w:r>
           </w:p>
         </w:tc>
@@ -12554,8 +13864,18 @@
                 <w:sz w:val="22"/>
                 <w:szCs w:val="22"/>
               </w:rPr>
-              <w:t>{anggota_pokja</w:t>
-            </w:r>
+              <w:t>{</w:t>
+            </w:r>
+            <w:proofErr w:type="spellStart"/>
+            <w:r>
+              <w:rPr>
+                <w:rFonts w:ascii="Arial" w:hAnsi="Arial" w:cs="Arial"/>
+                <w:sz w:val="22"/>
+                <w:szCs w:val="22"/>
+              </w:rPr>
+              <w:t>anggota_pokja</w:t>
+            </w:r>
+            <w:proofErr w:type="spellEnd"/>
             <w:r>
               <w:rPr>
                 <w:rFonts w:ascii="Arial" w:hAnsi="Arial" w:cs="Arial"/>
@@ -12689,8 +14009,18 @@
                 <w:sz w:val="22"/>
                 <w:szCs w:val="22"/>
               </w:rPr>
-              <w:t>{anggota_pokja</w:t>
-            </w:r>
+              <w:t>{</w:t>
+            </w:r>
+            <w:proofErr w:type="spellStart"/>
+            <w:r>
+              <w:rPr>
+                <w:rFonts w:ascii="Arial" w:hAnsi="Arial" w:cs="Arial"/>
+                <w:sz w:val="22"/>
+                <w:szCs w:val="22"/>
+              </w:rPr>
+              <w:t>anggota_pokja</w:t>
+            </w:r>
+            <w:proofErr w:type="spellEnd"/>
             <w:r>
               <w:rPr>
                 <w:rFonts w:ascii="Arial" w:hAnsi="Arial" w:cs="Arial"/>
@@ -12822,8 +14152,18 @@
                 <w:sz w:val="22"/>
                 <w:szCs w:val="22"/>
               </w:rPr>
-              <w:t>{anggota_pokja</w:t>
-            </w:r>
+              <w:t>{</w:t>
+            </w:r>
+            <w:proofErr w:type="spellStart"/>
+            <w:r>
+              <w:rPr>
+                <w:rFonts w:ascii="Arial" w:hAnsi="Arial" w:cs="Arial"/>
+                <w:sz w:val="22"/>
+                <w:szCs w:val="22"/>
+              </w:rPr>
+              <w:t>anggota_pokja</w:t>
+            </w:r>
+            <w:proofErr w:type="spellEnd"/>
             <w:r>
               <w:rPr>
                 <w:rFonts w:ascii="Arial" w:hAnsi="Arial" w:cs="Arial"/>
@@ -12936,8 +14276,9 @@
           <w:szCs w:val="22"/>
           <w:lang w:val="ms-MY"/>
         </w:rPr>
-        <w:t>{satuan_kerja</w:t>
-      </w:r>
+        <w:t>{</w:t>
+      </w:r>
+      <w:proofErr w:type="spellStart"/>
       <w:r>
         <w:rPr>
           <w:rFonts w:ascii="Arial" w:eastAsia="Arial" w:hAnsi="Arial" w:cs="Arial"/>
@@ -12945,9 +14286,33 @@
           <w:bCs/>
           <w:sz w:val="22"/>
           <w:szCs w:val="22"/>
-        </w:rPr>
-        <w:t>_upper</w:t>
-      </w:r>
+          <w:lang w:val="ms-MY"/>
+        </w:rPr>
+        <w:t>satuan_kerja</w:t>
+      </w:r>
+      <w:proofErr w:type="spellEnd"/>
+      <w:r>
+        <w:rPr>
+          <w:rFonts w:ascii="Arial" w:eastAsia="Arial" w:hAnsi="Arial" w:cs="Arial"/>
+          <w:b/>
+          <w:bCs/>
+          <w:sz w:val="22"/>
+          <w:szCs w:val="22"/>
+        </w:rPr>
+        <w:t>_</w:t>
+      </w:r>
+      <w:proofErr w:type="spellStart"/>
+      <w:r>
+        <w:rPr>
+          <w:rFonts w:ascii="Arial" w:eastAsia="Arial" w:hAnsi="Arial" w:cs="Arial"/>
+          <w:b/>
+          <w:bCs/>
+          <w:sz w:val="22"/>
+          <w:szCs w:val="22"/>
+        </w:rPr>
+        <w:t>upper</w:t>
+      </w:r>
+      <w:proofErr w:type="spellEnd"/>
       <w:r>
         <w:rPr>
           <w:rFonts w:ascii="Arial" w:eastAsia="Arial" w:hAnsi="Arial" w:cs="Arial"/>
@@ -13017,6 +14382,7 @@
                 <w:szCs w:val="22"/>
               </w:rPr>
             </w:pPr>
+            <w:proofErr w:type="spellStart"/>
             <w:r>
               <w:rPr>
                 <w:rFonts w:ascii="Arial" w:hAnsi="Arial" w:cs="Arial"/>
@@ -13027,6 +14393,7 @@
               </w:rPr>
               <w:t>No</w:t>
             </w:r>
+            <w:proofErr w:type="spellEnd"/>
           </w:p>
         </w:tc>
         <w:tc>
@@ -13175,7 +14542,29 @@
                 <w:szCs w:val="22"/>
                 <w:lang w:val="en-US"/>
               </w:rPr>
-              <w:t>{nama_ppk}</w:t>
+              <w:t>{</w:t>
+            </w:r>
+            <w:proofErr w:type="spellStart"/>
+            <w:r>
+              <w:rPr>
+                <w:rFonts w:ascii="Arial" w:eastAsia="Arial" w:hAnsi="Arial" w:cs="Arial"/>
+                <w:spacing w:val="-2"/>
+                <w:sz w:val="22"/>
+                <w:szCs w:val="22"/>
+                <w:lang w:val="en-US"/>
+              </w:rPr>
+              <w:t>nama_ppk</w:t>
+            </w:r>
+            <w:proofErr w:type="spellEnd"/>
+            <w:r>
+              <w:rPr>
+                <w:rFonts w:ascii="Arial" w:eastAsia="Arial" w:hAnsi="Arial" w:cs="Arial"/>
+                <w:spacing w:val="-2"/>
+                <w:sz w:val="22"/>
+                <w:szCs w:val="22"/>
+                <w:lang w:val="en-US"/>
+              </w:rPr>
+              <w:t>}</w:t>
             </w:r>
           </w:p>
         </w:tc>
@@ -13205,7 +14594,27 @@
                 <w:szCs w:val="22"/>
                 <w:lang w:val="en-US"/>
               </w:rPr>
-              <w:t>{ppk}</w:t>
+              <w:t>{</w:t>
+            </w:r>
+            <w:proofErr w:type="spellStart"/>
+            <w:r>
+              <w:rPr>
+                <w:rFonts w:ascii="Arial" w:hAnsi="Arial" w:cs="Arial"/>
+                <w:sz w:val="22"/>
+                <w:szCs w:val="22"/>
+                <w:lang w:val="en-US"/>
+              </w:rPr>
+              <w:t>ppk</w:t>
+            </w:r>
+            <w:proofErr w:type="spellEnd"/>
+            <w:r>
+              <w:rPr>
+                <w:rFonts w:ascii="Arial" w:hAnsi="Arial" w:cs="Arial"/>
+                <w:sz w:val="22"/>
+                <w:szCs w:val="22"/>
+                <w:lang w:val="en-US"/>
+              </w:rPr>
+              <w:t>}</w:t>
             </w:r>
           </w:p>
         </w:tc>
@@ -13597,7 +15006,31 @@
         <w:szCs w:val="18"/>
         <w:lang w:val="en-US"/>
       </w:rPr>
-      <w:t>{kode_pokja}</w:t>
+      <w:t>{</w:t>
+    </w:r>
+    <w:proofErr w:type="spellStart"/>
+    <w:r>
+      <w:rPr>
+        <w:rFonts w:ascii="Arial" w:eastAsia="Calibri" w:hAnsi="Arial" w:cs="Arial"/>
+        <w:b/>
+        <w:bCs/>
+        <w:sz w:val="18"/>
+        <w:szCs w:val="18"/>
+        <w:lang w:val="en-US"/>
+      </w:rPr>
+      <w:t>kode_pokja</w:t>
+    </w:r>
+    <w:proofErr w:type="spellEnd"/>
+    <w:r>
+      <w:rPr>
+        <w:rFonts w:ascii="Arial" w:eastAsia="Calibri" w:hAnsi="Arial" w:cs="Arial"/>
+        <w:b/>
+        <w:bCs/>
+        <w:sz w:val="18"/>
+        <w:szCs w:val="18"/>
+        <w:lang w:val="en-US"/>
+      </w:rPr>
+      <w:t>}</w:t>
     </w:r>
     <w:r>
       <w:rPr>
@@ -13630,7 +15063,25 @@
         <w:sz w:val="14"/>
         <w:szCs w:val="14"/>
       </w:rPr>
-      <w:t xml:space="preserve">Alamat: Jl. Yos Sudarso No. 37A Lt.2, Banjarmasin 70119 Telp.0511-6723416 email: </w:t>
+      <w:t xml:space="preserve">Alamat: Jl. Yos </w:t>
+    </w:r>
+    <w:proofErr w:type="spellStart"/>
+    <w:r>
+      <w:rPr>
+        <w:rFonts w:ascii="Arial" w:eastAsia="Calibri" w:hAnsi="Arial" w:cs="Arial"/>
+        <w:sz w:val="14"/>
+        <w:szCs w:val="14"/>
+      </w:rPr>
+      <w:t>Sudarso</w:t>
+    </w:r>
+    <w:proofErr w:type="spellEnd"/>
+    <w:r>
+      <w:rPr>
+        <w:rFonts w:ascii="Arial" w:eastAsia="Calibri" w:hAnsi="Arial" w:cs="Arial"/>
+        <w:sz w:val="14"/>
+        <w:szCs w:val="14"/>
+      </w:rPr>
+      <w:t xml:space="preserve"> No. 37A Lt.2, Banjarmasin 70119 Telp.0511-6723416 email: </w:t>
     </w:r>
     <w:hyperlink r:id="rId2" w:history="1">
       <w:r>
@@ -17503,15 +18954,22 @@
 </file>
 
 <file path=customXml/item1.xml><?xml version="1.0" encoding="utf-8"?>
-<?mso-contentType ?>
-<FormTemplates xmlns="http://schemas.microsoft.com/sharepoint/v3/contenttype/forms">
-  <Display>DocumentLibraryForm</Display>
-  <Edit>DocumentLibraryForm</Edit>
-  <New>DocumentLibraryForm</New>
-</FormTemplates>
+<p:properties xmlns:p="http://schemas.microsoft.com/office/2006/metadata/properties" xmlns:xsi="http://www.w3.org/2001/XMLSchema-instance" xmlns:pc="http://schemas.microsoft.com/office/infopath/2007/PartnerControls">
+  <documentManagement>
+    <TaxCatchAll xmlns="23b7ebbb-480e-4d36-8f38-fd0ac82dae9c" xsi:nil="true"/>
+    <lcf76f155ced4ddcb4097134ff3c332f xmlns="87f1a149-5420-40c2-b2e8-d8d0877ebc85">
+      <Terms xmlns="http://schemas.microsoft.com/office/infopath/2007/PartnerControls"/>
+    </lcf76f155ced4ddcb4097134ff3c332f>
+    <PIC xmlns="87f1a149-5420-40c2-b2e8-d8d0877ebc85" xsi:nil="true"/>
+  </documentManagement>
+</p:properties>
 </file>
 
 <file path=customXml/item2.xml><?xml version="1.0" encoding="utf-8"?>
+<b:Sources xmlns:b="http://schemas.openxmlformats.org/officeDocument/2006/bibliography" xmlns="http://schemas.openxmlformats.org/officeDocument/2006/bibliography" SelectedStyle="\APASixthEditionOfficeOnline.xsl" StyleName="APA" Version="6"/>
+</file>
+
+<file path=customXml/item3.xml><?xml version="1.0" encoding="utf-8"?>
 <ct:contentTypeSchema xmlns:ct="http://schemas.microsoft.com/office/2006/metadata/contentType" xmlns:ma="http://schemas.microsoft.com/office/2006/metadata/properties/metaAttributes" ct:_="" ma:_="" ma:contentTypeName="Document" ma:contentTypeID="0x010100AEF28E0A17E4AE4FA5DD6A9AABB5DBC8" ma:contentTypeVersion="16" ma:contentTypeDescription="Create a new document." ma:contentTypeScope="" ma:versionID="a17fa769c7c4fea18ba461e558e121e5">
   <xsd:schema xmlns:xsd="http://www.w3.org/2001/XMLSchema" xmlns:xs="http://www.w3.org/2001/XMLSchema" xmlns:p="http://schemas.microsoft.com/office/2006/metadata/properties" xmlns:ns2="87f1a149-5420-40c2-b2e8-d8d0877ebc85" xmlns:ns3="23b7ebbb-480e-4d36-8f38-fd0ac82dae9c" targetNamespace="http://schemas.microsoft.com/office/2006/metadata/properties" ma:root="true" ma:fieldsID="3bfa0fac8ae4d24da5269d6ff34039be" ns2:_="" ns3:_="">
     <xsd:import namespace="87f1a149-5420-40c2-b2e8-d8d0877ebc85"/>
@@ -17754,31 +19212,35 @@
 </ct:contentTypeSchema>
 </file>
 
-<file path=customXml/item3.xml><?xml version="1.0" encoding="utf-8"?>
-<b:Sources xmlns:b="http://schemas.openxmlformats.org/officeDocument/2006/bibliography" xmlns="http://schemas.openxmlformats.org/officeDocument/2006/bibliography" SelectedStyle="\APASixthEditionOfficeOnline.xsl" StyleName="APA" Version="6"/>
-</file>
-
 <file path=customXml/item4.xml><?xml version="1.0" encoding="utf-8"?>
-<p:properties xmlns:p="http://schemas.microsoft.com/office/2006/metadata/properties" xmlns:xsi="http://www.w3.org/2001/XMLSchema-instance" xmlns:pc="http://schemas.microsoft.com/office/infopath/2007/PartnerControls">
-  <documentManagement>
-    <TaxCatchAll xmlns="23b7ebbb-480e-4d36-8f38-fd0ac82dae9c" xsi:nil="true"/>
-    <lcf76f155ced4ddcb4097134ff3c332f xmlns="87f1a149-5420-40c2-b2e8-d8d0877ebc85">
-      <Terms xmlns="http://schemas.microsoft.com/office/infopath/2007/PartnerControls"/>
-    </lcf76f155ced4ddcb4097134ff3c332f>
-    <PIC xmlns="87f1a149-5420-40c2-b2e8-d8d0877ebc85" xsi:nil="true"/>
-  </documentManagement>
-</p:properties>
+<?mso-contentType ?>
+<FormTemplates xmlns="http://schemas.microsoft.com/sharepoint/v3/contenttype/forms">
+  <Display>DocumentLibraryForm</Display>
+  <Edit>DocumentLibraryForm</Edit>
+  <New>DocumentLibraryForm</New>
+</FormTemplates>
 </file>
 
 <file path=customXml/itemProps1.xml><?xml version="1.0" encoding="utf-8"?>
-<ds:datastoreItem xmlns:ds="http://schemas.openxmlformats.org/officeDocument/2006/customXml" ds:itemID="{ADE80AD1-B511-437D-9EC6-E71B406ED00D}">
+<ds:datastoreItem xmlns:ds="http://schemas.openxmlformats.org/officeDocument/2006/customXml" ds:itemID="{0EF6B3C1-2C0C-45C1-848E-2E47DFDB0FBC}">
   <ds:schemaRefs>
-    <ds:schemaRef ds:uri="http://schemas.microsoft.com/sharepoint/v3/contenttype/forms"/>
+    <ds:schemaRef ds:uri="http://schemas.microsoft.com/office/2006/metadata/properties"/>
+    <ds:schemaRef ds:uri="http://schemas.microsoft.com/office/infopath/2007/PartnerControls"/>
+    <ds:schemaRef ds:uri="23b7ebbb-480e-4d36-8f38-fd0ac82dae9c"/>
+    <ds:schemaRef ds:uri="87f1a149-5420-40c2-b2e8-d8d0877ebc85"/>
   </ds:schemaRefs>
 </ds:datastoreItem>
 </file>
 
 <file path=customXml/itemProps2.xml><?xml version="1.0" encoding="utf-8"?>
+<ds:datastoreItem xmlns:ds="http://schemas.openxmlformats.org/officeDocument/2006/customXml" ds:itemID="{EFC08837-B120-45F2-B55C-7D9AC01C3A47}">
+  <ds:schemaRefs>
+    <ds:schemaRef ds:uri="http://schemas.openxmlformats.org/officeDocument/2006/bibliography"/>
+  </ds:schemaRefs>
+</ds:datastoreItem>
+</file>
+
+<file path=customXml/itemProps3.xml><?xml version="1.0" encoding="utf-8"?>
 <ds:datastoreItem xmlns:ds="http://schemas.openxmlformats.org/officeDocument/2006/customXml" ds:itemID="{0BD8D8C7-E985-4EE2-B032-850EF33F6DE5}">
   <ds:schemaRefs>
     <ds:schemaRef ds:uri="http://schemas.microsoft.com/office/2006/metadata/contentType"/>
@@ -17797,21 +19259,10 @@
 </ds:datastoreItem>
 </file>
 
-<file path=customXml/itemProps3.xml><?xml version="1.0" encoding="utf-8"?>
-<ds:datastoreItem xmlns:ds="http://schemas.openxmlformats.org/officeDocument/2006/customXml" ds:itemID="{EFC08837-B120-45F2-B55C-7D9AC01C3A47}">
+<file path=customXml/itemProps4.xml><?xml version="1.0" encoding="utf-8"?>
+<ds:datastoreItem xmlns:ds="http://schemas.openxmlformats.org/officeDocument/2006/customXml" ds:itemID="{ADE80AD1-B511-437D-9EC6-E71B406ED00D}">
   <ds:schemaRefs>
-    <ds:schemaRef ds:uri="http://schemas.openxmlformats.org/officeDocument/2006/bibliography"/>
-  </ds:schemaRefs>
-</ds:datastoreItem>
-</file>
-
-<file path=customXml/itemProps4.xml><?xml version="1.0" encoding="utf-8"?>
-<ds:datastoreItem xmlns:ds="http://schemas.openxmlformats.org/officeDocument/2006/customXml" ds:itemID="{0EF6B3C1-2C0C-45C1-848E-2E47DFDB0FBC}">
-  <ds:schemaRefs>
-    <ds:schemaRef ds:uri="http://schemas.microsoft.com/office/2006/metadata/properties"/>
-    <ds:schemaRef ds:uri="http://schemas.microsoft.com/office/infopath/2007/PartnerControls"/>
-    <ds:schemaRef ds:uri="23b7ebbb-480e-4d36-8f38-fd0ac82dae9c"/>
-    <ds:schemaRef ds:uri="87f1a149-5420-40c2-b2e8-d8d0877ebc85"/>
+    <ds:schemaRef ds:uri="http://schemas.microsoft.com/sharepoint/v3/contenttype/forms"/>
   </ds:schemaRefs>
 </ds:datastoreItem>
 </file>
--- a/Master Folder/Master BA Timlak Konsultan/02. BA Reviu Dokumen Kualifikasi.docx
+++ b/Master Folder/Master BA Timlak Konsultan/02. BA Reviu Dokumen Kualifikasi.docx
@@ -1,6 +1,6 @@
 
 <file path=word/document.xml><?xml version="1.0" encoding="utf-8"?>
-<w:document xmlns:wpc="http://schemas.microsoft.com/office/word/2010/wordprocessingCanvas" xmlns:cx="http://schemas.microsoft.com/office/drawing/2014/chartex" xmlns:cx1="http://schemas.microsoft.com/office/drawing/2015/9/8/chartex" xmlns:cx2="http://schemas.microsoft.com/office/drawing/2015/10/21/chartex" xmlns:cx3="http://schemas.microsoft.com/office/drawing/2016/5/9/chartex" xmlns:cx4="http://schemas.microsoft.com/office/drawing/2016/5/10/chartex" xmlns:cx5="http://schemas.microsoft.com/office/drawing/2016/5/11/chartex" xmlns:cx6="http://schemas.microsoft.com/office/drawing/2016/5/12/chartex" xmlns:cx7="http://schemas.microsoft.com/office/drawing/2016/5/13/chartex" xmlns:cx8="http://schemas.microsoft.com/office/drawing/2016/5/14/chartex" xmlns:mc="http://schemas.openxmlformats.org/markup-compatibility/2006" xmlns:aink="http://schemas.microsoft.com/office/drawing/2016/ink" xmlns:am3d="http://schemas.microsoft.com/office/drawing/2017/model3d" xmlns:o="urn:schemas-microsoft-com:office:office" xmlns:oel="http://schemas.microsoft.com/office/2019/extlst" xmlns:r="http://schemas.openxmlformats.org/officeDocument/2006/relationships" xmlns:m="http://schemas.openxmlformats.org/officeDocument/2006/math" xmlns:v="urn:schemas-microsoft-com:vml" xmlns:wp14="http://schemas.microsoft.com/office/word/2010/wordprocessingDrawing" xmlns:wp="http://schemas.openxmlformats.org/drawingml/2006/wordprocessingDrawing" xmlns:w10="urn:schemas-microsoft-com:office:word" xmlns:w="http://schemas.openxmlformats.org/wordprocessingml/2006/main" xmlns:w14="http://schemas.microsoft.com/office/word/2010/wordml" xmlns:w15="http://schemas.microsoft.com/office/word/2012/wordml" xmlns:w16cex="http://schemas.microsoft.com/office/word/2018/wordml/cex" xmlns:w16cid="http://schemas.microsoft.com/office/word/2016/wordml/cid" xmlns:w16="http://schemas.microsoft.com/office/word/2018/wordml" xmlns:w16du="http://schemas.microsoft.com/office/word/2023/wordml/word16du" xmlns:w16sdtdh="http://schemas.microsoft.com/office/word/2020/wordml/sdtdatahash" xmlns:w16sdtfl="http://schemas.microsoft.com/office/word/2024/wordml/sdtformatlock" xmlns:w16se="http://schemas.microsoft.com/office/word/2015/wordml/symex" xmlns:wpg="http://schemas.microsoft.com/office/word/2010/wordprocessingGroup" xmlns:wpi="http://schemas.microsoft.com/office/word/2010/wordprocessingInk" xmlns:wne="http://schemas.microsoft.com/office/word/2006/wordml" xmlns:wps="http://schemas.microsoft.com/office/word/2010/wordprocessingShape" mc:Ignorable="w14 w15 w16se w16cid w16 w16cex w16sdtdh w16sdtfl w16du wp14">
+<w:document xmlns:wpc="http://schemas.microsoft.com/office/word/2010/wordprocessingCanvas" xmlns:cx="http://schemas.microsoft.com/office/drawing/2014/chartex" xmlns:cx1="http://schemas.microsoft.com/office/drawing/2015/9/8/chartex" xmlns:cx2="http://schemas.microsoft.com/office/drawing/2015/10/21/chartex" xmlns:cx3="http://schemas.microsoft.com/office/drawing/2016/5/9/chartex" xmlns:cx4="http://schemas.microsoft.com/office/drawing/2016/5/10/chartex" xmlns:cx5="http://schemas.microsoft.com/office/drawing/2016/5/11/chartex" xmlns:cx6="http://schemas.microsoft.com/office/drawing/2016/5/12/chartex" xmlns:cx7="http://schemas.microsoft.com/office/drawing/2016/5/13/chartex" xmlns:cx8="http://schemas.microsoft.com/office/drawing/2016/5/14/chartex" xmlns:mc="http://schemas.openxmlformats.org/markup-compatibility/2006" xmlns:aink="http://schemas.microsoft.com/office/drawing/2016/ink" xmlns:am3d="http://schemas.microsoft.com/office/drawing/2017/model3d" xmlns:o="urn:schemas-microsoft-com:office:office" xmlns:r="http://schemas.openxmlformats.org/officeDocument/2006/relationships" xmlns:m="http://schemas.openxmlformats.org/officeDocument/2006/math" xmlns:v="urn:schemas-microsoft-com:vml" xmlns:wp14="http://schemas.microsoft.com/office/word/2010/wordprocessingDrawing" xmlns:wp="http://schemas.openxmlformats.org/drawingml/2006/wordprocessingDrawing" xmlns:w10="urn:schemas-microsoft-com:office:word" xmlns:w="http://schemas.openxmlformats.org/wordprocessingml/2006/main" xmlns:w14="http://schemas.microsoft.com/office/word/2010/wordml" xmlns:w15="http://schemas.microsoft.com/office/word/2012/wordml" xmlns:w16cex="http://schemas.microsoft.com/office/word/2018/wordml/cex" xmlns:w16cid="http://schemas.microsoft.com/office/word/2016/wordml/cid" xmlns:w16="http://schemas.microsoft.com/office/word/2018/wordml" xmlns:w16sdtdh="http://schemas.microsoft.com/office/word/2020/wordml/sdtdatahash" xmlns:w16se="http://schemas.microsoft.com/office/word/2015/wordml/symex" xmlns:wpg="http://schemas.microsoft.com/office/word/2010/wordprocessingGroup" xmlns:wpi="http://schemas.microsoft.com/office/word/2010/wordprocessingInk" xmlns:wne="http://schemas.microsoft.com/office/word/2006/wordml" xmlns:wps="http://schemas.microsoft.com/office/word/2010/wordprocessingShape" mc:Ignorable="w14 w15 w16se w16cid w16 w16cex w16sdtdh wp14">
   <w:body>
     <w:p>
       <w:pPr>
@@ -587,7 +587,7 @@
           <w:sz w:val="22"/>
           <w:szCs w:val="22"/>
         </w:rPr>
-        <w:t>{</w:t>
+        <w:t>{tanggal_sebut_</w:t>
       </w:r>
       <w:proofErr w:type="spellStart"/>
       <w:r>
@@ -598,8 +598,9 @@
           <w:spacing w:val="7"/>
           <w:sz w:val="22"/>
           <w:szCs w:val="22"/>
-        </w:rPr>
-        <w:t>tanggal_sebut</w:t>
+          <w:lang w:val="en-US"/>
+        </w:rPr>
+        <w:t>reviu</w:t>
       </w:r>
       <w:proofErr w:type="spellEnd"/>
       <w:r>
@@ -611,9 +612,61 @@
           <w:sz w:val="22"/>
           <w:szCs w:val="22"/>
         </w:rPr>
-        <w:t>_</w:t>
-      </w:r>
-      <w:proofErr w:type="spellStart"/>
+        <w:t xml:space="preserve">} </w:t>
+      </w:r>
+      <w:r>
+        <w:rPr>
+          <w:rFonts w:ascii="Arial" w:eastAsia="Arial" w:hAnsi="Arial" w:cs="Arial"/>
+          <w:spacing w:val="-2"/>
+          <w:sz w:val="22"/>
+          <w:szCs w:val="22"/>
+        </w:rPr>
+        <w:t>b</w:t>
+      </w:r>
+      <w:r>
+        <w:rPr>
+          <w:rFonts w:ascii="Arial" w:eastAsia="Arial" w:hAnsi="Arial" w:cs="Arial"/>
+          <w:spacing w:val="2"/>
+          <w:sz w:val="22"/>
+          <w:szCs w:val="22"/>
+        </w:rPr>
+        <w:t>u</w:t>
+      </w:r>
+      <w:r>
+        <w:rPr>
+          <w:rFonts w:ascii="Arial" w:eastAsia="Arial" w:hAnsi="Arial" w:cs="Arial"/>
+          <w:spacing w:val="-4"/>
+          <w:sz w:val="22"/>
+          <w:szCs w:val="22"/>
+        </w:rPr>
+        <w:t>l</w:t>
+      </w:r>
+      <w:r>
+        <w:rPr>
+          <w:rFonts w:ascii="Arial" w:eastAsia="Arial" w:hAnsi="Arial" w:cs="Arial"/>
+          <w:spacing w:val="2"/>
+          <w:sz w:val="22"/>
+          <w:szCs w:val="22"/>
+        </w:rPr>
+        <w:t>a</w:t>
+      </w:r>
+      <w:r>
+        <w:rPr>
+          <w:rFonts w:ascii="Arial" w:eastAsia="Arial" w:hAnsi="Arial" w:cs="Arial"/>
+          <w:sz w:val="22"/>
+          <w:szCs w:val="22"/>
+        </w:rPr>
+        <w:t>n</w:t>
+      </w:r>
+      <w:r>
+        <w:rPr>
+          <w:rFonts w:ascii="Arial" w:eastAsia="Arial" w:hAnsi="Arial" w:cs="Arial"/>
+          <w:spacing w:val="6"/>
+          <w:sz w:val="22"/>
+          <w:szCs w:val="22"/>
+        </w:rPr>
+        <w:t xml:space="preserve"> </w:t>
+      </w:r>
       <w:r>
         <w:rPr>
           <w:rFonts w:ascii="Arial" w:eastAsia="Arial" w:hAnsi="Arial" w:cs="Arial"/>
@@ -622,11 +675,9 @@
           <w:spacing w:val="7"/>
           <w:sz w:val="22"/>
           <w:szCs w:val="22"/>
-          <w:lang w:val="en-US"/>
-        </w:rPr>
-        <w:t>reviu</w:t>
-      </w:r>
-      <w:proofErr w:type="spellEnd"/>
+        </w:rPr>
+        <w:t>{bulan_</w:t>
+      </w:r>
       <w:r>
         <w:rPr>
           <w:rFonts w:ascii="Arial" w:eastAsia="Arial" w:hAnsi="Arial" w:cs="Arial"/>
@@ -636,60 +687,7 @@
           <w:sz w:val="22"/>
           <w:szCs w:val="22"/>
         </w:rPr>
-        <w:t xml:space="preserve">} </w:t>
-      </w:r>
-      <w:r>
-        <w:rPr>
-          <w:rFonts w:ascii="Arial" w:eastAsia="Arial" w:hAnsi="Arial" w:cs="Arial"/>
-          <w:spacing w:val="-2"/>
-          <w:sz w:val="22"/>
-          <w:szCs w:val="22"/>
-        </w:rPr>
-        <w:t>b</w:t>
-      </w:r>
-      <w:r>
-        <w:rPr>
-          <w:rFonts w:ascii="Arial" w:eastAsia="Arial" w:hAnsi="Arial" w:cs="Arial"/>
-          <w:spacing w:val="2"/>
-          <w:sz w:val="22"/>
-          <w:szCs w:val="22"/>
-        </w:rPr>
-        <w:t>u</w:t>
-      </w:r>
-      <w:r>
-        <w:rPr>
-          <w:rFonts w:ascii="Arial" w:eastAsia="Arial" w:hAnsi="Arial" w:cs="Arial"/>
-          <w:spacing w:val="-4"/>
-          <w:sz w:val="22"/>
-          <w:szCs w:val="22"/>
-        </w:rPr>
-        <w:t>l</w:t>
-      </w:r>
-      <w:r>
-        <w:rPr>
-          <w:rFonts w:ascii="Arial" w:eastAsia="Arial" w:hAnsi="Arial" w:cs="Arial"/>
-          <w:spacing w:val="2"/>
-          <w:sz w:val="22"/>
-          <w:szCs w:val="22"/>
-        </w:rPr>
-        <w:t>a</w:t>
-      </w:r>
-      <w:r>
-        <w:rPr>
-          <w:rFonts w:ascii="Arial" w:eastAsia="Arial" w:hAnsi="Arial" w:cs="Arial"/>
-          <w:sz w:val="22"/>
-          <w:szCs w:val="22"/>
-        </w:rPr>
-        <w:t>n</w:t>
-      </w:r>
-      <w:r>
-        <w:rPr>
-          <w:rFonts w:ascii="Arial" w:eastAsia="Arial" w:hAnsi="Arial" w:cs="Arial"/>
-          <w:spacing w:val="6"/>
-          <w:sz w:val="22"/>
-          <w:szCs w:val="22"/>
-        </w:rPr>
-        <w:t xml:space="preserve"> </w:t>
+        <w:t>sebut_reviu</w:t>
       </w:r>
       <w:r>
         <w:rPr>
@@ -700,9 +698,52 @@
           <w:sz w:val="22"/>
           <w:szCs w:val="22"/>
         </w:rPr>
-        <w:t>{</w:t>
-      </w:r>
-      <w:proofErr w:type="spellStart"/>
+        <w:t xml:space="preserve">} </w:t>
+      </w:r>
+      <w:r>
+        <w:rPr>
+          <w:rFonts w:ascii="Arial" w:eastAsia="Arial" w:hAnsi="Arial" w:cs="Arial"/>
+          <w:spacing w:val="-1"/>
+          <w:sz w:val="22"/>
+          <w:szCs w:val="22"/>
+        </w:rPr>
+        <w:t>t</w:t>
+      </w:r>
+      <w:r>
+        <w:rPr>
+          <w:rFonts w:ascii="Arial" w:eastAsia="Arial" w:hAnsi="Arial" w:cs="Arial"/>
+          <w:spacing w:val="2"/>
+          <w:sz w:val="22"/>
+          <w:szCs w:val="22"/>
+        </w:rPr>
+        <w:t>ah</w:t>
+      </w:r>
+      <w:r>
+        <w:rPr>
+          <w:rFonts w:ascii="Arial" w:eastAsia="Arial" w:hAnsi="Arial" w:cs="Arial"/>
+          <w:spacing w:val="-2"/>
+          <w:sz w:val="22"/>
+          <w:szCs w:val="22"/>
+        </w:rPr>
+        <w:t>u</w:t>
+      </w:r>
+      <w:r>
+        <w:rPr>
+          <w:rFonts w:ascii="Arial" w:eastAsia="Arial" w:hAnsi="Arial" w:cs="Arial"/>
+          <w:sz w:val="22"/>
+          <w:szCs w:val="22"/>
+        </w:rPr>
+        <w:t>n</w:t>
+      </w:r>
+      <w:r>
+        <w:rPr>
+          <w:rFonts w:ascii="Arial" w:eastAsia="Arial" w:hAnsi="Arial" w:cs="Arial"/>
+          <w:spacing w:val="6"/>
+          <w:sz w:val="22"/>
+          <w:szCs w:val="22"/>
+        </w:rPr>
+        <w:t xml:space="preserve"> </w:t>
+      </w:r>
       <w:r>
         <w:rPr>
           <w:rFonts w:ascii="Arial" w:eastAsia="Arial" w:hAnsi="Arial" w:cs="Arial"/>
@@ -712,7 +753,7 @@
           <w:sz w:val="22"/>
           <w:szCs w:val="22"/>
         </w:rPr>
-        <w:t>bulan_</w:t>
+        <w:t>{tahun_</w:t>
       </w:r>
       <w:r>
         <w:rPr>
@@ -725,7 +766,6 @@
         </w:rPr>
         <w:t>sebut_reviu</w:t>
       </w:r>
-      <w:proofErr w:type="spellEnd"/>
       <w:r>
         <w:rPr>
           <w:rFonts w:ascii="Arial" w:eastAsia="Arial" w:hAnsi="Arial" w:cs="Arial"/>
@@ -740,121 +780,11 @@
       <w:r>
         <w:rPr>
           <w:rFonts w:ascii="Arial" w:eastAsia="Arial" w:hAnsi="Arial" w:cs="Arial"/>
-          <w:spacing w:val="-1"/>
-          <w:sz w:val="22"/>
-          <w:szCs w:val="22"/>
-        </w:rPr>
-        <w:t>t</w:t>
-      </w:r>
-      <w:r>
-        <w:rPr>
-          <w:rFonts w:ascii="Arial" w:eastAsia="Arial" w:hAnsi="Arial" w:cs="Arial"/>
-          <w:spacing w:val="2"/>
-          <w:sz w:val="22"/>
-          <w:szCs w:val="22"/>
-        </w:rPr>
-        <w:t>ah</w:t>
-      </w:r>
-      <w:r>
-        <w:rPr>
-          <w:rFonts w:ascii="Arial" w:eastAsia="Arial" w:hAnsi="Arial" w:cs="Arial"/>
           <w:spacing w:val="-2"/>
           <w:sz w:val="22"/>
           <w:szCs w:val="22"/>
         </w:rPr>
-        <w:t>u</w:t>
-      </w:r>
-      <w:r>
-        <w:rPr>
-          <w:rFonts w:ascii="Arial" w:eastAsia="Arial" w:hAnsi="Arial" w:cs="Arial"/>
-          <w:sz w:val="22"/>
-          <w:szCs w:val="22"/>
-        </w:rPr>
-        <w:t>n</w:t>
-      </w:r>
-      <w:r>
-        <w:rPr>
-          <w:rFonts w:ascii="Arial" w:eastAsia="Arial" w:hAnsi="Arial" w:cs="Arial"/>
-          <w:spacing w:val="6"/>
-          <w:sz w:val="22"/>
-          <w:szCs w:val="22"/>
-        </w:rPr>
-        <w:t xml:space="preserve"> </w:t>
-      </w:r>
-      <w:r>
-        <w:rPr>
-          <w:rFonts w:ascii="Arial" w:eastAsia="Arial" w:hAnsi="Arial" w:cs="Arial"/>
-          <w:b/>
-          <w:bCs/>
-          <w:spacing w:val="7"/>
-          <w:sz w:val="22"/>
-          <w:szCs w:val="22"/>
-        </w:rPr>
-        <w:t>{</w:t>
-      </w:r>
-      <w:proofErr w:type="spellStart"/>
-      <w:r>
-        <w:rPr>
-          <w:rFonts w:ascii="Arial" w:eastAsia="Arial" w:hAnsi="Arial" w:cs="Arial"/>
-          <w:b/>
-          <w:bCs/>
-          <w:spacing w:val="7"/>
-          <w:sz w:val="22"/>
-          <w:szCs w:val="22"/>
-        </w:rPr>
-        <w:t>tahun_</w:t>
-      </w:r>
-      <w:r>
-        <w:rPr>
-          <w:rFonts w:ascii="Arial" w:eastAsia="Arial" w:hAnsi="Arial" w:cs="Arial"/>
-          <w:b/>
-          <w:bCs/>
-          <w:spacing w:val="7"/>
-          <w:sz w:val="22"/>
-          <w:szCs w:val="22"/>
-        </w:rPr>
-        <w:t>sebut_reviu</w:t>
-      </w:r>
-      <w:proofErr w:type="spellEnd"/>
-      <w:r>
-        <w:rPr>
-          <w:rFonts w:ascii="Arial" w:eastAsia="Arial" w:hAnsi="Arial" w:cs="Arial"/>
-          <w:b/>
-          <w:bCs/>
-          <w:spacing w:val="7"/>
-          <w:sz w:val="22"/>
-          <w:szCs w:val="22"/>
-        </w:rPr>
-        <w:t xml:space="preserve">} </w:t>
-      </w:r>
-      <w:r>
-        <w:rPr>
-          <w:rFonts w:ascii="Arial" w:eastAsia="Arial" w:hAnsi="Arial" w:cs="Arial"/>
-          <w:spacing w:val="-2"/>
-          <w:sz w:val="22"/>
-          <w:szCs w:val="22"/>
-        </w:rPr>
-        <w:t xml:space="preserve">telah dilaksanakan </w:t>
-      </w:r>
-      <w:proofErr w:type="spellStart"/>
-      <w:r>
-        <w:rPr>
-          <w:rFonts w:ascii="Arial" w:eastAsia="Arial" w:hAnsi="Arial" w:cs="Arial"/>
-          <w:spacing w:val="-2"/>
-          <w:sz w:val="22"/>
-          <w:szCs w:val="22"/>
-        </w:rPr>
-        <w:t>reviu</w:t>
-      </w:r>
-      <w:proofErr w:type="spellEnd"/>
-      <w:r>
-        <w:rPr>
-          <w:rFonts w:ascii="Arial" w:eastAsia="Arial" w:hAnsi="Arial" w:cs="Arial"/>
-          <w:spacing w:val="-2"/>
-          <w:sz w:val="22"/>
-          <w:szCs w:val="22"/>
-        </w:rPr>
-        <w:t xml:space="preserve"> dokumen </w:t>
+        <w:t xml:space="preserve">telah dilaksanakan reviu dokumen </w:t>
       </w:r>
       <w:r>
         <w:rPr>
@@ -916,9 +846,19 @@
           <w:sz w:val="22"/>
           <w:szCs w:val="22"/>
         </w:rPr>
-        <w:t>{</w:t>
-      </w:r>
-      <w:proofErr w:type="spellStart"/>
+        <w:t>{kode_pokja}</w:t>
+      </w:r>
+      <w:r>
+        <w:rPr>
+          <w:rFonts w:ascii="Arial" w:eastAsia="Arial" w:hAnsi="Arial" w:cs="Arial"/>
+          <w:b/>
+          <w:bCs/>
+          <w:spacing w:val="-2"/>
+          <w:sz w:val="22"/>
+          <w:szCs w:val="22"/>
+        </w:rPr>
+        <w:t xml:space="preserve"> BP</w:t>
+      </w:r>
       <w:r>
         <w:rPr>
           <w:rFonts w:ascii="Arial" w:eastAsia="Arial" w:hAnsi="Arial" w:cs="Arial"/>
@@ -928,9 +868,18 @@
           <w:sz w:val="22"/>
           <w:szCs w:val="22"/>
         </w:rPr>
-        <w:t>kode_pokja</w:t>
-      </w:r>
-      <w:proofErr w:type="spellEnd"/>
+        <w:t>2</w:t>
+      </w:r>
+      <w:r>
+        <w:rPr>
+          <w:rFonts w:ascii="Arial" w:eastAsia="Arial" w:hAnsi="Arial" w:cs="Arial"/>
+          <w:b/>
+          <w:bCs/>
+          <w:sz w:val="22"/>
+          <w:szCs w:val="22"/>
+        </w:rPr>
+        <w:t xml:space="preserve">JK </w:t>
+      </w:r>
       <w:r>
         <w:rPr>
           <w:rFonts w:ascii="Arial" w:eastAsia="Arial" w:hAnsi="Arial" w:cs="Arial"/>
@@ -940,18 +889,18 @@
           <w:sz w:val="22"/>
           <w:szCs w:val="22"/>
         </w:rPr>
-        <w:t>}</w:t>
+        <w:t>W</w:t>
       </w:r>
       <w:r>
         <w:rPr>
           <w:rFonts w:ascii="Arial" w:eastAsia="Arial" w:hAnsi="Arial" w:cs="Arial"/>
           <w:b/>
           <w:bCs/>
-          <w:spacing w:val="-2"/>
-          <w:sz w:val="22"/>
-          <w:szCs w:val="22"/>
-        </w:rPr>
-        <w:t xml:space="preserve"> BP</w:t>
+          <w:spacing w:val="1"/>
+          <w:sz w:val="22"/>
+          <w:szCs w:val="22"/>
+        </w:rPr>
+        <w:t>il</w:t>
       </w:r>
       <w:r>
         <w:rPr>
@@ -962,17 +911,18 @@
           <w:sz w:val="22"/>
           <w:szCs w:val="22"/>
         </w:rPr>
-        <w:t>2</w:t>
+        <w:t>a</w:t>
       </w:r>
       <w:r>
         <w:rPr>
           <w:rFonts w:ascii="Arial" w:eastAsia="Arial" w:hAnsi="Arial" w:cs="Arial"/>
           <w:b/>
           <w:bCs/>
-          <w:sz w:val="22"/>
-          <w:szCs w:val="22"/>
-        </w:rPr>
-        <w:t xml:space="preserve">JK </w:t>
+          <w:spacing w:val="-5"/>
+          <w:sz w:val="22"/>
+          <w:szCs w:val="22"/>
+        </w:rPr>
+        <w:t>y</w:t>
       </w:r>
       <w:r>
         <w:rPr>
@@ -983,93 +933,27 @@
           <w:sz w:val="22"/>
           <w:szCs w:val="22"/>
         </w:rPr>
-        <w:t>W</w:t>
+        <w:t>a</w:t>
       </w:r>
       <w:r>
         <w:rPr>
           <w:rFonts w:ascii="Arial" w:eastAsia="Arial" w:hAnsi="Arial" w:cs="Arial"/>
           <w:b/>
           <w:bCs/>
-          <w:spacing w:val="1"/>
-          <w:sz w:val="22"/>
-          <w:szCs w:val="22"/>
-        </w:rPr>
-        <w:t>il</w:t>
+          <w:sz w:val="22"/>
+          <w:szCs w:val="22"/>
+        </w:rPr>
+        <w:t xml:space="preserve">h Kalimantan Selatan Tahun Anggaran </w:t>
       </w:r>
       <w:r>
         <w:rPr>
           <w:rFonts w:ascii="Arial" w:eastAsia="Arial" w:hAnsi="Arial" w:cs="Arial"/>
           <w:b/>
           <w:bCs/>
-          <w:spacing w:val="2"/>
-          <w:sz w:val="22"/>
-          <w:szCs w:val="22"/>
-        </w:rPr>
-        <w:t>a</w:t>
-      </w:r>
-      <w:r>
-        <w:rPr>
-          <w:rFonts w:ascii="Arial" w:eastAsia="Arial" w:hAnsi="Arial" w:cs="Arial"/>
-          <w:b/>
-          <w:bCs/>
-          <w:spacing w:val="-5"/>
-          <w:sz w:val="22"/>
-          <w:szCs w:val="22"/>
-        </w:rPr>
-        <w:t>y</w:t>
-      </w:r>
-      <w:r>
-        <w:rPr>
-          <w:rFonts w:ascii="Arial" w:eastAsia="Arial" w:hAnsi="Arial" w:cs="Arial"/>
-          <w:b/>
-          <w:bCs/>
-          <w:spacing w:val="2"/>
-          <w:sz w:val="22"/>
-          <w:szCs w:val="22"/>
-        </w:rPr>
-        <w:t>a</w:t>
-      </w:r>
-      <w:r>
-        <w:rPr>
-          <w:rFonts w:ascii="Arial" w:eastAsia="Arial" w:hAnsi="Arial" w:cs="Arial"/>
-          <w:b/>
-          <w:bCs/>
-          <w:sz w:val="22"/>
-          <w:szCs w:val="22"/>
-        </w:rPr>
-        <w:t xml:space="preserve">h Kalimantan Selatan Tahun Anggaran </w:t>
-      </w:r>
-      <w:r>
-        <w:rPr>
-          <w:rFonts w:ascii="Arial" w:eastAsia="Arial" w:hAnsi="Arial" w:cs="Arial"/>
-          <w:b/>
-          <w:bCs/>
-          <w:sz w:val="22"/>
-          <w:szCs w:val="22"/>
-        </w:rPr>
-        <w:t>{</w:t>
-      </w:r>
-      <w:proofErr w:type="spellStart"/>
-      <w:r>
-        <w:rPr>
-          <w:rFonts w:ascii="Arial" w:eastAsia="Arial" w:hAnsi="Arial" w:cs="Arial"/>
-          <w:b/>
-          <w:bCs/>
-          <w:sz w:val="22"/>
-          <w:szCs w:val="22"/>
-        </w:rPr>
-        <w:t>tahun_anggaran</w:t>
-      </w:r>
-      <w:proofErr w:type="spellEnd"/>
-      <w:r>
-        <w:rPr>
-          <w:rFonts w:ascii="Arial" w:eastAsia="Arial" w:hAnsi="Arial" w:cs="Arial"/>
-          <w:b/>
-          <w:bCs/>
-          <w:sz w:val="22"/>
-          <w:szCs w:val="22"/>
-        </w:rPr>
-        <w:t>}</w:t>
+          <w:sz w:val="22"/>
+          <w:szCs w:val="22"/>
+        </w:rPr>
+        <w:t>{tahun_anggaran}</w:t>
       </w:r>
       <w:r>
         <w:rPr>
@@ -1302,25 +1186,7 @@
                 <w:sz w:val="22"/>
                 <w:szCs w:val="22"/>
               </w:rPr>
-              <w:t>{</w:t>
-            </w:r>
-            <w:proofErr w:type="spellStart"/>
-            <w:r>
-              <w:rPr>
-                <w:rFonts w:ascii="Arial" w:hAnsi="Arial" w:cs="Arial"/>
-                <w:sz w:val="22"/>
-                <w:szCs w:val="22"/>
-              </w:rPr>
-              <w:t>nama_paket</w:t>
-            </w:r>
-            <w:proofErr w:type="spellEnd"/>
-            <w:r>
-              <w:rPr>
-                <w:rFonts w:ascii="Arial" w:hAnsi="Arial" w:cs="Arial"/>
-                <w:sz w:val="22"/>
-                <w:szCs w:val="22"/>
-              </w:rPr>
-              <w:t>}</w:t>
+              <w:t>{nama_paket}</w:t>
             </w:r>
           </w:p>
         </w:tc>
@@ -1432,25 +1298,7 @@
                 <w:sz w:val="22"/>
                 <w:szCs w:val="22"/>
               </w:rPr>
-              <w:t>{</w:t>
-            </w:r>
-            <w:proofErr w:type="spellStart"/>
-            <w:r>
-              <w:rPr>
-                <w:rFonts w:ascii="Arial" w:hAnsi="Arial" w:cs="Arial"/>
-                <w:sz w:val="22"/>
-                <w:szCs w:val="22"/>
-              </w:rPr>
-              <w:t>satuan_kerja</w:t>
-            </w:r>
-            <w:proofErr w:type="spellEnd"/>
-            <w:r>
-              <w:rPr>
-                <w:rFonts w:ascii="Arial" w:hAnsi="Arial" w:cs="Arial"/>
-                <w:sz w:val="22"/>
-                <w:szCs w:val="22"/>
-              </w:rPr>
-              <w:t>}</w:t>
+              <w:t>{satuan_kerja}</w:t>
             </w:r>
           </w:p>
         </w:tc>
@@ -1695,25 +1543,7 @@
                 <w:sz w:val="22"/>
                 <w:szCs w:val="22"/>
               </w:rPr>
-              <w:t>{</w:t>
-            </w:r>
-            <w:proofErr w:type="spellStart"/>
-            <w:r>
-              <w:rPr>
-                <w:rFonts w:ascii="Arial" w:hAnsi="Arial" w:cs="Arial"/>
-                <w:sz w:val="22"/>
-                <w:szCs w:val="22"/>
-              </w:rPr>
-              <w:t>jenis_pengadaan</w:t>
-            </w:r>
-            <w:proofErr w:type="spellEnd"/>
-            <w:r>
-              <w:rPr>
-                <w:rFonts w:ascii="Arial" w:hAnsi="Arial" w:cs="Arial"/>
-                <w:sz w:val="22"/>
-                <w:szCs w:val="22"/>
-              </w:rPr>
-              <w:t>}</w:t>
+              <w:t>{jenis_pengadaan}</w:t>
             </w:r>
           </w:p>
         </w:tc>
@@ -1822,26 +1652,16 @@
                 <w:sz w:val="22"/>
                 <w:szCs w:val="22"/>
               </w:rPr>
-              <w:t>{</w:t>
-            </w:r>
-            <w:proofErr w:type="spellStart"/>
+              <w:t>{metode_</w:t>
+            </w:r>
             <w:r>
               <w:rPr>
                 <w:rFonts w:ascii="Arial" w:hAnsi="Arial" w:cs="Arial"/>
                 <w:sz w:val="22"/>
                 <w:szCs w:val="22"/>
               </w:rPr>
-              <w:t>metode_</w:t>
-            </w:r>
-            <w:r>
-              <w:rPr>
-                <w:rFonts w:ascii="Arial" w:hAnsi="Arial" w:cs="Arial"/>
-                <w:sz w:val="22"/>
-                <w:szCs w:val="22"/>
-              </w:rPr>
               <w:t>pemilihan</w:t>
             </w:r>
-            <w:proofErr w:type="spellEnd"/>
             <w:r>
               <w:rPr>
                 <w:rFonts w:ascii="Arial" w:hAnsi="Arial" w:cs="Arial"/>
@@ -1950,25 +1770,7 @@
                 <w:sz w:val="22"/>
                 <w:szCs w:val="22"/>
               </w:rPr>
-              <w:t>{</w:t>
-            </w:r>
-            <w:proofErr w:type="spellStart"/>
-            <w:r>
-              <w:rPr>
-                <w:rFonts w:ascii="Arial" w:hAnsi="Arial" w:cs="Arial"/>
-                <w:sz w:val="22"/>
-                <w:szCs w:val="22"/>
-              </w:rPr>
-              <w:t>tahun_anggaran</w:t>
-            </w:r>
-            <w:proofErr w:type="spellEnd"/>
-            <w:r>
-              <w:rPr>
-                <w:rFonts w:ascii="Arial" w:hAnsi="Arial" w:cs="Arial"/>
-                <w:sz w:val="22"/>
-                <w:szCs w:val="22"/>
-              </w:rPr>
-              <w:t>}</w:t>
+              <w:t>{tahun_anggaran}</w:t>
             </w:r>
           </w:p>
         </w:tc>
@@ -2068,26 +1870,16 @@
                 <w:sz w:val="22"/>
                 <w:szCs w:val="22"/>
               </w:rPr>
-              <w:t>{</w:t>
-            </w:r>
-            <w:proofErr w:type="spellStart"/>
+              <w:t>{nilai_</w:t>
+            </w:r>
             <w:r>
               <w:rPr>
                 <w:rFonts w:ascii="Arial" w:hAnsi="Arial" w:cs="Arial"/>
                 <w:sz w:val="22"/>
                 <w:szCs w:val="22"/>
               </w:rPr>
-              <w:t>nilai_</w:t>
-            </w:r>
-            <w:r>
-              <w:rPr>
-                <w:rFonts w:ascii="Arial" w:hAnsi="Arial" w:cs="Arial"/>
-                <w:sz w:val="22"/>
-                <w:szCs w:val="22"/>
-              </w:rPr>
               <w:t>pagu</w:t>
             </w:r>
-            <w:proofErr w:type="spellEnd"/>
             <w:r>
               <w:rPr>
                 <w:rFonts w:ascii="Arial" w:hAnsi="Arial" w:cs="Arial"/>
@@ -2125,26 +1917,16 @@
                 <w:sz w:val="22"/>
                 <w:szCs w:val="22"/>
               </w:rPr>
-              <w:t>{</w:t>
-            </w:r>
-            <w:proofErr w:type="spellStart"/>
+              <w:t>{terbilang_</w:t>
+            </w:r>
             <w:r>
               <w:rPr>
                 <w:rFonts w:ascii="Arial" w:hAnsi="Arial" w:cs="Arial"/>
                 <w:sz w:val="22"/>
                 <w:szCs w:val="22"/>
               </w:rPr>
-              <w:t>terbilang_</w:t>
-            </w:r>
-            <w:r>
-              <w:rPr>
-                <w:rFonts w:ascii="Arial" w:hAnsi="Arial" w:cs="Arial"/>
-                <w:sz w:val="22"/>
-                <w:szCs w:val="22"/>
-              </w:rPr>
               <w:t>pagu</w:t>
             </w:r>
-            <w:proofErr w:type="spellEnd"/>
             <w:r>
               <w:rPr>
                 <w:rFonts w:ascii="Arial" w:hAnsi="Arial" w:cs="Arial"/>
@@ -2257,26 +2039,16 @@
                 <w:sz w:val="22"/>
                 <w:szCs w:val="22"/>
               </w:rPr>
-              <w:t>{</w:t>
-            </w:r>
-            <w:proofErr w:type="spellStart"/>
+              <w:t>{nilai_</w:t>
+            </w:r>
             <w:r>
               <w:rPr>
                 <w:rFonts w:ascii="Arial" w:hAnsi="Arial" w:cs="Arial"/>
                 <w:sz w:val="22"/>
                 <w:szCs w:val="22"/>
               </w:rPr>
-              <w:t>nilai_</w:t>
-            </w:r>
-            <w:r>
-              <w:rPr>
-                <w:rFonts w:ascii="Arial" w:hAnsi="Arial" w:cs="Arial"/>
-                <w:sz w:val="22"/>
-                <w:szCs w:val="22"/>
-              </w:rPr>
               <w:t>hps</w:t>
             </w:r>
-            <w:proofErr w:type="spellEnd"/>
             <w:r>
               <w:rPr>
                 <w:rFonts w:ascii="Arial" w:hAnsi="Arial" w:cs="Arial"/>
@@ -2306,25 +2078,7 @@
                 <w:sz w:val="22"/>
                 <w:szCs w:val="22"/>
               </w:rPr>
-              <w:t>({</w:t>
-            </w:r>
-            <w:proofErr w:type="spellStart"/>
-            <w:r>
-              <w:rPr>
-                <w:rFonts w:ascii="Arial" w:hAnsi="Arial" w:cs="Arial"/>
-                <w:sz w:val="22"/>
-                <w:szCs w:val="22"/>
-              </w:rPr>
-              <w:t>terbilang_hps</w:t>
-            </w:r>
-            <w:proofErr w:type="spellEnd"/>
-            <w:r>
-              <w:rPr>
-                <w:rFonts w:ascii="Arial" w:hAnsi="Arial" w:cs="Arial"/>
-                <w:sz w:val="22"/>
-                <w:szCs w:val="22"/>
-              </w:rPr>
-              <w:t>}</w:t>
+              <w:t>({terbilang_hps}</w:t>
             </w:r>
             <w:r>
               <w:rPr>
@@ -2432,7 +2186,6 @@
         </w:rPr>
         <w:t xml:space="preserve"> </w:t>
       </w:r>
-      <w:proofErr w:type="spellStart"/>
       <w:r>
         <w:rPr>
           <w:rFonts w:ascii="Arial" w:eastAsia="Arial" w:hAnsi="Arial" w:cs="Arial"/>
@@ -2444,7 +2197,6 @@
         </w:rPr>
         <w:t>Reviu</w:t>
       </w:r>
-      <w:proofErr w:type="spellEnd"/>
       <w:r>
         <w:rPr>
           <w:rFonts w:ascii="Arial" w:eastAsia="Arial" w:hAnsi="Arial" w:cs="Arial"/>
@@ -2576,7 +2328,15 @@
           <w:sz w:val="22"/>
           <w:szCs w:val="22"/>
         </w:rPr>
-        <w:t>Peraturan Presiden Nomor 16 Tahun 2018 tentang Pengadaan Barang/Jasa Pemerintah sebagaimana telah diubah dengan Peraturan Presiden Nomor 12 Tahun 2021 tentang Perubahan atas Peraturan Presiden Nomor 16 Tahun 2018 tentang Pengadaan Barang/Jasa Pemerintah;</w:t>
+        <w:t>Peraturan Presiden Nomor 16 Tahun 2018 tentang Pengadaan Barang/Jasa Pemerintah sebagaimana telah beberapa kali diubah terakhir dengan Peraturan Presiden Nomor 46 Tahun 2025 tentang Perubahan Kedua atas Peraturan Presiden Nomor 16 Tahun 2018 tentang Pengadaan Barang/Jasa Pemerintah beserta perubahannya dan aturan turunannya</w:t>
+      </w:r>
+      <w:r>
+        <w:rPr>
+          <w:rFonts w:ascii="Arial" w:eastAsia="Arial" w:hAnsi="Arial" w:cs="Arial"/>
+          <w:sz w:val="22"/>
+          <w:szCs w:val="22"/>
+        </w:rPr>
+        <w:t>;</w:t>
       </w:r>
       <w:r>
         <w:rPr>
@@ -2675,25 +2435,15 @@
           <w:sz w:val="22"/>
           <w:szCs w:val="22"/>
         </w:rPr>
-        <w:t xml:space="preserve">Standar Operasional Prosedur Nomor 13/SOP.04/2024 tanggal 15 Juli 2024 tentang </w:t>
-      </w:r>
-      <w:proofErr w:type="spellStart"/>
-      <w:r>
-        <w:rPr>
-          <w:rFonts w:ascii="Arial" w:eastAsia="Arial" w:hAnsi="Arial" w:cs="Arial"/>
-          <w:sz w:val="22"/>
-          <w:szCs w:val="22"/>
-        </w:rPr>
-        <w:t>Reviu</w:t>
-      </w:r>
-      <w:proofErr w:type="spellEnd"/>
-      <w:r>
-        <w:rPr>
-          <w:rFonts w:ascii="Arial" w:eastAsia="Arial" w:hAnsi="Arial" w:cs="Arial"/>
-          <w:sz w:val="22"/>
-          <w:szCs w:val="22"/>
-        </w:rPr>
-        <w:t xml:space="preserve"> Dokumen Persiapan Pengadaan dan Penyiapan Dokumen Pemilihan;</w:t>
+        <w:t>Standar Operasional Prosedur Nomor 02/SOP.04/2026 tanggal 12 Januari 2026 tentang Reviu Dokumen Persiapan Pengadaan dan Penyiapan Dokumen Pemilihan</w:t>
+      </w:r>
+      <w:r>
+        <w:rPr>
+          <w:rFonts w:ascii="Arial" w:eastAsia="Arial" w:hAnsi="Arial" w:cs="Arial"/>
+          <w:sz w:val="22"/>
+          <w:szCs w:val="22"/>
+        </w:rPr>
+        <w:t>;</w:t>
       </w:r>
       <w:r>
         <w:rPr>
@@ -2702,57 +2452,6 @@
           <w:szCs w:val="22"/>
         </w:rPr>
         <w:t> </w:t>
-      </w:r>
-    </w:p>
-    <w:p>
-      <w:pPr>
-        <w:spacing w:line="276" w:lineRule="auto"/>
-        <w:ind w:right="80"/>
-        <w:jc w:val="both"/>
-        <w:rPr>
-          <w:rFonts w:ascii="Arial" w:eastAsia="Arial" w:hAnsi="Arial" w:cs="Arial"/>
-          <w:sz w:val="22"/>
-          <w:szCs w:val="22"/>
-        </w:rPr>
-      </w:pPr>
-    </w:p>
-    <w:p>
-      <w:pPr>
-        <w:spacing w:line="276" w:lineRule="auto"/>
-        <w:ind w:right="80"/>
-        <w:jc w:val="both"/>
-        <w:rPr>
-          <w:rFonts w:ascii="Arial" w:eastAsia="Arial" w:hAnsi="Arial" w:cs="Arial"/>
-          <w:sz w:val="22"/>
-          <w:szCs w:val="22"/>
-        </w:rPr>
-      </w:pPr>
-    </w:p>
-    <w:p>
-      <w:pPr>
-        <w:pStyle w:val="ListParagraph"/>
-        <w:spacing w:line="276" w:lineRule="auto"/>
-        <w:ind w:left="927" w:right="80"/>
-        <w:jc w:val="right"/>
-        <w:rPr>
-          <w:rFonts w:ascii="Arial" w:eastAsia="Arial" w:hAnsi="Arial" w:cs="Arial"/>
-          <w:i/>
-          <w:iCs/>
-          <w:sz w:val="22"/>
-          <w:szCs w:val="22"/>
-          <w:lang w:val="en-ID"/>
-        </w:rPr>
-      </w:pPr>
-      <w:r>
-        <w:rPr>
-          <w:rFonts w:ascii="Arial" w:eastAsia="Arial" w:hAnsi="Arial" w:cs="Arial"/>
-          <w:i/>
-          <w:iCs/>
-          <w:sz w:val="22"/>
-          <w:szCs w:val="22"/>
-          <w:lang w:val="en-ID"/>
-        </w:rPr>
-        <w:t>e. Keputusan…</w:t>
       </w:r>
     </w:p>
     <w:p>
@@ -2774,12 +2473,116 @@
       <w:bookmarkStart w:id="0" w:name="_Hlk198203503"/>
       <w:r>
         <w:rPr>
+          <w:rFonts w:eastAsia="Arial"/>
+          <w:noProof/>
+        </w:rPr>
+        <mc:AlternateContent>
+          <mc:Choice Requires="wps">
+            <w:drawing>
+              <wp:anchor distT="45720" distB="45720" distL="114300" distR="114300" simplePos="0" relativeHeight="251659264" behindDoc="0" locked="0" layoutInCell="1" allowOverlap="1" wp14:anchorId="4A9B8902" wp14:editId="6C507E83">
+                <wp:simplePos x="0" y="0"/>
+                <wp:positionH relativeFrom="margin">
+                  <wp:posOffset>4740275</wp:posOffset>
+                </wp:positionH>
+                <wp:positionV relativeFrom="margin">
+                  <wp:posOffset>8390147</wp:posOffset>
+                </wp:positionV>
+                <wp:extent cx="1198880" cy="284480"/>
+                <wp:effectExtent l="0" t="0" r="1270" b="1270"/>
+                <wp:wrapSquare wrapText="bothSides"/>
+                <wp:docPr id="4" name="Text Box 2"/>
+                <wp:cNvGraphicFramePr>
+                  <a:graphicFrameLocks xmlns:a="http://schemas.openxmlformats.org/drawingml/2006/main"/>
+                </wp:cNvGraphicFramePr>
+                <a:graphic xmlns:a="http://schemas.openxmlformats.org/drawingml/2006/main">
+                  <a:graphicData uri="http://schemas.microsoft.com/office/word/2010/wordprocessingShape">
+                    <wps:wsp>
+                      <wps:cNvSpPr txBox="1">
+                        <a:spLocks noChangeArrowheads="1"/>
+                      </wps:cNvSpPr>
+                      <wps:spPr bwMode="auto">
+                        <a:xfrm>
+                          <a:off x="0" y="0"/>
+                          <a:ext cx="1198880" cy="284480"/>
+                        </a:xfrm>
+                        <a:prstGeom prst="rect">
+                          <a:avLst/>
+                        </a:prstGeom>
+                        <a:solidFill>
+                          <a:srgbClr val="FFFFFF"/>
+                        </a:solidFill>
+                        <a:ln w="9525">
+                          <a:noFill/>
+                          <a:miter lim="800000"/>
+                          <a:headEnd/>
+                          <a:tailEnd/>
+                        </a:ln>
+                      </wps:spPr>
+                      <wps:txbx>
+                        <w:txbxContent>
+                          <w:p>
+                            <w:r>
+                              <w:rPr>
+                                <w:rFonts w:ascii="Arial" w:hAnsi="Arial" w:cs="Arial"/>
+                                <w:sz w:val="22"/>
+                                <w:szCs w:val="22"/>
+                                <w:lang w:val="en-US"/>
+                              </w:rPr>
+                              <w:t>e. Keputusan...</w:t>
+                            </w:r>
+                          </w:p>
+                        </w:txbxContent>
+                      </wps:txbx>
+                      <wps:bodyPr rot="0" vert="horz" wrap="square" lIns="91440" tIns="45720" rIns="91440" bIns="45720" anchor="t" anchorCtr="0">
+                        <a:noAutofit/>
+                      </wps:bodyPr>
+                    </wps:wsp>
+                  </a:graphicData>
+                </a:graphic>
+                <wp14:sizeRelH relativeFrom="margin">
+                  <wp14:pctWidth>0</wp14:pctWidth>
+                </wp14:sizeRelH>
+                <wp14:sizeRelV relativeFrom="margin">
+                  <wp14:pctHeight>0</wp14:pctHeight>
+                </wp14:sizeRelV>
+              </wp:anchor>
+            </w:drawing>
+          </mc:Choice>
+          <mc:Fallback>
+            <w:pict>
+              <v:shapetype w14:anchorId="4A9B8902" id="_x0000_t202" coordsize="21600,21600" o:spt="202" path="m,l,21600r21600,l21600,xe">
+                <v:stroke joinstyle="miter"/>
+                <v:path gradientshapeok="t" o:connecttype="rect"/>
+              </v:shapetype>
+              <v:shape id="Text Box 2" o:spid="_x0000_s1026" type="#_x0000_t202" style="position:absolute;left:0;text-align:left;margin-left:373.25pt;margin-top:660.65pt;width:94.4pt;height:22.4pt;z-index:251659264;visibility:visible;mso-wrap-style:square;mso-width-percent:0;mso-height-percent:0;mso-wrap-distance-left:9pt;mso-wrap-distance-top:3.6pt;mso-wrap-distance-right:9pt;mso-wrap-distance-bottom:3.6pt;mso-position-horizontal:absolute;mso-position-horizontal-relative:margin;mso-position-vertical:absolute;mso-position-vertical-relative:margin;mso-width-percent:0;mso-height-percent:0;mso-width-relative:margin;mso-height-relative:margin;v-text-anchor:top" o:gfxdata="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" stroked="f">
+                <v:textbox>
+                  <w:txbxContent>
+                    <w:p>
+                      <w:r>
+                        <w:rPr>
+                          <w:rFonts w:ascii="Arial" w:hAnsi="Arial" w:cs="Arial"/>
+                          <w:sz w:val="22"/>
+                          <w:szCs w:val="22"/>
+                          <w:lang w:val="en-US"/>
+                        </w:rPr>
+                        <w:t>e. Keputusan...</w:t>
+                      </w:r>
+                    </w:p>
+                  </w:txbxContent>
+                </v:textbox>
+                <w10:wrap type="square" anchorx="margin" anchory="margin"/>
+              </v:shape>
+            </w:pict>
+          </mc:Fallback>
+        </mc:AlternateContent>
+      </w:r>
+      <w:r>
+        <w:rPr>
           <w:rFonts w:ascii="Arial" w:eastAsia="Arial" w:hAnsi="Arial" w:cs="Arial"/>
           <w:spacing w:val="-2"/>
           <w:sz w:val="22"/>
           <w:szCs w:val="22"/>
         </w:rPr>
-        <w:lastRenderedPageBreak/>
         <w:t>K</w:t>
       </w:r>
       <w:r>
@@ -3016,25 +2819,7 @@
           <w:sz w:val="22"/>
           <w:szCs w:val="22"/>
         </w:rPr>
-        <w:t>{</w:t>
-      </w:r>
-      <w:proofErr w:type="spellStart"/>
-      <w:r>
-        <w:rPr>
-          <w:rFonts w:ascii="Arial" w:eastAsia="Arial" w:hAnsi="Arial" w:cs="Arial"/>
-          <w:sz w:val="22"/>
-          <w:szCs w:val="22"/>
-        </w:rPr>
-        <w:t>nomor_sk_pokja</w:t>
-      </w:r>
-      <w:proofErr w:type="spellEnd"/>
-      <w:r>
-        <w:rPr>
-          <w:rFonts w:ascii="Arial" w:eastAsia="Arial" w:hAnsi="Arial" w:cs="Arial"/>
-          <w:sz w:val="22"/>
-          <w:szCs w:val="22"/>
-        </w:rPr>
-        <w:t>}</w:t>
+        <w:t>{nomor_sk_pokja}</w:t>
       </w:r>
       <w:r>
         <w:rPr>
@@ -3103,25 +2888,7 @@
           <w:sz w:val="22"/>
           <w:szCs w:val="22"/>
         </w:rPr>
-        <w:t>{</w:t>
-      </w:r>
-      <w:proofErr w:type="spellStart"/>
-      <w:r>
-        <w:rPr>
-          <w:rFonts w:ascii="Arial" w:eastAsia="Arial" w:hAnsi="Arial" w:cs="Arial"/>
-          <w:sz w:val="22"/>
-          <w:szCs w:val="22"/>
-        </w:rPr>
-        <w:t>tanggal_sk_pokja</w:t>
-      </w:r>
-      <w:proofErr w:type="spellEnd"/>
-      <w:r>
-        <w:rPr>
-          <w:rFonts w:ascii="Arial" w:eastAsia="Arial" w:hAnsi="Arial" w:cs="Arial"/>
-          <w:sz w:val="22"/>
-          <w:szCs w:val="22"/>
-        </w:rPr>
-        <w:t>}</w:t>
+        <w:t>{tanggal_sk_pokja}</w:t>
       </w:r>
       <w:r>
         <w:rPr>
@@ -3378,9 +3145,8 @@
           <w:sz w:val="22"/>
           <w:szCs w:val="22"/>
         </w:rPr>
-        <w:t>{</w:t>
-      </w:r>
-      <w:proofErr w:type="spellStart"/>
+        <w:t>{kode_pokja}</w:t>
+      </w:r>
       <w:r>
         <w:rPr>
           <w:rFonts w:ascii="Arial" w:eastAsia="Arial" w:hAnsi="Arial" w:cs="Arial"/>
@@ -3388,9 +3154,8 @@
           <w:sz w:val="22"/>
           <w:szCs w:val="22"/>
         </w:rPr>
-        <w:t>kode_pokja</w:t>
-      </w:r>
-      <w:proofErr w:type="spellEnd"/>
+        <w:t xml:space="preserve"> BP2JK Wilayah Kalimantan Selatan Kementerian Pekerjaan Umum Tahun Anggaran </w:t>
+      </w:r>
       <w:r>
         <w:rPr>
           <w:rFonts w:ascii="Arial" w:eastAsia="Arial" w:hAnsi="Arial" w:cs="Arial"/>
@@ -3398,45 +3163,7 @@
           <w:sz w:val="22"/>
           <w:szCs w:val="22"/>
         </w:rPr>
-        <w:t>}</w:t>
-      </w:r>
-      <w:r>
-        <w:rPr>
-          <w:rFonts w:ascii="Arial" w:eastAsia="Arial" w:hAnsi="Arial" w:cs="Arial"/>
-          <w:spacing w:val="-2"/>
-          <w:sz w:val="22"/>
-          <w:szCs w:val="22"/>
-        </w:rPr>
-        <w:t xml:space="preserve"> BP2JK Wilayah Kalimantan Selatan Kementerian Pekerjaan Umum Tahun Anggaran </w:t>
-      </w:r>
-      <w:r>
-        <w:rPr>
-          <w:rFonts w:ascii="Arial" w:eastAsia="Arial" w:hAnsi="Arial" w:cs="Arial"/>
-          <w:spacing w:val="-2"/>
-          <w:sz w:val="22"/>
-          <w:szCs w:val="22"/>
-        </w:rPr>
-        <w:t>{</w:t>
-      </w:r>
-      <w:proofErr w:type="spellStart"/>
-      <w:r>
-        <w:rPr>
-          <w:rFonts w:ascii="Arial" w:eastAsia="Arial" w:hAnsi="Arial" w:cs="Arial"/>
-          <w:spacing w:val="-2"/>
-          <w:sz w:val="22"/>
-          <w:szCs w:val="22"/>
-        </w:rPr>
-        <w:t>tahun_anggaran</w:t>
-      </w:r>
-      <w:proofErr w:type="spellEnd"/>
-      <w:r>
-        <w:rPr>
-          <w:rFonts w:ascii="Arial" w:eastAsia="Arial" w:hAnsi="Arial" w:cs="Arial"/>
-          <w:spacing w:val="-2"/>
-          <w:sz w:val="22"/>
-          <w:szCs w:val="22"/>
-        </w:rPr>
-        <w:t>}</w:t>
+        <w:t>{tahun_anggaran}</w:t>
       </w:r>
       <w:r>
         <w:rPr>
@@ -3471,6 +3198,7 @@
           <w:sz w:val="22"/>
           <w:szCs w:val="22"/>
         </w:rPr>
+        <w:lastRenderedPageBreak/>
         <w:t>K</w:t>
       </w:r>
       <w:r>
@@ -3698,16 +3426,7 @@
           <w:sz w:val="22"/>
           <w:szCs w:val="22"/>
         </w:rPr>
-        <w:t>{</w:t>
-      </w:r>
-      <w:proofErr w:type="spellStart"/>
-      <w:r>
-        <w:rPr>
-          <w:rFonts w:ascii="Arial" w:eastAsia="Arial" w:hAnsi="Arial" w:cs="Arial"/>
-          <w:sz w:val="22"/>
-          <w:szCs w:val="22"/>
-        </w:rPr>
-        <w:t>nomor_sk_</w:t>
+        <w:t>{nomor_sk_</w:t>
       </w:r>
       <w:r>
         <w:rPr>
@@ -3717,7 +3436,6 @@
         </w:rPr>
         <w:t>timlak</w:t>
       </w:r>
-      <w:proofErr w:type="spellEnd"/>
       <w:r>
         <w:rPr>
           <w:rFonts w:ascii="Arial" w:eastAsia="Arial" w:hAnsi="Arial" w:cs="Arial"/>
@@ -3793,25 +3511,7 @@
           <w:sz w:val="22"/>
           <w:szCs w:val="22"/>
         </w:rPr>
-        <w:t>{</w:t>
-      </w:r>
-      <w:proofErr w:type="spellStart"/>
-      <w:r>
-        <w:rPr>
-          <w:rFonts w:ascii="Arial" w:eastAsia="Arial" w:hAnsi="Arial" w:cs="Arial"/>
-          <w:sz w:val="22"/>
-          <w:szCs w:val="22"/>
-        </w:rPr>
-        <w:t>tanggal_sk_timlak</w:t>
-      </w:r>
-      <w:proofErr w:type="spellEnd"/>
-      <w:r>
-        <w:rPr>
-          <w:rFonts w:ascii="Arial" w:eastAsia="Arial" w:hAnsi="Arial" w:cs="Arial"/>
-          <w:sz w:val="22"/>
-          <w:szCs w:val="22"/>
-        </w:rPr>
-        <w:t xml:space="preserve">} </w:t>
+        <w:t xml:space="preserve">{tanggal_sk_timlak} </w:t>
       </w:r>
       <w:r>
         <w:rPr>
@@ -3944,9 +3644,8 @@
           <w:sz w:val="22"/>
           <w:szCs w:val="22"/>
         </w:rPr>
-        <w:t>{</w:t>
-      </w:r>
-      <w:proofErr w:type="spellStart"/>
+        <w:t>{kode_pokja}</w:t>
+      </w:r>
       <w:r>
         <w:rPr>
           <w:rFonts w:ascii="Arial" w:eastAsia="Arial" w:hAnsi="Arial" w:cs="Arial"/>
@@ -3954,28 +3653,8 @@
           <w:sz w:val="22"/>
           <w:szCs w:val="22"/>
         </w:rPr>
-        <w:t>kode_pokja</w:t>
-      </w:r>
-      <w:proofErr w:type="spellEnd"/>
-      <w:r>
-        <w:rPr>
-          <w:rFonts w:ascii="Arial" w:eastAsia="Arial" w:hAnsi="Arial" w:cs="Arial"/>
-          <w:spacing w:val="3"/>
-          <w:sz w:val="22"/>
-          <w:szCs w:val="22"/>
-        </w:rPr>
-        <w:t>}</w:t>
-      </w:r>
-      <w:r>
-        <w:rPr>
-          <w:rFonts w:ascii="Arial" w:eastAsia="Arial" w:hAnsi="Arial" w:cs="Arial"/>
-          <w:spacing w:val="3"/>
-          <w:sz w:val="22"/>
-          <w:szCs w:val="22"/>
-        </w:rPr>
         <w:t xml:space="preserve"> BP2JK Wilayah </w:t>
       </w:r>
-      <w:proofErr w:type="spellStart"/>
       <w:r>
         <w:rPr>
           <w:rFonts w:ascii="Arial" w:eastAsia="Arial" w:hAnsi="Arial" w:cs="Arial"/>
@@ -3983,9 +3662,8 @@
           <w:sz w:val="22"/>
           <w:szCs w:val="22"/>
         </w:rPr>
-        <w:t>Wilayah</w:t>
-      </w:r>
-      <w:proofErr w:type="spellEnd"/>
+        <w:t xml:space="preserve">Wilayah Kalimantan Selatan Kementerian Pekerjaan Umum Tahun Anggaran </w:t>
+      </w:r>
       <w:r>
         <w:rPr>
           <w:rFonts w:ascii="Arial" w:eastAsia="Arial" w:hAnsi="Arial" w:cs="Arial"/>
@@ -3993,36 +3671,7 @@
           <w:sz w:val="22"/>
           <w:szCs w:val="22"/>
         </w:rPr>
-        <w:t xml:space="preserve"> Kalimantan Selatan Kementerian Pekerjaan Umum Tahun Anggaran </w:t>
-      </w:r>
-      <w:r>
-        <w:rPr>
-          <w:rFonts w:ascii="Arial" w:eastAsia="Arial" w:hAnsi="Arial" w:cs="Arial"/>
-          <w:spacing w:val="-2"/>
-          <w:sz w:val="22"/>
-          <w:szCs w:val="22"/>
-        </w:rPr>
-        <w:t>{</w:t>
-      </w:r>
-      <w:proofErr w:type="spellStart"/>
-      <w:r>
-        <w:rPr>
-          <w:rFonts w:ascii="Arial" w:eastAsia="Arial" w:hAnsi="Arial" w:cs="Arial"/>
-          <w:spacing w:val="-2"/>
-          <w:sz w:val="22"/>
-          <w:szCs w:val="22"/>
-        </w:rPr>
-        <w:t>tahun_anggaran</w:t>
-      </w:r>
-      <w:proofErr w:type="spellEnd"/>
-      <w:r>
-        <w:rPr>
-          <w:rFonts w:ascii="Arial" w:eastAsia="Arial" w:hAnsi="Arial" w:cs="Arial"/>
-          <w:spacing w:val="-2"/>
-          <w:sz w:val="22"/>
-          <w:szCs w:val="22"/>
-        </w:rPr>
-        <w:t>}</w:t>
+        <w:t>{tahun_anggaran}</w:t>
       </w:r>
       <w:r>
         <w:rPr>
@@ -4065,25 +3714,23 @@
           <w:sz w:val="22"/>
           <w:szCs w:val="22"/>
         </w:rPr>
-        <w:t xml:space="preserve">Undangan Rapat Pembahasan </w:t>
-      </w:r>
-      <w:proofErr w:type="spellStart"/>
-      <w:r>
-        <w:rPr>
-          <w:rFonts w:ascii="Arial" w:eastAsia="Arial" w:hAnsi="Arial" w:cs="Arial"/>
-          <w:sz w:val="22"/>
-          <w:szCs w:val="22"/>
-        </w:rPr>
-        <w:t>Reviu</w:t>
-      </w:r>
-      <w:proofErr w:type="spellEnd"/>
-      <w:r>
-        <w:rPr>
-          <w:rFonts w:ascii="Arial" w:eastAsia="Arial" w:hAnsi="Arial" w:cs="Arial"/>
-          <w:sz w:val="22"/>
-          <w:szCs w:val="22"/>
-        </w:rPr>
-        <w:t xml:space="preserve"> Dokumen Persiapan Pengadaan dan Penyiapan Dokumen Pemilihan Nomor </w:t>
+        <w:t xml:space="preserve">Undangan Rapat Pembahasan Reviu Dokumen Persiapan Pengadaan dan Penyiapan Dokumen Pemilihan Nomor </w:t>
+      </w:r>
+      <w:r>
+        <w:rPr>
+          <w:rFonts w:ascii="Arial" w:eastAsia="Arial" w:hAnsi="Arial" w:cs="Arial"/>
+          <w:sz w:val="22"/>
+          <w:szCs w:val="22"/>
+        </w:rPr>
+        <w:t xml:space="preserve">UM0102/B/Bp2jk17/2026/{nomor_undangan_rapat} </w:t>
+      </w:r>
+      <w:r>
+        <w:rPr>
+          <w:rFonts w:ascii="Arial" w:eastAsia="Arial" w:hAnsi="Arial" w:cs="Arial"/>
+          <w:sz w:val="22"/>
+          <w:szCs w:val="22"/>
+        </w:rPr>
+        <w:t xml:space="preserve"> tanggal </w:t>
       </w:r>
       <w:r>
         <w:rPr>
@@ -4093,41 +3740,6 @@
         </w:rPr>
         <w:t>{</w:t>
       </w:r>
-      <w:proofErr w:type="spellStart"/>
-      <w:r>
-        <w:rPr>
-          <w:rFonts w:ascii="Arial" w:eastAsia="Arial" w:hAnsi="Arial" w:cs="Arial"/>
-          <w:sz w:val="22"/>
-          <w:szCs w:val="22"/>
-        </w:rPr>
-        <w:t>nomor_undangan_rapat</w:t>
-      </w:r>
-      <w:proofErr w:type="spellEnd"/>
-      <w:r>
-        <w:rPr>
-          <w:rFonts w:ascii="Arial" w:eastAsia="Arial" w:hAnsi="Arial" w:cs="Arial"/>
-          <w:sz w:val="22"/>
-          <w:szCs w:val="22"/>
-        </w:rPr>
-        <w:t>}</w:t>
-      </w:r>
-      <w:r>
-        <w:rPr>
-          <w:rFonts w:ascii="Arial" w:eastAsia="Arial" w:hAnsi="Arial" w:cs="Arial"/>
-          <w:sz w:val="22"/>
-          <w:szCs w:val="22"/>
-        </w:rPr>
-        <w:t xml:space="preserve"> tanggal </w:t>
-      </w:r>
-      <w:r>
-        <w:rPr>
-          <w:rFonts w:ascii="Arial" w:eastAsia="Arial" w:hAnsi="Arial" w:cs="Arial"/>
-          <w:sz w:val="22"/>
-          <w:szCs w:val="22"/>
-        </w:rPr>
-        <w:t>{</w:t>
-      </w:r>
-      <w:proofErr w:type="spellStart"/>
       <w:r>
         <w:rPr>
           <w:rFonts w:ascii="Arial" w:eastAsia="Arial" w:hAnsi="Arial" w:cs="Arial"/>
@@ -4164,7 +3776,6 @@
         </w:rPr>
         <w:t>reviu</w:t>
       </w:r>
-      <w:proofErr w:type="spellEnd"/>
       <w:r>
         <w:rPr>
           <w:rFonts w:ascii="Arial" w:eastAsia="Arial" w:hAnsi="Arial" w:cs="Arial"/>
@@ -4221,7 +3832,6 @@
         </w:rPr>
         <w:t xml:space="preserve">Batasan dan Ruang Lingkup </w:t>
       </w:r>
-      <w:proofErr w:type="spellStart"/>
       <w:r>
         <w:rPr>
           <w:rFonts w:ascii="Arial" w:eastAsia="Arial" w:hAnsi="Arial" w:cs="Arial"/>
@@ -4232,7 +3842,6 @@
         </w:rPr>
         <w:t>Reviu</w:t>
       </w:r>
-      <w:proofErr w:type="spellEnd"/>
       <w:r>
         <w:rPr>
           <w:rFonts w:ascii="Arial" w:eastAsia="Arial" w:hAnsi="Arial" w:cs="Arial"/>
@@ -4866,12 +4475,10 @@
           <w:szCs w:val="22"/>
         </w:rPr>
         <w:sectPr>
-          <w:headerReference w:type="even" r:id="rId11"/>
-          <w:headerReference w:type="default" r:id="rId12"/>
-          <w:footerReference w:type="even" r:id="rId13"/>
-          <w:footerReference w:type="default" r:id="rId14"/>
-          <w:headerReference w:type="first" r:id="rId15"/>
-          <w:footerReference w:type="first" r:id="rId16"/>
+          <w:headerReference w:type="default" r:id="rId11"/>
+          <w:footerReference w:type="default" r:id="rId12"/>
+          <w:headerReference w:type="first" r:id="rId13"/>
+          <w:footerReference w:type="first" r:id="rId14"/>
           <w:pgSz w:w="11907" w:h="16840" w:code="9"/>
           <w:pgMar w:top="1134" w:right="1134" w:bottom="1418" w:left="1418" w:header="720" w:footer="284" w:gutter="0"/>
           <w:cols w:space="720"/>
@@ -4882,12 +4489,105 @@
       <w:r>
         <w:rPr>
           <w:rFonts w:ascii="Arial" w:eastAsia="Arial" w:hAnsi="Arial" w:cs="Arial"/>
-          <w:i/>
-          <w:iCs/>
-          <w:sz w:val="22"/>
-          <w:szCs w:val="22"/>
-        </w:rPr>
-        <w:t>3.  Hasil...</w:t>
+          <w:noProof/>
+          <w:sz w:val="22"/>
+          <w:szCs w:val="22"/>
+        </w:rPr>
+        <mc:AlternateContent>
+          <mc:Choice Requires="wps">
+            <w:drawing>
+              <wp:anchor distT="45720" distB="45720" distL="114300" distR="114300" simplePos="0" relativeHeight="251661312" behindDoc="0" locked="0" layoutInCell="1" allowOverlap="1" wp14:anchorId="355984A4" wp14:editId="2C078937">
+                <wp:simplePos x="0" y="0"/>
+                <wp:positionH relativeFrom="margin">
+                  <wp:posOffset>5107940</wp:posOffset>
+                </wp:positionH>
+                <wp:positionV relativeFrom="margin">
+                  <wp:posOffset>8762365</wp:posOffset>
+                </wp:positionV>
+                <wp:extent cx="830580" cy="284480"/>
+                <wp:effectExtent l="0" t="0" r="7620" b="1270"/>
+                <wp:wrapSquare wrapText="bothSides"/>
+                <wp:docPr id="3" name="Text Box 2"/>
+                <wp:cNvGraphicFramePr>
+                  <a:graphicFrameLocks xmlns:a="http://schemas.openxmlformats.org/drawingml/2006/main"/>
+                </wp:cNvGraphicFramePr>
+                <a:graphic xmlns:a="http://schemas.openxmlformats.org/drawingml/2006/main">
+                  <a:graphicData uri="http://schemas.microsoft.com/office/word/2010/wordprocessingShape">
+                    <wps:wsp>
+                      <wps:cNvSpPr txBox="1">
+                        <a:spLocks noChangeArrowheads="1"/>
+                      </wps:cNvSpPr>
+                      <wps:spPr bwMode="auto">
+                        <a:xfrm>
+                          <a:off x="0" y="0"/>
+                          <a:ext cx="830580" cy="284480"/>
+                        </a:xfrm>
+                        <a:prstGeom prst="rect">
+                          <a:avLst/>
+                        </a:prstGeom>
+                        <a:solidFill>
+                          <a:srgbClr val="FFFFFF"/>
+                        </a:solidFill>
+                        <a:ln w="9525">
+                          <a:noFill/>
+                          <a:miter lim="800000"/>
+                          <a:headEnd/>
+                          <a:tailEnd/>
+                        </a:ln>
+                      </wps:spPr>
+                      <wps:txbx>
+                        <w:txbxContent>
+                          <w:p>
+                            <w:r>
+                              <w:rPr>
+                                <w:rFonts w:ascii="Arial" w:hAnsi="Arial" w:cs="Arial"/>
+                                <w:sz w:val="22"/>
+                                <w:szCs w:val="22"/>
+                                <w:lang w:val="en-US"/>
+                              </w:rPr>
+                              <w:t>3. Hasil...</w:t>
+                            </w:r>
+                          </w:p>
+                        </w:txbxContent>
+                      </wps:txbx>
+                      <wps:bodyPr rot="0" vert="horz" wrap="square" lIns="91440" tIns="45720" rIns="91440" bIns="45720" anchor="t" anchorCtr="0">
+                        <a:noAutofit/>
+                      </wps:bodyPr>
+                    </wps:wsp>
+                  </a:graphicData>
+                </a:graphic>
+                <wp14:sizeRelH relativeFrom="margin">
+                  <wp14:pctWidth>0</wp14:pctWidth>
+                </wp14:sizeRelH>
+                <wp14:sizeRelV relativeFrom="margin">
+                  <wp14:pctHeight>0</wp14:pctHeight>
+                </wp14:sizeRelV>
+              </wp:anchor>
+            </w:drawing>
+          </mc:Choice>
+          <mc:Fallback>
+            <w:pict>
+              <v:shape w14:anchorId="355984A4" id="_x0000_s1027" type="#_x0000_t202" style="position:absolute;left:0;text-align:left;margin-left:402.2pt;margin-top:689.95pt;width:65.4pt;height:22.4pt;z-index:251661312;visibility:visible;mso-wrap-style:square;mso-width-percent:0;mso-height-percent:0;mso-wrap-distance-left:9pt;mso-wrap-distance-top:3.6pt;mso-wrap-distance-right:9pt;mso-wrap-distance-bottom:3.6pt;mso-position-horizontal:absolute;mso-position-horizontal-relative:margin;mso-position-vertical:absolute;mso-position-vertical-relative:margin;mso-width-percent:0;mso-height-percent:0;mso-width-relative:margin;mso-height-relative:margin;v-text-anchor:top" o:gfxdata="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" stroked="f">
+                <v:textbox>
+                  <w:txbxContent>
+                    <w:p>
+                      <w:r>
+                        <w:rPr>
+                          <w:rFonts w:ascii="Arial" w:hAnsi="Arial" w:cs="Arial"/>
+                          <w:sz w:val="22"/>
+                          <w:szCs w:val="22"/>
+                          <w:lang w:val="en-US"/>
+                        </w:rPr>
+                        <w:t>3. Hasil...</w:t>
+                      </w:r>
+                    </w:p>
+                  </w:txbxContent>
+                </v:textbox>
+                <w10:wrap type="square" anchorx="margin" anchory="margin"/>
+              </v:shape>
+            </w:pict>
+          </mc:Fallback>
+        </mc:AlternateContent>
       </w:r>
     </w:p>
     <w:p>
@@ -4915,27 +4615,7 @@
           <w:highlight w:val="yellow"/>
         </w:rPr>
         <w:lastRenderedPageBreak/>
-        <w:t xml:space="preserve">Hasil </w:t>
-      </w:r>
-      <w:proofErr w:type="spellStart"/>
-      <w:r>
-        <w:rPr>
-          <w:rFonts w:ascii="Arial" w:hAnsi="Arial" w:cs="Arial"/>
-          <w:b/>
-          <w:bCs/>
-          <w:highlight w:val="yellow"/>
-        </w:rPr>
-        <w:t>Reviu</w:t>
-      </w:r>
-      <w:proofErr w:type="spellEnd"/>
-      <w:r>
-        <w:rPr>
-          <w:rFonts w:ascii="Arial" w:hAnsi="Arial" w:cs="Arial"/>
-          <w:b/>
-          <w:bCs/>
-          <w:highlight w:val="yellow"/>
-        </w:rPr>
-        <w:t xml:space="preserve"> Dokumen</w:t>
+        <w:t>Hasil Reviu Dokumen</w:t>
       </w:r>
       <w:r>
         <w:rPr>
@@ -5391,19 +5071,8 @@
                 <w:bCs/>
                 <w:highlight w:val="yellow"/>
               </w:rPr>
-              <w:t xml:space="preserve">Pengumuman Pemilihan dengan </w:t>
-            </w:r>
-            <w:proofErr w:type="spellStart"/>
-            <w:r>
-              <w:rPr>
-                <w:rFonts w:ascii="Arial" w:hAnsi="Arial" w:cs="Arial"/>
-                <w:b/>
-                <w:bCs/>
-                <w:highlight w:val="yellow"/>
-              </w:rPr>
-              <w:t>Pascakualifikasi</w:t>
-            </w:r>
-            <w:proofErr w:type="spellEnd"/>
+              <w:t>Pengumuman Pemilihan dengan Pascakualifikasi</w:t>
+            </w:r>
           </w:p>
         </w:tc>
         <w:tc>
@@ -6182,47 +5851,7 @@
                 <w:bCs/>
                 <w:highlight w:val="yellow"/>
               </w:rPr>
-              <w:t xml:space="preserve">Jl. Yos </w:t>
-            </w:r>
-            <w:proofErr w:type="spellStart"/>
-            <w:r>
-              <w:rPr>
-                <w:rFonts w:ascii="Bookman Old Style" w:eastAsia="Basic" w:hAnsi="Bookman Old Style" w:cs="Basic"/>
-                <w:b/>
-                <w:bCs/>
-                <w:highlight w:val="yellow"/>
-              </w:rPr>
-              <w:t>Sudarso</w:t>
-            </w:r>
-            <w:proofErr w:type="spellEnd"/>
-            <w:r>
-              <w:rPr>
-                <w:rFonts w:ascii="Bookman Old Style" w:eastAsia="Basic" w:hAnsi="Bookman Old Style" w:cs="Basic"/>
-                <w:b/>
-                <w:bCs/>
-                <w:highlight w:val="yellow"/>
-              </w:rPr>
-              <w:t xml:space="preserve"> No. 37A Gedung Balai Jasa Konstruksi Wilayah V Banjarmasin </w:t>
-            </w:r>
-            <w:proofErr w:type="spellStart"/>
-            <w:r>
-              <w:rPr>
-                <w:rFonts w:ascii="Bookman Old Style" w:eastAsia="Basic" w:hAnsi="Bookman Old Style" w:cs="Basic"/>
-                <w:b/>
-                <w:bCs/>
-                <w:highlight w:val="yellow"/>
-              </w:rPr>
-              <w:t>Lt</w:t>
-            </w:r>
-            <w:proofErr w:type="spellEnd"/>
-            <w:r>
-              <w:rPr>
-                <w:rFonts w:ascii="Bookman Old Style" w:eastAsia="Basic" w:hAnsi="Bookman Old Style" w:cs="Basic"/>
-                <w:b/>
-                <w:bCs/>
-                <w:highlight w:val="yellow"/>
-              </w:rPr>
-              <w:t>. 2 70119</w:t>
+              <w:t>Jl. Yos Sudarso No. 37A Gedung Balai Jasa Konstruksi Wilayah V Banjarmasin Lt. 2 70119</w:t>
             </w:r>
           </w:p>
           <w:p>
@@ -6260,7 +5889,6 @@
                 <w:u w:val="single"/>
               </w:rPr>
             </w:pPr>
-            <w:proofErr w:type="spellStart"/>
             <w:r>
               <w:rPr>
                 <w:rFonts w:ascii="Bookman Old Style" w:eastAsia="Basic" w:hAnsi="Bookman Old Style" w:cs="Basic"/>
@@ -6269,7 +5897,6 @@
               </w:rPr>
               <w:t>Website</w:t>
             </w:r>
-            <w:proofErr w:type="spellEnd"/>
             <w:r>
               <w:rPr>
                 <w:rFonts w:ascii="Bookman Old Style" w:eastAsia="Basic" w:hAnsi="Bookman Old Style" w:cs="Basic"/>
@@ -6606,27 +6233,7 @@
                 <w:highlight w:val="yellow"/>
               </w:rPr>
               <w:lastRenderedPageBreak/>
-              <w:t xml:space="preserve">maka tender/tender cepat/mini kompetisi/seleksi/RO dibatalkan dan peserta tender tidak mendapatkan ganti rugi dalam bentuk </w:t>
-            </w:r>
-            <w:proofErr w:type="spellStart"/>
-            <w:r>
-              <w:rPr>
-                <w:rFonts w:ascii="Bookman Old Style" w:eastAsia="Basic" w:hAnsi="Bookman Old Style" w:cs="Basic"/>
-                <w:b/>
-                <w:bCs/>
-                <w:highlight w:val="yellow"/>
-              </w:rPr>
-              <w:t>apapun</w:t>
-            </w:r>
-            <w:proofErr w:type="spellEnd"/>
-            <w:r>
-              <w:rPr>
-                <w:rFonts w:ascii="Bookman Old Style" w:eastAsia="Basic" w:hAnsi="Bookman Old Style" w:cs="Basic"/>
-                <w:b/>
-                <w:bCs/>
-                <w:highlight w:val="yellow"/>
-              </w:rPr>
-              <w:t>.</w:t>
+              <w:t>maka tender/tender cepat/mini kompetisi/seleksi/RO dibatalkan dan peserta tender tidak mendapatkan ganti rugi dalam bentuk apapun.</w:t>
             </w:r>
           </w:p>
           <w:p>
@@ -6647,27 +6254,7 @@
                 <w:bCs/>
                 <w:highlight w:val="yellow"/>
               </w:rPr>
-              <w:t xml:space="preserve">Alokasi DIPA masih dalam proses. Apabila alokasi DIPA untuk paket tersebut tidak tersedia dalam dokumen anggaran, maka tender/tender cepat/mini kompetisi/seleksi/RO dapat dibatalkan dan peserta tender tidak mendapatkan ganti rugi dalam bentuk </w:t>
-            </w:r>
-            <w:proofErr w:type="spellStart"/>
-            <w:r>
-              <w:rPr>
-                <w:rFonts w:ascii="Bookman Old Style" w:eastAsia="Basic" w:hAnsi="Bookman Old Style" w:cs="Basic"/>
-                <w:b/>
-                <w:bCs/>
-                <w:highlight w:val="yellow"/>
-              </w:rPr>
-              <w:t>apapun</w:t>
-            </w:r>
-            <w:proofErr w:type="spellEnd"/>
-            <w:r>
-              <w:rPr>
-                <w:rFonts w:ascii="Bookman Old Style" w:eastAsia="Basic" w:hAnsi="Bookman Old Style" w:cs="Basic"/>
-                <w:b/>
-                <w:bCs/>
-                <w:highlight w:val="yellow"/>
-              </w:rPr>
-              <w:t>.</w:t>
+              <w:t>Alokasi DIPA masih dalam proses. Apabila alokasi DIPA untuk paket tersebut tidak tersedia dalam dokumen anggaran, maka tender/tender cepat/mini kompetisi/seleksi/RO dapat dibatalkan dan peserta tender tidak mendapatkan ganti rugi dalam bentuk apapun.</w:t>
             </w:r>
           </w:p>
           <w:p>
@@ -7086,27 +6673,7 @@
                 <w:bCs/>
                 <w:highlight w:val="yellow"/>
               </w:rPr>
-              <w:t xml:space="preserve">Rp5.801.507.000,00 (lima miliar delapan ratus satu juta lima ratus tujuh ribu rupiah), dengan </w:t>
-            </w:r>
-            <w:proofErr w:type="spellStart"/>
-            <w:r>
-              <w:rPr>
-                <w:rFonts w:ascii="Bookman Old Style" w:eastAsia="Basic" w:hAnsi="Bookman Old Style" w:cs="Basic"/>
-                <w:b/>
-                <w:bCs/>
-                <w:highlight w:val="yellow"/>
-              </w:rPr>
-              <w:t>rincian</w:t>
-            </w:r>
-            <w:proofErr w:type="spellEnd"/>
-            <w:r>
-              <w:rPr>
-                <w:rFonts w:ascii="Bookman Old Style" w:eastAsia="Basic" w:hAnsi="Bookman Old Style" w:cs="Basic"/>
-                <w:b/>
-                <w:bCs/>
-                <w:highlight w:val="yellow"/>
-              </w:rPr>
-              <w:t>:</w:t>
+              <w:t>Rp5.801.507.000,00 (lima miliar delapan ratus satu juta lima ratus tujuh ribu rupiah), dengan rincian:</w:t>
             </w:r>
           </w:p>
           <w:p>
@@ -7290,23 +6857,7 @@
                 <w:highlight w:val="yellow"/>
               </w:rPr>
               <w:lastRenderedPageBreak/>
-              <w:t xml:space="preserve">Dasar pembuatan remunerasi yang digunakan mengacu pada Keputusan Menteri Pekerjaan Umum Nomor 33/KPTS/M/2025 tentang Besaran Remunerasi Minimal Tenaga Kerja Konstruksi pada Jenjang Jabatan Ahli untuk Layanan Jasa </w:t>
-            </w:r>
-            <w:proofErr w:type="spellStart"/>
-            <w:r>
-              <w:rPr>
-                <w:rFonts w:ascii="Bookman Old Style" w:eastAsia="Basic" w:hAnsi="Bookman Old Style" w:cs="Basic"/>
-                <w:highlight w:val="yellow"/>
-              </w:rPr>
-              <w:t>Konsultansi</w:t>
-            </w:r>
-            <w:proofErr w:type="spellEnd"/>
-            <w:r>
-              <w:rPr>
-                <w:rFonts w:ascii="Bookman Old Style" w:eastAsia="Basic" w:hAnsi="Bookman Old Style" w:cs="Basic"/>
-                <w:highlight w:val="yellow"/>
-              </w:rPr>
-              <w:t xml:space="preserve"> Konstruksi pada tanggal 14 Januari 2025.</w:t>
+              <w:t>Dasar pembuatan remunerasi yang digunakan mengacu pada Keputusan Menteri Pekerjaan Umum Nomor 33/KPTS/M/2025 tentang Besaran Remunerasi Minimal Tenaga Kerja Konstruksi pada Jenjang Jabatan Ahli untuk Layanan Jasa Konsultansi Konstruksi pada tanggal 14 Januari 2025.</w:t>
             </w:r>
           </w:p>
           <w:p>
@@ -7401,25 +6952,7 @@
                 <w:i/>
                 <w:highlight w:val="yellow"/>
               </w:rPr>
-              <w:t xml:space="preserve"> ganti rugi dalam bentuk </w:t>
-            </w:r>
-            <w:proofErr w:type="spellStart"/>
-            <w:r>
-              <w:rPr>
-                <w:rFonts w:ascii="Bookman Old Style" w:eastAsia="Basic" w:hAnsi="Bookman Old Style" w:cs="Basic"/>
-                <w:i/>
-                <w:highlight w:val="yellow"/>
-              </w:rPr>
-              <w:t>apapun</w:t>
-            </w:r>
-            <w:proofErr w:type="spellEnd"/>
-            <w:r>
-              <w:rPr>
-                <w:rFonts w:ascii="Bookman Old Style" w:eastAsia="Basic" w:hAnsi="Bookman Old Style" w:cs="Basic"/>
-                <w:i/>
-                <w:highlight w:val="yellow"/>
-              </w:rPr>
-              <w:t>)</w:t>
+              <w:t xml:space="preserve"> ganti rugi dalam bentuk apapun)</w:t>
             </w:r>
           </w:p>
           <w:p>
@@ -7664,23 +7197,7 @@
                 <w:rFonts w:ascii="Bookman Old Style" w:eastAsia="Basic" w:hAnsi="Bookman Old Style" w:cs="Basic"/>
                 <w:highlight w:val="yellow"/>
               </w:rPr>
-              <w:t xml:space="preserve"> perusahaan dalam 1 (satu) </w:t>
-            </w:r>
-            <w:proofErr w:type="spellStart"/>
-            <w:r>
-              <w:rPr>
-                <w:rFonts w:ascii="Bookman Old Style" w:eastAsia="Basic" w:hAnsi="Bookman Old Style" w:cs="Basic"/>
-                <w:highlight w:val="yellow"/>
-              </w:rPr>
-              <w:t>kerjasama</w:t>
-            </w:r>
-            <w:proofErr w:type="spellEnd"/>
-            <w:r>
-              <w:rPr>
-                <w:rFonts w:ascii="Bookman Old Style" w:eastAsia="Basic" w:hAnsi="Bookman Old Style" w:cs="Basic"/>
-                <w:highlight w:val="yellow"/>
-              </w:rPr>
-              <w:t xml:space="preserve"> operasi;</w:t>
+              <w:t xml:space="preserve"> perusahaan dalam 1 (satu) kerjasama operasi;</w:t>
             </w:r>
             <w:r>
               <w:rPr>
@@ -7983,23 +7500,7 @@
                 <w:rFonts w:ascii="Bookman Old Style" w:eastAsia="Basic" w:hAnsi="Bookman Old Style" w:cs="Basic"/>
                 <w:highlight w:val="yellow"/>
               </w:rPr>
-              <w:t xml:space="preserve">Memiliki Nomor Induk Berusaha (NIB) dan Sertifikat Standar </w:t>
-            </w:r>
-            <w:proofErr w:type="spellStart"/>
-            <w:r>
-              <w:rPr>
-                <w:rFonts w:ascii="Bookman Old Style" w:eastAsia="Basic" w:hAnsi="Bookman Old Style" w:cs="Basic"/>
-                <w:highlight w:val="yellow"/>
-              </w:rPr>
-              <w:t>terverifikasi</w:t>
-            </w:r>
-            <w:proofErr w:type="spellEnd"/>
-            <w:r>
-              <w:rPr>
-                <w:rFonts w:ascii="Bookman Old Style" w:eastAsia="Basic" w:hAnsi="Bookman Old Style" w:cs="Basic"/>
-                <w:highlight w:val="yellow"/>
-              </w:rPr>
-              <w:t xml:space="preserve"> (untuk Badan Usaha yang memiliki SBU KBLI 2020);</w:t>
+              <w:t>Memiliki Nomor Induk Berusaha (NIB) dan Sertifikat Standar terverifikasi (untuk Badan Usaha yang memiliki SBU KBLI 2020);</w:t>
             </w:r>
           </w:p>
           <w:p>
@@ -8027,39 +7528,7 @@
                 <w:rFonts w:ascii="Bookman Old Style" w:eastAsia="Basic" w:hAnsi="Bookman Old Style" w:cs="Basic"/>
                 <w:highlight w:val="yellow"/>
               </w:rPr>
-              <w:t xml:space="preserve">dalam hal Sertifikat Standar sebagaimana dimaksud pada angka 1) belum </w:t>
-            </w:r>
-            <w:proofErr w:type="spellStart"/>
-            <w:r>
-              <w:rPr>
-                <w:rFonts w:ascii="Bookman Old Style" w:eastAsia="Basic" w:hAnsi="Bookman Old Style" w:cs="Basic"/>
-                <w:highlight w:val="yellow"/>
-              </w:rPr>
-              <w:t>terverifikasi</w:t>
-            </w:r>
-            <w:proofErr w:type="spellEnd"/>
-            <w:r>
-              <w:rPr>
-                <w:rFonts w:ascii="Bookman Old Style" w:eastAsia="Basic" w:hAnsi="Bookman Old Style" w:cs="Basic"/>
-                <w:highlight w:val="yellow"/>
-              </w:rPr>
-              <w:t xml:space="preserve">, peserta menyampaikan NIB, Sertifikat Standar belum </w:t>
-            </w:r>
-            <w:proofErr w:type="spellStart"/>
-            <w:r>
-              <w:rPr>
-                <w:rFonts w:ascii="Bookman Old Style" w:eastAsia="Basic" w:hAnsi="Bookman Old Style" w:cs="Basic"/>
-                <w:highlight w:val="yellow"/>
-              </w:rPr>
-              <w:t>terverifikasi</w:t>
-            </w:r>
-            <w:proofErr w:type="spellEnd"/>
-            <w:r>
-              <w:rPr>
-                <w:rFonts w:ascii="Bookman Old Style" w:eastAsia="Basic" w:hAnsi="Bookman Old Style" w:cs="Basic"/>
-                <w:highlight w:val="yellow"/>
-              </w:rPr>
-              <w:t xml:space="preserve"> dan tangkapan layar laman OSS yang mencantumkan bahwa Sertifikat Standar sedang menunggu verifikasi; atau</w:t>
+              <w:t>dalam hal Sertifikat Standar sebagaimana dimaksud pada angka 1) belum terverifikasi, peserta menyampaikan NIB, Sertifikat Standar belum terverifikasi dan tangkapan layar laman OSS yang mencantumkan bahwa Sertifikat Standar sedang menunggu verifikasi; atau</w:t>
             </w:r>
           </w:p>
           <w:p>
@@ -8165,21 +7634,12 @@
               </w:rPr>
               <w:t xml:space="preserve">serta disyaratkan </w:t>
             </w:r>
-            <w:proofErr w:type="spellStart"/>
-            <w:r>
-              <w:rPr>
-                <w:rFonts w:ascii="Bookman Old Style" w:eastAsia="Basic" w:hAnsi="Bookman Old Style" w:cs="Basic"/>
-                <w:highlight w:val="yellow"/>
-              </w:rPr>
-              <w:t>subklasifikasi</w:t>
-            </w:r>
-            <w:proofErr w:type="spellEnd"/>
-            <w:r>
-              <w:rPr>
-                <w:rFonts w:ascii="Bookman Old Style" w:eastAsia="Basic" w:hAnsi="Bookman Old Style" w:cs="Basic"/>
-                <w:highlight w:val="yellow"/>
-              </w:rPr>
-              <w:t xml:space="preserve"> </w:t>
+            <w:r>
+              <w:rPr>
+                <w:rFonts w:ascii="Bookman Old Style" w:eastAsia="Basic" w:hAnsi="Bookman Old Style" w:cs="Basic"/>
+                <w:highlight w:val="yellow"/>
+              </w:rPr>
+              <w:t xml:space="preserve">subklasifikasi </w:t>
             </w:r>
             <w:r>
               <w:rPr>
@@ -8789,25 +8249,7 @@
                 <w:color w:val="000000"/>
                 <w:highlight w:val="yellow"/>
               </w:rPr>
-              <w:t xml:space="preserve">pimpinan dan pengurus badan usaha bukan sebagai pegawai Kementerian/Lembaga/Perangkat Daerah atau sebagai pegawai Kementerian/Lembaga/Perangkat Daerah yang sedang mengambil cuti </w:t>
-            </w:r>
-            <w:proofErr w:type="spellStart"/>
-            <w:r>
-              <w:rPr>
-                <w:rFonts w:ascii="Bookman Old Style" w:eastAsia="Basic" w:hAnsi="Bookman Old Style" w:cs="Basic"/>
-                <w:color w:val="000000"/>
-                <w:highlight w:val="yellow"/>
-              </w:rPr>
-              <w:t>diluar</w:t>
-            </w:r>
-            <w:proofErr w:type="spellEnd"/>
-            <w:r>
-              <w:rPr>
-                <w:rFonts w:ascii="Bookman Old Style" w:eastAsia="Basic" w:hAnsi="Bookman Old Style" w:cs="Basic"/>
-                <w:color w:val="000000"/>
-                <w:highlight w:val="yellow"/>
-              </w:rPr>
-              <w:t xml:space="preserve"> tanggungan Negara; </w:t>
+              <w:t xml:space="preserve">pimpinan dan pengurus badan usaha bukan sebagai pegawai Kementerian/Lembaga/Perangkat Daerah atau sebagai pegawai Kementerian/Lembaga/Perangkat Daerah yang sedang mengambil cuti diluar tanggungan Negara; </w:t>
             </w:r>
           </w:p>
           <w:p>
@@ -9007,25 +8449,7 @@
                 <w:color w:val="000000"/>
                 <w:highlight w:val="yellow"/>
               </w:rPr>
-              <w:t xml:space="preserve">memiliki pengalaman paling kurang 1 (satu) pekerjaan jasa </w:t>
-            </w:r>
-            <w:proofErr w:type="spellStart"/>
-            <w:r>
-              <w:rPr>
-                <w:rFonts w:ascii="Bookman Old Style" w:eastAsia="Basic" w:hAnsi="Bookman Old Style" w:cs="Basic"/>
-                <w:color w:val="000000"/>
-                <w:highlight w:val="yellow"/>
-              </w:rPr>
-              <w:t>konsultansi</w:t>
-            </w:r>
-            <w:proofErr w:type="spellEnd"/>
-            <w:r>
-              <w:rPr>
-                <w:rFonts w:ascii="Bookman Old Style" w:eastAsia="Basic" w:hAnsi="Bookman Old Style" w:cs="Basic"/>
-                <w:color w:val="000000"/>
-                <w:highlight w:val="yellow"/>
-              </w:rPr>
-              <w:t xml:space="preserve"> konstruksi dalam kurun waktu 4 (empat) tahun terakhir, baik di lingkungan pemerintah atau swasta termasuk pengalaman subkontrak, kecuali bagi pelaku usaha kecil yang baru berdiri kurang dari 3 (tiga) tahun dan belum memiliki pengalaman;</w:t>
+              <w:t>memiliki pengalaman paling kurang 1 (satu) pekerjaan jasa konsultansi konstruksi dalam kurun waktu 4 (empat) tahun terakhir, baik di lingkungan pemerintah atau swasta termasuk pengalaman subkontrak, kecuali bagi pelaku usaha kecil yang baru berdiri kurang dari 3 (tiga) tahun dan belum memiliki pengalaman;</w:t>
             </w:r>
           </w:p>
           <w:p>
@@ -9115,29 +8539,7 @@
                 <w:color w:val="000000"/>
                 <w:highlight w:val="yellow"/>
               </w:rPr>
-              <w:t xml:space="preserve">[berdasarkan </w:t>
-            </w:r>
-            <w:proofErr w:type="spellStart"/>
-            <w:r>
-              <w:rPr>
-                <w:rFonts w:ascii="Bookman Old Style" w:eastAsia="Basic" w:hAnsi="Bookman Old Style" w:cs="Basic"/>
-                <w:i/>
-                <w:strike/>
-                <w:color w:val="000000"/>
-                <w:highlight w:val="yellow"/>
-              </w:rPr>
-              <w:t>subklasifikasi</w:t>
-            </w:r>
-            <w:proofErr w:type="spellEnd"/>
-            <w:r>
-              <w:rPr>
-                <w:rFonts w:ascii="Bookman Old Style" w:eastAsia="Basic" w:hAnsi="Bookman Old Style" w:cs="Basic"/>
-                <w:i/>
-                <w:strike/>
-                <w:color w:val="000000"/>
-                <w:highlight w:val="yellow"/>
-              </w:rPr>
-              <w:t>]</w:t>
+              <w:t>[berdasarkan subklasifikasi]</w:t>
             </w:r>
             <w:r>
               <w:rPr>
@@ -9198,139 +8600,7 @@
                 <w:highlight w:val="yellow"/>
               </w:rPr>
               <w:lastRenderedPageBreak/>
-              <w:t xml:space="preserve">sudah sesuai dengan final desain. Meliputi jasa yang diberikan di kantor maupun di lapangan seperti pengkajian </w:t>
-            </w:r>
-            <w:proofErr w:type="spellStart"/>
-            <w:r>
-              <w:rPr>
-                <w:rFonts w:ascii="Bookman Old Style" w:eastAsia="Basic" w:hAnsi="Bookman Old Style" w:cs="Basic"/>
-                <w:b/>
-                <w:bCs/>
-                <w:color w:val="000000"/>
-                <w:highlight w:val="yellow"/>
-              </w:rPr>
-              <w:t>shop</w:t>
-            </w:r>
-            <w:proofErr w:type="spellEnd"/>
-            <w:r>
-              <w:rPr>
-                <w:rFonts w:ascii="Bookman Old Style" w:eastAsia="Basic" w:hAnsi="Bookman Old Style" w:cs="Basic"/>
-                <w:b/>
-                <w:bCs/>
-                <w:color w:val="000000"/>
-                <w:highlight w:val="yellow"/>
-              </w:rPr>
-              <w:t xml:space="preserve"> </w:t>
-            </w:r>
-            <w:proofErr w:type="spellStart"/>
-            <w:r>
-              <w:rPr>
-                <w:rFonts w:ascii="Bookman Old Style" w:eastAsia="Basic" w:hAnsi="Bookman Old Style" w:cs="Basic"/>
-                <w:b/>
-                <w:bCs/>
-                <w:color w:val="000000"/>
-                <w:highlight w:val="yellow"/>
-              </w:rPr>
-              <w:t>drawings</w:t>
-            </w:r>
-            <w:proofErr w:type="spellEnd"/>
-            <w:r>
-              <w:rPr>
-                <w:rFonts w:ascii="Bookman Old Style" w:eastAsia="Basic" w:hAnsi="Bookman Old Style" w:cs="Basic"/>
-                <w:b/>
-                <w:bCs/>
-                <w:color w:val="000000"/>
-                <w:highlight w:val="yellow"/>
-              </w:rPr>
-              <w:t xml:space="preserve">, kunjungan secara periodik kelapangan untuk mengukur </w:t>
-            </w:r>
-            <w:proofErr w:type="spellStart"/>
-            <w:r>
-              <w:rPr>
-                <w:rFonts w:ascii="Bookman Old Style" w:eastAsia="Basic" w:hAnsi="Bookman Old Style" w:cs="Basic"/>
-                <w:b/>
-                <w:bCs/>
-                <w:color w:val="000000"/>
-                <w:highlight w:val="yellow"/>
-              </w:rPr>
-              <w:t>progress</w:t>
-            </w:r>
-            <w:proofErr w:type="spellEnd"/>
-            <w:r>
-              <w:rPr>
-                <w:rFonts w:ascii="Bookman Old Style" w:eastAsia="Basic" w:hAnsi="Bookman Old Style" w:cs="Basic"/>
-                <w:b/>
-                <w:bCs/>
-                <w:color w:val="000000"/>
-                <w:highlight w:val="yellow"/>
-              </w:rPr>
-              <w:t xml:space="preserve"> dan kualitas pekerjaan, memberikan panduan kepada </w:t>
-            </w:r>
-            <w:proofErr w:type="spellStart"/>
-            <w:r>
-              <w:rPr>
-                <w:rFonts w:ascii="Bookman Old Style" w:eastAsia="Basic" w:hAnsi="Bookman Old Style" w:cs="Basic"/>
-                <w:b/>
-                <w:bCs/>
-                <w:color w:val="000000"/>
-                <w:highlight w:val="yellow"/>
-              </w:rPr>
-              <w:t>klient</w:t>
-            </w:r>
-            <w:proofErr w:type="spellEnd"/>
-            <w:r>
-              <w:rPr>
-                <w:rFonts w:ascii="Bookman Old Style" w:eastAsia="Basic" w:hAnsi="Bookman Old Style" w:cs="Basic"/>
-                <w:b/>
-                <w:bCs/>
-                <w:color w:val="000000"/>
-                <w:highlight w:val="yellow"/>
-              </w:rPr>
-              <w:t xml:space="preserve"> dan kontraktor dalam menginterpretasikan dokumen kontrak dan nasihat lain dalam hal </w:t>
-            </w:r>
-            <w:proofErr w:type="spellStart"/>
-            <w:r>
-              <w:rPr>
-                <w:rFonts w:ascii="Bookman Old Style" w:eastAsia="Basic" w:hAnsi="Bookman Old Style" w:cs="Basic"/>
-                <w:b/>
-                <w:bCs/>
-                <w:color w:val="000000"/>
-                <w:highlight w:val="yellow"/>
-              </w:rPr>
-              <w:t>teknikal</w:t>
-            </w:r>
-            <w:proofErr w:type="spellEnd"/>
-            <w:r>
-              <w:rPr>
-                <w:rFonts w:ascii="Bookman Old Style" w:eastAsia="Basic" w:hAnsi="Bookman Old Style" w:cs="Basic"/>
-                <w:b/>
-                <w:bCs/>
-                <w:color w:val="000000"/>
-                <w:highlight w:val="yellow"/>
-              </w:rPr>
-              <w:t xml:space="preserve"> selama proses </w:t>
-            </w:r>
-            <w:proofErr w:type="spellStart"/>
-            <w:r>
-              <w:rPr>
-                <w:rFonts w:ascii="Bookman Old Style" w:eastAsia="Basic" w:hAnsi="Bookman Old Style" w:cs="Basic"/>
-                <w:b/>
-                <w:bCs/>
-                <w:color w:val="000000"/>
-                <w:highlight w:val="yellow"/>
-              </w:rPr>
-              <w:t>kontruksi</w:t>
-            </w:r>
-            <w:proofErr w:type="spellEnd"/>
-            <w:r>
-              <w:rPr>
-                <w:rFonts w:ascii="Bookman Old Style" w:eastAsia="Basic" w:hAnsi="Bookman Old Style" w:cs="Basic"/>
-                <w:b/>
-                <w:bCs/>
-                <w:color w:val="000000"/>
-                <w:highlight w:val="yellow"/>
-              </w:rPr>
-              <w:t xml:space="preserve"> infrastruktur sipil transportasi</w:t>
+              <w:t>sudah sesuai dengan final desain. Meliputi jasa yang diberikan di kantor maupun di lapangan seperti pengkajian shop drawings, kunjungan secara periodik kelapangan untuk mengukur progress dan kualitas pekerjaan, memberikan panduan kepada klient dan kontraktor dalam menginterpretasikan dokumen kontrak dan nasihat lain dalam hal teknikal selama proses kontruksi infrastruktur sipil transportasi</w:t>
             </w:r>
             <w:r>
               <w:rPr>
@@ -9792,7 +9062,6 @@
               </w:rPr>
               <w:t>Data kualifikasi yang diunggah (</w:t>
             </w:r>
-            <w:proofErr w:type="spellStart"/>
             <w:r>
               <w:rPr>
                 <w:rFonts w:ascii="Bookman Old Style" w:eastAsia="Basic" w:hAnsi="Bookman Old Style" w:cs="Basic"/>
@@ -9801,7 +9070,6 @@
               </w:rPr>
               <w:t>upload</w:t>
             </w:r>
-            <w:proofErr w:type="spellEnd"/>
             <w:r>
               <w:rPr>
                 <w:rFonts w:ascii="Bookman Old Style" w:eastAsia="Basic" w:hAnsi="Bookman Old Style" w:cs="Basic"/>
@@ -11027,29 +10295,7 @@
                       <w:iCs/>
                       <w:highlight w:val="yellow"/>
                     </w:rPr>
-                    <w:t xml:space="preserve">Pekerjaan di bidang Jasa </w:t>
-                  </w:r>
-                  <w:proofErr w:type="spellStart"/>
-                  <w:r>
-                    <w:rPr>
-                      <w:rFonts w:ascii="Bookman Old Style" w:eastAsia="Basic" w:hAnsi="Bookman Old Style" w:cs="Basic"/>
-                      <w:bCs/>
-                      <w:i/>
-                      <w:iCs/>
-                      <w:highlight w:val="yellow"/>
-                    </w:rPr>
-                    <w:t>Konsultansi</w:t>
-                  </w:r>
-                  <w:proofErr w:type="spellEnd"/>
-                  <w:r>
-                    <w:rPr>
-                      <w:rFonts w:ascii="Bookman Old Style" w:eastAsia="Basic" w:hAnsi="Bookman Old Style" w:cs="Basic"/>
-                      <w:bCs/>
-                      <w:i/>
-                      <w:iCs/>
-                      <w:highlight w:val="yellow"/>
-                    </w:rPr>
-                    <w:t xml:space="preserve"> Konstruksi paling kurang 1 (satu) pekerjaan dalam kurun waktu 4 (empat) tahun terakhir baik di lingkungan pemerintah maupun swasta, termasuk pengalaman subkontrak kecuali bagi Penyedia yang </w:t>
+                    <w:t xml:space="preserve">Pekerjaan di bidang Jasa Konsultansi Konstruksi paling kurang 1 (satu) pekerjaan dalam kurun waktu 4 (empat) tahun terakhir baik di lingkungan pemerintah maupun swasta, termasuk pengalaman subkontrak kecuali bagi Penyedia yang </w:t>
                   </w:r>
                   <w:r>
                     <w:rPr>
@@ -11339,31 +10585,7 @@
                       <w:strike/>
                       <w:highlight w:val="yellow"/>
                     </w:rPr>
-                    <w:t xml:space="preserve">untuk pekerjaan Usaha Kecil berdasarkan </w:t>
-                  </w:r>
-                  <w:proofErr w:type="spellStart"/>
-                  <w:r>
-                    <w:rPr>
-                      <w:rFonts w:ascii="Bookman Old Style" w:eastAsia="Basic" w:hAnsi="Bookman Old Style" w:cs="Basic"/>
-                      <w:bCs/>
-                      <w:i/>
-                      <w:iCs/>
-                      <w:strike/>
-                      <w:highlight w:val="yellow"/>
-                    </w:rPr>
-                    <w:t>subklasifikasi</w:t>
-                  </w:r>
-                  <w:proofErr w:type="spellEnd"/>
-                  <w:r>
-                    <w:rPr>
-                      <w:rFonts w:ascii="Bookman Old Style" w:eastAsia="Basic" w:hAnsi="Bookman Old Style" w:cs="Basic"/>
-                      <w:bCs/>
-                      <w:i/>
-                      <w:iCs/>
-                      <w:strike/>
-                      <w:highlight w:val="yellow"/>
-                    </w:rPr>
-                    <w:t xml:space="preserve">; atau </w:t>
+                    <w:t xml:space="preserve">untuk pekerjaan Usaha Kecil berdasarkan subklasifikasi; atau </w:t>
                   </w:r>
                 </w:p>
                 <w:p>
@@ -11393,29 +10615,7 @@
                       <w:iCs/>
                       <w:highlight w:val="yellow"/>
                     </w:rPr>
-                    <w:t xml:space="preserve">untuk pekerjaan Usaha Menengah atau Usaha Besar, pekerjaan sejenis berdasarkan </w:t>
-                  </w:r>
-                  <w:proofErr w:type="spellStart"/>
-                  <w:r>
-                    <w:rPr>
-                      <w:rFonts w:ascii="Bookman Old Style" w:eastAsia="Basic" w:hAnsi="Bookman Old Style" w:cs="Basic"/>
-                      <w:bCs/>
-                      <w:i/>
-                      <w:iCs/>
-                      <w:highlight w:val="yellow"/>
-                    </w:rPr>
-                    <w:t>subklasifikasi</w:t>
-                  </w:r>
-                  <w:proofErr w:type="spellEnd"/>
-                  <w:r>
-                    <w:rPr>
-                      <w:rFonts w:ascii="Bookman Old Style" w:eastAsia="Basic" w:hAnsi="Bookman Old Style" w:cs="Basic"/>
-                      <w:bCs/>
-                      <w:i/>
-                      <w:iCs/>
-                      <w:highlight w:val="yellow"/>
-                    </w:rPr>
-                    <w:t xml:space="preserve"> atau berdasarkan lingkup pekerjaan:</w:t>
+                    <w:t>untuk pekerjaan Usaha Menengah atau Usaha Besar, pekerjaan sejenis berdasarkan subklasifikasi atau berdasarkan lingkup pekerjaan:</w:t>
                   </w:r>
                 </w:p>
                 <w:p>
@@ -12230,25 +11430,7 @@
           <w:sz w:val="22"/>
           <w:szCs w:val="22"/>
         </w:rPr>
-        <w:t xml:space="preserve">Berdasarkan Rapat </w:t>
-      </w:r>
-      <w:proofErr w:type="spellStart"/>
-      <w:r>
-        <w:rPr>
-          <w:rFonts w:ascii="Arial" w:eastAsia="Arial" w:hAnsi="Arial" w:cs="Arial"/>
-          <w:sz w:val="22"/>
-          <w:szCs w:val="22"/>
-        </w:rPr>
-        <w:t>Reviu</w:t>
-      </w:r>
-      <w:proofErr w:type="spellEnd"/>
-      <w:r>
-        <w:rPr>
-          <w:rFonts w:ascii="Arial" w:eastAsia="Arial" w:hAnsi="Arial" w:cs="Arial"/>
-          <w:sz w:val="22"/>
-          <w:szCs w:val="22"/>
-        </w:rPr>
-        <w:t xml:space="preserve"> Dokumen </w:t>
+        <w:t xml:space="preserve">Berdasarkan Rapat Reviu Dokumen </w:t>
       </w:r>
       <w:r>
         <w:rPr>
@@ -12306,15 +11488,7 @@
           <w:sz w:val="22"/>
           <w:szCs w:val="22"/>
         </w:rPr>
-        <w:t>Kualifikasi</w:t>
-      </w:r>
-      <w:r>
-        <w:rPr>
-          <w:rFonts w:ascii="Arial" w:eastAsia="Arial" w:hAnsi="Arial" w:cs="Arial"/>
-          <w:sz w:val="22"/>
-          <w:szCs w:val="22"/>
-        </w:rPr>
-        <w:t>.</w:t>
+        <w:t>Kualifikasi.</w:t>
       </w:r>
     </w:p>
     <w:p>
@@ -12482,25 +11656,7 @@
           <w:szCs w:val="22"/>
         </w:rPr>
         <w:lastRenderedPageBreak/>
-        <w:t xml:space="preserve">Demikian berita acara </w:t>
-      </w:r>
-      <w:proofErr w:type="spellStart"/>
-      <w:r>
-        <w:rPr>
-          <w:rFonts w:ascii="Arial" w:eastAsia="Arial" w:hAnsi="Arial" w:cs="Arial"/>
-          <w:sz w:val="22"/>
-          <w:szCs w:val="22"/>
-        </w:rPr>
-        <w:t>reviu</w:t>
-      </w:r>
-      <w:proofErr w:type="spellEnd"/>
-      <w:r>
-        <w:rPr>
-          <w:rFonts w:ascii="Arial" w:eastAsia="Arial" w:hAnsi="Arial" w:cs="Arial"/>
-          <w:sz w:val="22"/>
-          <w:szCs w:val="22"/>
-        </w:rPr>
-        <w:t xml:space="preserve"> dokumen </w:t>
+        <w:t xml:space="preserve">Demikian berita acara reviu dokumen </w:t>
       </w:r>
       <w:r>
         <w:rPr>
@@ -12567,29 +11723,7 @@
           <w:sz w:val="22"/>
           <w:szCs w:val="22"/>
         </w:rPr>
-        <w:t>{</w:t>
-      </w:r>
-      <w:proofErr w:type="spellStart"/>
-      <w:r>
-        <w:rPr>
-          <w:rFonts w:ascii="Arial" w:eastAsia="Arial" w:hAnsi="Arial" w:cs="Arial"/>
-          <w:b/>
-          <w:bCs/>
-          <w:sz w:val="22"/>
-          <w:szCs w:val="22"/>
-        </w:rPr>
-        <w:t>kode_pokja</w:t>
-      </w:r>
-      <w:proofErr w:type="spellEnd"/>
-      <w:r>
-        <w:rPr>
-          <w:rFonts w:ascii="Arial" w:eastAsia="Arial" w:hAnsi="Arial" w:cs="Arial"/>
-          <w:b/>
-          <w:bCs/>
-          <w:sz w:val="22"/>
-          <w:szCs w:val="22"/>
-        </w:rPr>
-        <w:t>}</w:t>
+        <w:t>{kode_pokja}</w:t>
       </w:r>
       <w:r>
         <w:rPr>
@@ -12658,29 +11792,7 @@
           <w:sz w:val="22"/>
           <w:szCs w:val="22"/>
         </w:rPr>
-        <w:t>{</w:t>
-      </w:r>
-      <w:proofErr w:type="spellStart"/>
-      <w:r>
-        <w:rPr>
-          <w:rFonts w:ascii="Arial" w:eastAsia="Arial" w:hAnsi="Arial" w:cs="Arial"/>
-          <w:b/>
-          <w:bCs/>
-          <w:sz w:val="22"/>
-          <w:szCs w:val="22"/>
-        </w:rPr>
-        <w:t>tahun_anggaran</w:t>
-      </w:r>
-      <w:proofErr w:type="spellEnd"/>
-      <w:r>
-        <w:rPr>
-          <w:rFonts w:ascii="Arial" w:eastAsia="Arial" w:hAnsi="Arial" w:cs="Arial"/>
-          <w:b/>
-          <w:bCs/>
-          <w:sz w:val="22"/>
-          <w:szCs w:val="22"/>
-        </w:rPr>
-        <w:t>}</w:t>
+        <w:t>{tahun_anggaran}</w:t>
       </w:r>
     </w:p>
     <w:p>
@@ -12740,7 +11852,6 @@
                 <w:szCs w:val="22"/>
               </w:rPr>
             </w:pPr>
-            <w:proofErr w:type="spellStart"/>
             <w:r>
               <w:rPr>
                 <w:rFonts w:ascii="Arial" w:hAnsi="Arial" w:cs="Arial"/>
@@ -12751,7 +11862,6 @@
               </w:rPr>
               <w:t>No</w:t>
             </w:r>
-            <w:proofErr w:type="spellEnd"/>
           </w:p>
         </w:tc>
         <w:tc>
@@ -12900,27 +12010,7 @@
                 <w:sz w:val="22"/>
                 <w:szCs w:val="22"/>
               </w:rPr>
-              <w:t>{</w:t>
-            </w:r>
-            <w:proofErr w:type="spellStart"/>
-            <w:r>
-              <w:rPr>
-                <w:rFonts w:ascii="Arial" w:eastAsia="Arial" w:hAnsi="Arial" w:cs="Arial"/>
-                <w:spacing w:val="2"/>
-                <w:sz w:val="22"/>
-                <w:szCs w:val="22"/>
-              </w:rPr>
-              <w:t>ketua_timlak</w:t>
-            </w:r>
-            <w:proofErr w:type="spellEnd"/>
-            <w:r>
-              <w:rPr>
-                <w:rFonts w:ascii="Arial" w:eastAsia="Arial" w:hAnsi="Arial" w:cs="Arial"/>
-                <w:spacing w:val="2"/>
-                <w:sz w:val="22"/>
-                <w:szCs w:val="22"/>
-              </w:rPr>
-              <w:t>}</w:t>
+              <w:t>{ketua_timlak}</w:t>
             </w:r>
           </w:p>
         </w:tc>
@@ -13033,27 +12123,7 @@
                 <w:sz w:val="22"/>
                 <w:szCs w:val="22"/>
               </w:rPr>
-              <w:t>{</w:t>
-            </w:r>
-            <w:proofErr w:type="spellStart"/>
-            <w:r>
-              <w:rPr>
-                <w:rFonts w:ascii="Arial" w:eastAsia="Arial" w:hAnsi="Arial" w:cs="Arial"/>
-                <w:spacing w:val="2"/>
-                <w:sz w:val="22"/>
-                <w:szCs w:val="22"/>
-              </w:rPr>
-              <w:t>sekre_timlak</w:t>
-            </w:r>
-            <w:proofErr w:type="spellEnd"/>
-            <w:r>
-              <w:rPr>
-                <w:rFonts w:ascii="Arial" w:eastAsia="Arial" w:hAnsi="Arial" w:cs="Arial"/>
-                <w:spacing w:val="2"/>
-                <w:sz w:val="22"/>
-                <w:szCs w:val="22"/>
-              </w:rPr>
-              <w:t>}</w:t>
+              <w:t>{sekre_timlak}</w:t>
             </w:r>
           </w:p>
         </w:tc>
@@ -13163,25 +12233,7 @@
                 <w:sz w:val="22"/>
                 <w:szCs w:val="22"/>
               </w:rPr>
-              <w:t>{</w:t>
-            </w:r>
-            <w:proofErr w:type="spellStart"/>
-            <w:r>
-              <w:rPr>
-                <w:rFonts w:ascii="Arial" w:eastAsia="Arial" w:hAnsi="Arial" w:cs="Arial"/>
-                <w:sz w:val="22"/>
-                <w:szCs w:val="22"/>
-              </w:rPr>
-              <w:t>anggota_timlak</w:t>
-            </w:r>
-            <w:proofErr w:type="spellEnd"/>
-            <w:r>
-              <w:rPr>
-                <w:rFonts w:ascii="Arial" w:eastAsia="Arial" w:hAnsi="Arial" w:cs="Arial"/>
-                <w:sz w:val="22"/>
-                <w:szCs w:val="22"/>
-              </w:rPr>
-              <w:t>}</w:t>
+              <w:t>{anggota_timlak}</w:t>
             </w:r>
           </w:p>
         </w:tc>
@@ -13295,9 +12347,8 @@
           <w:sz w:val="22"/>
           <w:szCs w:val="22"/>
         </w:rPr>
-        <w:t>{</w:t>
-      </w:r>
-      <w:proofErr w:type="spellStart"/>
+        <w:t xml:space="preserve">{kode_pokja} </w:t>
+      </w:r>
       <w:r>
         <w:rPr>
           <w:rFonts w:ascii="Arial" w:eastAsia="Arial" w:hAnsi="Arial" w:cs="Arial"/>
@@ -13305,10 +12356,10 @@
           <w:bCs/>
           <w:sz w:val="22"/>
           <w:szCs w:val="22"/>
-        </w:rPr>
-        <w:t>kode_pokja</w:t>
-      </w:r>
-      <w:proofErr w:type="spellEnd"/>
+          <w:lang w:val="ms-MY"/>
+        </w:rPr>
+        <w:t xml:space="preserve">BP2JK WILAYAH KALIMANTAN SELATAN TAHUN ANGGARAN </w:t>
+      </w:r>
       <w:r>
         <w:rPr>
           <w:rFonts w:ascii="Arial" w:eastAsia="Arial" w:hAnsi="Arial" w:cs="Arial"/>
@@ -13317,50 +12368,7 @@
           <w:sz w:val="22"/>
           <w:szCs w:val="22"/>
         </w:rPr>
-        <w:t xml:space="preserve">} </w:t>
-      </w:r>
-      <w:r>
-        <w:rPr>
-          <w:rFonts w:ascii="Arial" w:eastAsia="Arial" w:hAnsi="Arial" w:cs="Arial"/>
-          <w:b/>
-          <w:bCs/>
-          <w:sz w:val="22"/>
-          <w:szCs w:val="22"/>
-          <w:lang w:val="ms-MY"/>
-        </w:rPr>
-        <w:t xml:space="preserve">BP2JK WILAYAH KALIMANTAN SELATAN TAHUN ANGGARAN </w:t>
-      </w:r>
-      <w:r>
-        <w:rPr>
-          <w:rFonts w:ascii="Arial" w:eastAsia="Arial" w:hAnsi="Arial" w:cs="Arial"/>
-          <w:b/>
-          <w:bCs/>
-          <w:sz w:val="22"/>
-          <w:szCs w:val="22"/>
-        </w:rPr>
-        <w:t>{</w:t>
-      </w:r>
-      <w:proofErr w:type="spellStart"/>
-      <w:r>
-        <w:rPr>
-          <w:rFonts w:ascii="Arial" w:eastAsia="Arial" w:hAnsi="Arial" w:cs="Arial"/>
-          <w:b/>
-          <w:bCs/>
-          <w:sz w:val="22"/>
-          <w:szCs w:val="22"/>
-        </w:rPr>
-        <w:t>tahun_anggaran</w:t>
-      </w:r>
-      <w:proofErr w:type="spellEnd"/>
-      <w:r>
-        <w:rPr>
-          <w:rFonts w:ascii="Arial" w:eastAsia="Arial" w:hAnsi="Arial" w:cs="Arial"/>
-          <w:b/>
-          <w:bCs/>
-          <w:sz w:val="22"/>
-          <w:szCs w:val="22"/>
-        </w:rPr>
-        <w:t>}</w:t>
+        <w:t>{tahun_anggaran}</w:t>
       </w:r>
     </w:p>
     <w:p>
@@ -13423,7 +12431,6 @@
                 <w:szCs w:val="22"/>
               </w:rPr>
             </w:pPr>
-            <w:proofErr w:type="spellStart"/>
             <w:r>
               <w:rPr>
                 <w:rFonts w:ascii="Arial" w:hAnsi="Arial" w:cs="Arial"/>
@@ -13434,7 +12441,6 @@
               </w:rPr>
               <w:t>No</w:t>
             </w:r>
-            <w:proofErr w:type="spellEnd"/>
           </w:p>
         </w:tc>
         <w:tc>
@@ -13595,25 +12601,7 @@
                 <w:sz w:val="22"/>
                 <w:szCs w:val="22"/>
               </w:rPr>
-              <w:t>{</w:t>
-            </w:r>
-            <w:proofErr w:type="spellStart"/>
-            <w:r>
-              <w:rPr>
-                <w:rFonts w:ascii="Arial" w:hAnsi="Arial" w:cs="Arial"/>
-                <w:sz w:val="22"/>
-                <w:szCs w:val="22"/>
-              </w:rPr>
-              <w:t>ketua_pokja</w:t>
-            </w:r>
-            <w:proofErr w:type="spellEnd"/>
-            <w:r>
-              <w:rPr>
-                <w:rFonts w:ascii="Arial" w:hAnsi="Arial" w:cs="Arial"/>
-                <w:sz w:val="22"/>
-                <w:szCs w:val="22"/>
-              </w:rPr>
-              <w:t>}</w:t>
+              <w:t>{ketua_pokja}</w:t>
             </w:r>
           </w:p>
         </w:tc>
@@ -13729,25 +12717,7 @@
                 <w:sz w:val="22"/>
                 <w:szCs w:val="22"/>
               </w:rPr>
-              <w:t>{</w:t>
-            </w:r>
-            <w:proofErr w:type="spellStart"/>
-            <w:r>
-              <w:rPr>
-                <w:rFonts w:ascii="Arial" w:hAnsi="Arial" w:cs="Arial"/>
-                <w:sz w:val="22"/>
-                <w:szCs w:val="22"/>
-              </w:rPr>
-              <w:t>sekre_pokja</w:t>
-            </w:r>
-            <w:proofErr w:type="spellEnd"/>
-            <w:r>
-              <w:rPr>
-                <w:rFonts w:ascii="Arial" w:hAnsi="Arial" w:cs="Arial"/>
-                <w:sz w:val="22"/>
-                <w:szCs w:val="22"/>
-              </w:rPr>
-              <w:t>}</w:t>
+              <w:t>{sekre_pokja}</w:t>
             </w:r>
           </w:p>
         </w:tc>
@@ -13864,18 +12834,8 @@
                 <w:sz w:val="22"/>
                 <w:szCs w:val="22"/>
               </w:rPr>
-              <w:t>{</w:t>
-            </w:r>
-            <w:proofErr w:type="spellStart"/>
-            <w:r>
-              <w:rPr>
-                <w:rFonts w:ascii="Arial" w:hAnsi="Arial" w:cs="Arial"/>
-                <w:sz w:val="22"/>
-                <w:szCs w:val="22"/>
-              </w:rPr>
-              <w:t>anggota_pokja</w:t>
-            </w:r>
-            <w:proofErr w:type="spellEnd"/>
+              <w:t>{anggota_pokja</w:t>
+            </w:r>
             <w:r>
               <w:rPr>
                 <w:rFonts w:ascii="Arial" w:hAnsi="Arial" w:cs="Arial"/>
@@ -14009,18 +12969,8 @@
                 <w:sz w:val="22"/>
                 <w:szCs w:val="22"/>
               </w:rPr>
-              <w:t>{</w:t>
-            </w:r>
-            <w:proofErr w:type="spellStart"/>
-            <w:r>
-              <w:rPr>
-                <w:rFonts w:ascii="Arial" w:hAnsi="Arial" w:cs="Arial"/>
-                <w:sz w:val="22"/>
-                <w:szCs w:val="22"/>
-              </w:rPr>
-              <w:t>anggota_pokja</w:t>
-            </w:r>
-            <w:proofErr w:type="spellEnd"/>
+              <w:t>{anggota_pokja</w:t>
+            </w:r>
             <w:r>
               <w:rPr>
                 <w:rFonts w:ascii="Arial" w:hAnsi="Arial" w:cs="Arial"/>
@@ -14152,18 +13102,8 @@
                 <w:sz w:val="22"/>
                 <w:szCs w:val="22"/>
               </w:rPr>
-              <w:t>{</w:t>
-            </w:r>
-            <w:proofErr w:type="spellStart"/>
-            <w:r>
-              <w:rPr>
-                <w:rFonts w:ascii="Arial" w:hAnsi="Arial" w:cs="Arial"/>
-                <w:sz w:val="22"/>
-                <w:szCs w:val="22"/>
-              </w:rPr>
-              <w:t>anggota_pokja</w:t>
-            </w:r>
-            <w:proofErr w:type="spellEnd"/>
+              <w:t>{anggota_pokja</w:t>
+            </w:r>
             <w:r>
               <w:rPr>
                 <w:rFonts w:ascii="Arial" w:hAnsi="Arial" w:cs="Arial"/>
@@ -14276,9 +13216,8 @@
           <w:szCs w:val="22"/>
           <w:lang w:val="ms-MY"/>
         </w:rPr>
-        <w:t>{</w:t>
-      </w:r>
-      <w:proofErr w:type="spellStart"/>
+        <w:t>{satuan_kerja</w:t>
+      </w:r>
       <w:r>
         <w:rPr>
           <w:rFonts w:ascii="Arial" w:eastAsia="Arial" w:hAnsi="Arial" w:cs="Arial"/>
@@ -14286,33 +13225,9 @@
           <w:bCs/>
           <w:sz w:val="22"/>
           <w:szCs w:val="22"/>
-          <w:lang w:val="ms-MY"/>
-        </w:rPr>
-        <w:t>satuan_kerja</w:t>
-      </w:r>
-      <w:proofErr w:type="spellEnd"/>
-      <w:r>
-        <w:rPr>
-          <w:rFonts w:ascii="Arial" w:eastAsia="Arial" w:hAnsi="Arial" w:cs="Arial"/>
-          <w:b/>
-          <w:bCs/>
-          <w:sz w:val="22"/>
-          <w:szCs w:val="22"/>
-        </w:rPr>
-        <w:t>_</w:t>
-      </w:r>
-      <w:proofErr w:type="spellStart"/>
-      <w:r>
-        <w:rPr>
-          <w:rFonts w:ascii="Arial" w:eastAsia="Arial" w:hAnsi="Arial" w:cs="Arial"/>
-          <w:b/>
-          <w:bCs/>
-          <w:sz w:val="22"/>
-          <w:szCs w:val="22"/>
-        </w:rPr>
-        <w:t>upper</w:t>
-      </w:r>
-      <w:proofErr w:type="spellEnd"/>
+        </w:rPr>
+        <w:t>_upper</w:t>
+      </w:r>
       <w:r>
         <w:rPr>
           <w:rFonts w:ascii="Arial" w:eastAsia="Arial" w:hAnsi="Arial" w:cs="Arial"/>
@@ -14382,7 +13297,6 @@
                 <w:szCs w:val="22"/>
               </w:rPr>
             </w:pPr>
-            <w:proofErr w:type="spellStart"/>
             <w:r>
               <w:rPr>
                 <w:rFonts w:ascii="Arial" w:hAnsi="Arial" w:cs="Arial"/>
@@ -14393,7 +13307,6 @@
               </w:rPr>
               <w:t>No</w:t>
             </w:r>
-            <w:proofErr w:type="spellEnd"/>
           </w:p>
         </w:tc>
         <w:tc>
@@ -14654,7 +13567,7 @@
       </w:pPr>
     </w:p>
     <w:sectPr>
-      <w:footerReference w:type="default" r:id="rId17"/>
+      <w:footerReference w:type="default" r:id="rId15"/>
       <w:pgSz w:w="11920" w:h="16840"/>
       <w:pgMar w:top="1134" w:right="1134" w:bottom="1134" w:left="1418" w:header="720" w:footer="374" w:gutter="0"/>
       <w:cols w:space="720"/>
@@ -14665,7 +13578,7 @@
 </file>
 
 <file path=word/endnotes.xml><?xml version="1.0" encoding="utf-8"?>
-<w:endnotes xmlns:wpc="http://schemas.microsoft.com/office/word/2010/wordprocessingCanvas" xmlns:cx="http://schemas.microsoft.com/office/drawing/2014/chartex" xmlns:cx1="http://schemas.microsoft.com/office/drawing/2015/9/8/chartex" xmlns:cx2="http://schemas.microsoft.com/office/drawing/2015/10/21/chartex" xmlns:cx3="http://schemas.microsoft.com/office/drawing/2016/5/9/chartex" xmlns:cx4="http://schemas.microsoft.com/office/drawing/2016/5/10/chartex" xmlns:cx5="http://schemas.microsoft.com/office/drawing/2016/5/11/chartex" xmlns:cx6="http://schemas.microsoft.com/office/drawing/2016/5/12/chartex" xmlns:cx7="http://schemas.microsoft.com/office/drawing/2016/5/13/chartex" xmlns:cx8="http://schemas.microsoft.com/office/drawing/2016/5/14/chartex" xmlns:mc="http://schemas.openxmlformats.org/markup-compatibility/2006" xmlns:aink="http://schemas.microsoft.com/office/drawing/2016/ink" xmlns:am3d="http://schemas.microsoft.com/office/drawing/2017/model3d" xmlns:o="urn:schemas-microsoft-com:office:office" xmlns:oel="http://schemas.microsoft.com/office/2019/extlst" xmlns:r="http://schemas.openxmlformats.org/officeDocument/2006/relationships" xmlns:m="http://schemas.openxmlformats.org/officeDocument/2006/math" xmlns:v="urn:schemas-microsoft-com:vml" xmlns:wp14="http://schemas.microsoft.com/office/word/2010/wordprocessingDrawing" xmlns:wp="http://schemas.openxmlformats.org/drawingml/2006/wordprocessingDrawing" xmlns:w10="urn:schemas-microsoft-com:office:word" xmlns:w="http://schemas.openxmlformats.org/wordprocessingml/2006/main" xmlns:w14="http://schemas.microsoft.com/office/word/2010/wordml" xmlns:w15="http://schemas.microsoft.com/office/word/2012/wordml" xmlns:w16cex="http://schemas.microsoft.com/office/word/2018/wordml/cex" xmlns:w16cid="http://schemas.microsoft.com/office/word/2016/wordml/cid" xmlns:w16="http://schemas.microsoft.com/office/word/2018/wordml" xmlns:w16du="http://schemas.microsoft.com/office/word/2023/wordml/word16du" xmlns:w16sdtdh="http://schemas.microsoft.com/office/word/2020/wordml/sdtdatahash" xmlns:w16sdtfl="http://schemas.microsoft.com/office/word/2024/wordml/sdtformatlock" xmlns:w16se="http://schemas.microsoft.com/office/word/2015/wordml/symex" xmlns:wpg="http://schemas.microsoft.com/office/word/2010/wordprocessingGroup" xmlns:wpi="http://schemas.microsoft.com/office/word/2010/wordprocessingInk" xmlns:wne="http://schemas.microsoft.com/office/word/2006/wordml" xmlns:wps="http://schemas.microsoft.com/office/word/2010/wordprocessingShape" mc:Ignorable="w14 w15 w16se w16cid w16 w16cex w16sdtdh w16sdtfl w16du wp14">
+<w:endnotes xmlns:wpc="http://schemas.microsoft.com/office/word/2010/wordprocessingCanvas" xmlns:cx="http://schemas.microsoft.com/office/drawing/2014/chartex" xmlns:cx1="http://schemas.microsoft.com/office/drawing/2015/9/8/chartex" xmlns:cx2="http://schemas.microsoft.com/office/drawing/2015/10/21/chartex" xmlns:cx3="http://schemas.microsoft.com/office/drawing/2016/5/9/chartex" xmlns:cx4="http://schemas.microsoft.com/office/drawing/2016/5/10/chartex" xmlns:cx5="http://schemas.microsoft.com/office/drawing/2016/5/11/chartex" xmlns:cx6="http://schemas.microsoft.com/office/drawing/2016/5/12/chartex" xmlns:cx7="http://schemas.microsoft.com/office/drawing/2016/5/13/chartex" xmlns:cx8="http://schemas.microsoft.com/office/drawing/2016/5/14/chartex" xmlns:mc="http://schemas.openxmlformats.org/markup-compatibility/2006" xmlns:aink="http://schemas.microsoft.com/office/drawing/2016/ink" xmlns:am3d="http://schemas.microsoft.com/office/drawing/2017/model3d" xmlns:o="urn:schemas-microsoft-com:office:office" xmlns:r="http://schemas.openxmlformats.org/officeDocument/2006/relationships" xmlns:m="http://schemas.openxmlformats.org/officeDocument/2006/math" xmlns:v="urn:schemas-microsoft-com:vml" xmlns:wp14="http://schemas.microsoft.com/office/word/2010/wordprocessingDrawing" xmlns:wp="http://schemas.openxmlformats.org/drawingml/2006/wordprocessingDrawing" xmlns:w10="urn:schemas-microsoft-com:office:word" xmlns:w="http://schemas.openxmlformats.org/wordprocessingml/2006/main" xmlns:w14="http://schemas.microsoft.com/office/word/2010/wordml" xmlns:w15="http://schemas.microsoft.com/office/word/2012/wordml" xmlns:w16cex="http://schemas.microsoft.com/office/word/2018/wordml/cex" xmlns:w16cid="http://schemas.microsoft.com/office/word/2016/wordml/cid" xmlns:w16="http://schemas.microsoft.com/office/word/2018/wordml" xmlns:w16sdtdh="http://schemas.microsoft.com/office/word/2020/wordml/sdtdatahash" xmlns:w16se="http://schemas.microsoft.com/office/word/2015/wordml/symex" xmlns:wpg="http://schemas.microsoft.com/office/word/2010/wordprocessingGroup" xmlns:wpi="http://schemas.microsoft.com/office/word/2010/wordprocessingInk" xmlns:wne="http://schemas.microsoft.com/office/word/2006/wordml" xmlns:wps="http://schemas.microsoft.com/office/word/2010/wordprocessingShape" mc:Ignorable="w14 w15 w16se w16cid w16 w16cex w16sdtdh wp14">
   <w:endnote w:type="separator" w:id="-1">
     <w:p>
       <w:r>
@@ -14687,17 +13600,18 @@
 </file>
 
 <file path=word/footer1.xml><?xml version="1.0" encoding="utf-8"?>
-<w:ftr xmlns:wpc="http://schemas.microsoft.com/office/word/2010/wordprocessingCanvas" xmlns:cx="http://schemas.microsoft.com/office/drawing/2014/chartex" xmlns:cx1="http://schemas.microsoft.com/office/drawing/2015/9/8/chartex" xmlns:cx2="http://schemas.microsoft.com/office/drawing/2015/10/21/chartex" xmlns:cx3="http://schemas.microsoft.com/office/drawing/2016/5/9/chartex" xmlns:cx4="http://schemas.microsoft.com/office/drawing/2016/5/10/chartex" xmlns:cx5="http://schemas.microsoft.com/office/drawing/2016/5/11/chartex" xmlns:cx6="http://schemas.microsoft.com/office/drawing/2016/5/12/chartex" xmlns:cx7="http://schemas.microsoft.com/office/drawing/2016/5/13/chartex" xmlns:cx8="http://schemas.microsoft.com/office/drawing/2016/5/14/chartex" xmlns:mc="http://schemas.openxmlformats.org/markup-compatibility/2006" xmlns:aink="http://schemas.microsoft.com/office/drawing/2016/ink" xmlns:am3d="http://schemas.microsoft.com/office/drawing/2017/model3d" xmlns:o="urn:schemas-microsoft-com:office:office" xmlns:oel="http://schemas.microsoft.com/office/2019/extlst" xmlns:r="http://schemas.openxmlformats.org/officeDocument/2006/relationships" xmlns:m="http://schemas.openxmlformats.org/officeDocument/2006/math" xmlns:v="urn:schemas-microsoft-com:vml" xmlns:wp14="http://schemas.microsoft.com/office/word/2010/wordprocessingDrawing" xmlns:wp="http://schemas.openxmlformats.org/drawingml/2006/wordprocessingDrawing" xmlns:w10="urn:schemas-microsoft-com:office:word" xmlns:w="http://schemas.openxmlformats.org/wordprocessingml/2006/main" xmlns:w14="http://schemas.microsoft.com/office/word/2010/wordml" xmlns:w15="http://schemas.microsoft.com/office/word/2012/wordml" xmlns:w16cex="http://schemas.microsoft.com/office/word/2018/wordml/cex" xmlns:w16cid="http://schemas.microsoft.com/office/word/2016/wordml/cid" xmlns:w16="http://schemas.microsoft.com/office/word/2018/wordml" xmlns:w16du="http://schemas.microsoft.com/office/word/2023/wordml/word16du" xmlns:w16sdtdh="http://schemas.microsoft.com/office/word/2020/wordml/sdtdatahash" xmlns:w16sdtfl="http://schemas.microsoft.com/office/word/2024/wordml/sdtformatlock" xmlns:w16se="http://schemas.microsoft.com/office/word/2015/wordml/symex" xmlns:wpg="http://schemas.microsoft.com/office/word/2010/wordprocessingGroup" xmlns:wpi="http://schemas.microsoft.com/office/word/2010/wordprocessingInk" xmlns:wne="http://schemas.microsoft.com/office/word/2006/wordml" xmlns:wps="http://schemas.microsoft.com/office/word/2010/wordprocessingShape" mc:Ignorable="w14 w15 w16se w16cid w16 w16cex w16sdtdh w16sdtfl w16du wp14">
+<w:ftr xmlns:wpc="http://schemas.microsoft.com/office/word/2010/wordprocessingCanvas" xmlns:cx="http://schemas.microsoft.com/office/drawing/2014/chartex" xmlns:cx1="http://schemas.microsoft.com/office/drawing/2015/9/8/chartex" xmlns:cx2="http://schemas.microsoft.com/office/drawing/2015/10/21/chartex" xmlns:cx3="http://schemas.microsoft.com/office/drawing/2016/5/9/chartex" xmlns:cx4="http://schemas.microsoft.com/office/drawing/2016/5/10/chartex" xmlns:cx5="http://schemas.microsoft.com/office/drawing/2016/5/11/chartex" xmlns:cx6="http://schemas.microsoft.com/office/drawing/2016/5/12/chartex" xmlns:cx7="http://schemas.microsoft.com/office/drawing/2016/5/13/chartex" xmlns:cx8="http://schemas.microsoft.com/office/drawing/2016/5/14/chartex" xmlns:mc="http://schemas.openxmlformats.org/markup-compatibility/2006" xmlns:aink="http://schemas.microsoft.com/office/drawing/2016/ink" xmlns:am3d="http://schemas.microsoft.com/office/drawing/2017/model3d" xmlns:o="urn:schemas-microsoft-com:office:office" xmlns:r="http://schemas.openxmlformats.org/officeDocument/2006/relationships" xmlns:m="http://schemas.openxmlformats.org/officeDocument/2006/math" xmlns:v="urn:schemas-microsoft-com:vml" xmlns:wp14="http://schemas.microsoft.com/office/word/2010/wordprocessingDrawing" xmlns:wp="http://schemas.openxmlformats.org/drawingml/2006/wordprocessingDrawing" xmlns:w10="urn:schemas-microsoft-com:office:word" xmlns:w="http://schemas.openxmlformats.org/wordprocessingml/2006/main" xmlns:w14="http://schemas.microsoft.com/office/word/2010/wordml" xmlns:w15="http://schemas.microsoft.com/office/word/2012/wordml" xmlns:w16cex="http://schemas.microsoft.com/office/word/2018/wordml/cex" xmlns:w16cid="http://schemas.microsoft.com/office/word/2016/wordml/cid" xmlns:w16="http://schemas.microsoft.com/office/word/2018/wordml" xmlns:w16sdtdh="http://schemas.microsoft.com/office/word/2020/wordml/sdtdatahash" xmlns:w16se="http://schemas.microsoft.com/office/word/2015/wordml/symex" xmlns:wpg="http://schemas.microsoft.com/office/word/2010/wordprocessingGroup" xmlns:wpi="http://schemas.microsoft.com/office/word/2010/wordprocessingInk" xmlns:wne="http://schemas.microsoft.com/office/word/2006/wordml" xmlns:wps="http://schemas.microsoft.com/office/word/2010/wordprocessingShape" mc:Ignorable="w14 w15 w16se w16cid w16 w16cex w16sdtdh wp14">
   <w:p>
     <w:pPr>
       <w:pStyle w:val="Footer"/>
+      <w:jc w:val="center"/>
     </w:pPr>
   </w:p>
 </w:ftr>
 </file>
 
 <file path=word/footer2.xml><?xml version="1.0" encoding="utf-8"?>
-<w:ftr xmlns:wpc="http://schemas.microsoft.com/office/word/2010/wordprocessingCanvas" xmlns:cx="http://schemas.microsoft.com/office/drawing/2014/chartex" xmlns:cx1="http://schemas.microsoft.com/office/drawing/2015/9/8/chartex" xmlns:cx2="http://schemas.microsoft.com/office/drawing/2015/10/21/chartex" xmlns:cx3="http://schemas.microsoft.com/office/drawing/2016/5/9/chartex" xmlns:cx4="http://schemas.microsoft.com/office/drawing/2016/5/10/chartex" xmlns:cx5="http://schemas.microsoft.com/office/drawing/2016/5/11/chartex" xmlns:cx6="http://schemas.microsoft.com/office/drawing/2016/5/12/chartex" xmlns:cx7="http://schemas.microsoft.com/office/drawing/2016/5/13/chartex" xmlns:cx8="http://schemas.microsoft.com/office/drawing/2016/5/14/chartex" xmlns:mc="http://schemas.openxmlformats.org/markup-compatibility/2006" xmlns:aink="http://schemas.microsoft.com/office/drawing/2016/ink" xmlns:am3d="http://schemas.microsoft.com/office/drawing/2017/model3d" xmlns:o="urn:schemas-microsoft-com:office:office" xmlns:oel="http://schemas.microsoft.com/office/2019/extlst" xmlns:r="http://schemas.openxmlformats.org/officeDocument/2006/relationships" xmlns:m="http://schemas.openxmlformats.org/officeDocument/2006/math" xmlns:v="urn:schemas-microsoft-com:vml" xmlns:wp14="http://schemas.microsoft.com/office/word/2010/wordprocessingDrawing" xmlns:wp="http://schemas.openxmlformats.org/drawingml/2006/wordprocessingDrawing" xmlns:w10="urn:schemas-microsoft-com:office:word" xmlns:w="http://schemas.openxmlformats.org/wordprocessingml/2006/main" xmlns:w14="http://schemas.microsoft.com/office/word/2010/wordml" xmlns:w15="http://schemas.microsoft.com/office/word/2012/wordml" xmlns:w16cex="http://schemas.microsoft.com/office/word/2018/wordml/cex" xmlns:w16cid="http://schemas.microsoft.com/office/word/2016/wordml/cid" xmlns:w16="http://schemas.microsoft.com/office/word/2018/wordml" xmlns:w16du="http://schemas.microsoft.com/office/word/2023/wordml/word16du" xmlns:w16sdtdh="http://schemas.microsoft.com/office/word/2020/wordml/sdtdatahash" xmlns:w16sdtfl="http://schemas.microsoft.com/office/word/2024/wordml/sdtformatlock" xmlns:w16se="http://schemas.microsoft.com/office/word/2015/wordml/symex" xmlns:wpg="http://schemas.microsoft.com/office/word/2010/wordprocessingGroup" xmlns:wpi="http://schemas.microsoft.com/office/word/2010/wordprocessingInk" xmlns:wne="http://schemas.microsoft.com/office/word/2006/wordml" xmlns:wps="http://schemas.microsoft.com/office/word/2010/wordprocessingShape" mc:Ignorable="w14 w15 w16se w16cid w16 w16cex w16sdtdh w16sdtfl w16du wp14">
+<w:ftr xmlns:wpc="http://schemas.microsoft.com/office/word/2010/wordprocessingCanvas" xmlns:cx="http://schemas.microsoft.com/office/drawing/2014/chartex" xmlns:cx1="http://schemas.microsoft.com/office/drawing/2015/9/8/chartex" xmlns:cx2="http://schemas.microsoft.com/office/drawing/2015/10/21/chartex" xmlns:cx3="http://schemas.microsoft.com/office/drawing/2016/5/9/chartex" xmlns:cx4="http://schemas.microsoft.com/office/drawing/2016/5/10/chartex" xmlns:cx5="http://schemas.microsoft.com/office/drawing/2016/5/11/chartex" xmlns:cx6="http://schemas.microsoft.com/office/drawing/2016/5/12/chartex" xmlns:cx7="http://schemas.microsoft.com/office/drawing/2016/5/13/chartex" xmlns:cx8="http://schemas.microsoft.com/office/drawing/2016/5/14/chartex" xmlns:mc="http://schemas.openxmlformats.org/markup-compatibility/2006" xmlns:aink="http://schemas.microsoft.com/office/drawing/2016/ink" xmlns:am3d="http://schemas.microsoft.com/office/drawing/2017/model3d" xmlns:o="urn:schemas-microsoft-com:office:office" xmlns:r="http://schemas.openxmlformats.org/officeDocument/2006/relationships" xmlns:m="http://schemas.openxmlformats.org/officeDocument/2006/math" xmlns:v="urn:schemas-microsoft-com:vml" xmlns:wp14="http://schemas.microsoft.com/office/word/2010/wordprocessingDrawing" xmlns:wp="http://schemas.openxmlformats.org/drawingml/2006/wordprocessingDrawing" xmlns:w10="urn:schemas-microsoft-com:office:word" xmlns:w="http://schemas.openxmlformats.org/wordprocessingml/2006/main" xmlns:w14="http://schemas.microsoft.com/office/word/2010/wordml" xmlns:w15="http://schemas.microsoft.com/office/word/2012/wordml" xmlns:w16cex="http://schemas.microsoft.com/office/word/2018/wordml/cex" xmlns:w16cid="http://schemas.microsoft.com/office/word/2016/wordml/cid" xmlns:w16="http://schemas.microsoft.com/office/word/2018/wordml" xmlns:w16sdtdh="http://schemas.microsoft.com/office/word/2020/wordml/sdtdatahash" xmlns:w16se="http://schemas.microsoft.com/office/word/2015/wordml/symex" xmlns:wpg="http://schemas.microsoft.com/office/word/2010/wordprocessingGroup" xmlns:wpi="http://schemas.microsoft.com/office/word/2010/wordprocessingInk" xmlns:wne="http://schemas.microsoft.com/office/word/2006/wordml" xmlns:wps="http://schemas.microsoft.com/office/word/2010/wordprocessingShape" mc:Ignorable="w14 w15 w16se w16cid w16 w16cex w16sdtdh wp14">
   <w:p>
     <w:pPr>
       <w:pStyle w:val="Footer"/>
@@ -14708,18 +13622,7 @@
 </file>
 
 <file path=word/footer3.xml><?xml version="1.0" encoding="utf-8"?>
-<w:ftr xmlns:wpc="http://schemas.microsoft.com/office/word/2010/wordprocessingCanvas" xmlns:cx="http://schemas.microsoft.com/office/drawing/2014/chartex" xmlns:cx1="http://schemas.microsoft.com/office/drawing/2015/9/8/chartex" xmlns:cx2="http://schemas.microsoft.com/office/drawing/2015/10/21/chartex" xmlns:cx3="http://schemas.microsoft.com/office/drawing/2016/5/9/chartex" xmlns:cx4="http://schemas.microsoft.com/office/drawing/2016/5/10/chartex" xmlns:cx5="http://schemas.microsoft.com/office/drawing/2016/5/11/chartex" xmlns:cx6="http://schemas.microsoft.com/office/drawing/2016/5/12/chartex" xmlns:cx7="http://schemas.microsoft.com/office/drawing/2016/5/13/chartex" xmlns:cx8="http://schemas.microsoft.com/office/drawing/2016/5/14/chartex" xmlns:mc="http://schemas.openxmlformats.org/markup-compatibility/2006" xmlns:aink="http://schemas.microsoft.com/office/drawing/2016/ink" xmlns:am3d="http://schemas.microsoft.com/office/drawing/2017/model3d" xmlns:o="urn:schemas-microsoft-com:office:office" xmlns:oel="http://schemas.microsoft.com/office/2019/extlst" xmlns:r="http://schemas.openxmlformats.org/officeDocument/2006/relationships" xmlns:m="http://schemas.openxmlformats.org/officeDocument/2006/math" xmlns:v="urn:schemas-microsoft-com:vml" xmlns:wp14="http://schemas.microsoft.com/office/word/2010/wordprocessingDrawing" xmlns:wp="http://schemas.openxmlformats.org/drawingml/2006/wordprocessingDrawing" xmlns:w10="urn:schemas-microsoft-com:office:word" xmlns:w="http://schemas.openxmlformats.org/wordprocessingml/2006/main" xmlns:w14="http://schemas.microsoft.com/office/word/2010/wordml" xmlns:w15="http://schemas.microsoft.com/office/word/2012/wordml" xmlns:w16cex="http://schemas.microsoft.com/office/word/2018/wordml/cex" xmlns:w16cid="http://schemas.microsoft.com/office/word/2016/wordml/cid" xmlns:w16="http://schemas.microsoft.com/office/word/2018/wordml" xmlns:w16du="http://schemas.microsoft.com/office/word/2023/wordml/word16du" xmlns:w16sdtdh="http://schemas.microsoft.com/office/word/2020/wordml/sdtdatahash" xmlns:w16sdtfl="http://schemas.microsoft.com/office/word/2024/wordml/sdtformatlock" xmlns:w16se="http://schemas.microsoft.com/office/word/2015/wordml/symex" xmlns:wpg="http://schemas.microsoft.com/office/word/2010/wordprocessingGroup" xmlns:wpi="http://schemas.microsoft.com/office/word/2010/wordprocessingInk" xmlns:wne="http://schemas.microsoft.com/office/word/2006/wordml" xmlns:wps="http://schemas.microsoft.com/office/word/2010/wordprocessingShape" mc:Ignorable="w14 w15 w16se w16cid w16 w16cex w16sdtdh w16sdtfl w16du wp14">
-  <w:p>
-    <w:pPr>
-      <w:pStyle w:val="Footer"/>
-      <w:jc w:val="center"/>
-    </w:pPr>
-  </w:p>
-</w:ftr>
-</file>
-
-<file path=word/footer4.xml><?xml version="1.0" encoding="utf-8"?>
-<w:ftr xmlns:wpc="http://schemas.microsoft.com/office/word/2010/wordprocessingCanvas" xmlns:cx="http://schemas.microsoft.com/office/drawing/2014/chartex" xmlns:cx1="http://schemas.microsoft.com/office/drawing/2015/9/8/chartex" xmlns:cx2="http://schemas.microsoft.com/office/drawing/2015/10/21/chartex" xmlns:cx3="http://schemas.microsoft.com/office/drawing/2016/5/9/chartex" xmlns:cx4="http://schemas.microsoft.com/office/drawing/2016/5/10/chartex" xmlns:cx5="http://schemas.microsoft.com/office/drawing/2016/5/11/chartex" xmlns:cx6="http://schemas.microsoft.com/office/drawing/2016/5/12/chartex" xmlns:cx7="http://schemas.microsoft.com/office/drawing/2016/5/13/chartex" xmlns:cx8="http://schemas.microsoft.com/office/drawing/2016/5/14/chartex" xmlns:mc="http://schemas.openxmlformats.org/markup-compatibility/2006" xmlns:aink="http://schemas.microsoft.com/office/drawing/2016/ink" xmlns:am3d="http://schemas.microsoft.com/office/drawing/2017/model3d" xmlns:o="urn:schemas-microsoft-com:office:office" xmlns:oel="http://schemas.microsoft.com/office/2019/extlst" xmlns:r="http://schemas.openxmlformats.org/officeDocument/2006/relationships" xmlns:m="http://schemas.openxmlformats.org/officeDocument/2006/math" xmlns:v="urn:schemas-microsoft-com:vml" xmlns:wp14="http://schemas.microsoft.com/office/word/2010/wordprocessingDrawing" xmlns:wp="http://schemas.openxmlformats.org/drawingml/2006/wordprocessingDrawing" xmlns:w10="urn:schemas-microsoft-com:office:word" xmlns:w="http://schemas.openxmlformats.org/wordprocessingml/2006/main" xmlns:w14="http://schemas.microsoft.com/office/word/2010/wordml" xmlns:w15="http://schemas.microsoft.com/office/word/2012/wordml" xmlns:w16cex="http://schemas.microsoft.com/office/word/2018/wordml/cex" xmlns:w16cid="http://schemas.microsoft.com/office/word/2016/wordml/cid" xmlns:w16="http://schemas.microsoft.com/office/word/2018/wordml" xmlns:w16du="http://schemas.microsoft.com/office/word/2023/wordml/word16du" xmlns:w16sdtdh="http://schemas.microsoft.com/office/word/2020/wordml/sdtdatahash" xmlns:w16sdtfl="http://schemas.microsoft.com/office/word/2024/wordml/sdtformatlock" xmlns:w16se="http://schemas.microsoft.com/office/word/2015/wordml/symex" xmlns:wpg="http://schemas.microsoft.com/office/word/2010/wordprocessingGroup" xmlns:wpi="http://schemas.microsoft.com/office/word/2010/wordprocessingInk" xmlns:wne="http://schemas.microsoft.com/office/word/2006/wordml" xmlns:wps="http://schemas.microsoft.com/office/word/2010/wordprocessingShape" mc:Ignorable="w14 w15 w16se w16cid w16 w16cex w16sdtdh w16sdtfl w16du wp14">
+<w:ftr xmlns:wpc="http://schemas.microsoft.com/office/word/2010/wordprocessingCanvas" xmlns:cx="http://schemas.microsoft.com/office/drawing/2014/chartex" xmlns:cx1="http://schemas.microsoft.com/office/drawing/2015/9/8/chartex" xmlns:cx2="http://schemas.microsoft.com/office/drawing/2015/10/21/chartex" xmlns:cx3="http://schemas.microsoft.com/office/drawing/2016/5/9/chartex" xmlns:cx4="http://schemas.microsoft.com/office/drawing/2016/5/10/chartex" xmlns:cx5="http://schemas.microsoft.com/office/drawing/2016/5/11/chartex" xmlns:cx6="http://schemas.microsoft.com/office/drawing/2016/5/12/chartex" xmlns:cx7="http://schemas.microsoft.com/office/drawing/2016/5/13/chartex" xmlns:cx8="http://schemas.microsoft.com/office/drawing/2016/5/14/chartex" xmlns:mc="http://schemas.openxmlformats.org/markup-compatibility/2006" xmlns:aink="http://schemas.microsoft.com/office/drawing/2016/ink" xmlns:am3d="http://schemas.microsoft.com/office/drawing/2017/model3d" xmlns:o="urn:schemas-microsoft-com:office:office" xmlns:r="http://schemas.openxmlformats.org/officeDocument/2006/relationships" xmlns:m="http://schemas.openxmlformats.org/officeDocument/2006/math" xmlns:v="urn:schemas-microsoft-com:vml" xmlns:wp14="http://schemas.microsoft.com/office/word/2010/wordprocessingDrawing" xmlns:wp="http://schemas.openxmlformats.org/drawingml/2006/wordprocessingDrawing" xmlns:w10="urn:schemas-microsoft-com:office:word" xmlns:w="http://schemas.openxmlformats.org/wordprocessingml/2006/main" xmlns:w14="http://schemas.microsoft.com/office/word/2010/wordml" xmlns:w15="http://schemas.microsoft.com/office/word/2012/wordml" xmlns:w16cex="http://schemas.microsoft.com/office/word/2018/wordml/cex" xmlns:w16cid="http://schemas.microsoft.com/office/word/2016/wordml/cid" xmlns:w16="http://schemas.microsoft.com/office/word/2018/wordml" xmlns:w16sdtdh="http://schemas.microsoft.com/office/word/2020/wordml/sdtdatahash" xmlns:w16se="http://schemas.microsoft.com/office/word/2015/wordml/symex" xmlns:wpg="http://schemas.microsoft.com/office/word/2010/wordprocessingGroup" xmlns:wpi="http://schemas.microsoft.com/office/word/2010/wordprocessingInk" xmlns:wne="http://schemas.microsoft.com/office/word/2006/wordml" xmlns:wps="http://schemas.microsoft.com/office/word/2010/wordprocessingShape" mc:Ignorable="w14 w15 w16se w16cid w16 w16cex w16sdtdh wp14">
   <w:p>
     <w:pPr>
       <w:pStyle w:val="Footer"/>
@@ -14776,7 +13679,7 @@
 </file>
 
 <file path=word/footnotes.xml><?xml version="1.0" encoding="utf-8"?>
-<w:footnotes xmlns:wpc="http://schemas.microsoft.com/office/word/2010/wordprocessingCanvas" xmlns:cx="http://schemas.microsoft.com/office/drawing/2014/chartex" xmlns:cx1="http://schemas.microsoft.com/office/drawing/2015/9/8/chartex" xmlns:cx2="http://schemas.microsoft.com/office/drawing/2015/10/21/chartex" xmlns:cx3="http://schemas.microsoft.com/office/drawing/2016/5/9/chartex" xmlns:cx4="http://schemas.microsoft.com/office/drawing/2016/5/10/chartex" xmlns:cx5="http://schemas.microsoft.com/office/drawing/2016/5/11/chartex" xmlns:cx6="http://schemas.microsoft.com/office/drawing/2016/5/12/chartex" xmlns:cx7="http://schemas.microsoft.com/office/drawing/2016/5/13/chartex" xmlns:cx8="http://schemas.microsoft.com/office/drawing/2016/5/14/chartex" xmlns:mc="http://schemas.openxmlformats.org/markup-compatibility/2006" xmlns:aink="http://schemas.microsoft.com/office/drawing/2016/ink" xmlns:am3d="http://schemas.microsoft.com/office/drawing/2017/model3d" xmlns:o="urn:schemas-microsoft-com:office:office" xmlns:oel="http://schemas.microsoft.com/office/2019/extlst" xmlns:r="http://schemas.openxmlformats.org/officeDocument/2006/relationships" xmlns:m="http://schemas.openxmlformats.org/officeDocument/2006/math" xmlns:v="urn:schemas-microsoft-com:vml" xmlns:wp14="http://schemas.microsoft.com/office/word/2010/wordprocessingDrawing" xmlns:wp="http://schemas.openxmlformats.org/drawingml/2006/wordprocessingDrawing" xmlns:w10="urn:schemas-microsoft-com:office:word" xmlns:w="http://schemas.openxmlformats.org/wordprocessingml/2006/main" xmlns:w14="http://schemas.microsoft.com/office/word/2010/wordml" xmlns:w15="http://schemas.microsoft.com/office/word/2012/wordml" xmlns:w16cex="http://schemas.microsoft.com/office/word/2018/wordml/cex" xmlns:w16cid="http://schemas.microsoft.com/office/word/2016/wordml/cid" xmlns:w16="http://schemas.microsoft.com/office/word/2018/wordml" xmlns:w16du="http://schemas.microsoft.com/office/word/2023/wordml/word16du" xmlns:w16sdtdh="http://schemas.microsoft.com/office/word/2020/wordml/sdtdatahash" xmlns:w16sdtfl="http://schemas.microsoft.com/office/word/2024/wordml/sdtformatlock" xmlns:w16se="http://schemas.microsoft.com/office/word/2015/wordml/symex" xmlns:wpg="http://schemas.microsoft.com/office/word/2010/wordprocessingGroup" xmlns:wpi="http://schemas.microsoft.com/office/word/2010/wordprocessingInk" xmlns:wne="http://schemas.microsoft.com/office/word/2006/wordml" xmlns:wps="http://schemas.microsoft.com/office/word/2010/wordprocessingShape" mc:Ignorable="w14 w15 w16se w16cid w16 w16cex w16sdtdh w16sdtfl w16du wp14">
+<w:footnotes xmlns:wpc="http://schemas.microsoft.com/office/word/2010/wordprocessingCanvas" xmlns:cx="http://schemas.microsoft.com/office/drawing/2014/chartex" xmlns:cx1="http://schemas.microsoft.com/office/drawing/2015/9/8/chartex" xmlns:cx2="http://schemas.microsoft.com/office/drawing/2015/10/21/chartex" xmlns:cx3="http://schemas.microsoft.com/office/drawing/2016/5/9/chartex" xmlns:cx4="http://schemas.microsoft.com/office/drawing/2016/5/10/chartex" xmlns:cx5="http://schemas.microsoft.com/office/drawing/2016/5/11/chartex" xmlns:cx6="http://schemas.microsoft.com/office/drawing/2016/5/12/chartex" xmlns:cx7="http://schemas.microsoft.com/office/drawing/2016/5/13/chartex" xmlns:cx8="http://schemas.microsoft.com/office/drawing/2016/5/14/chartex" xmlns:mc="http://schemas.openxmlformats.org/markup-compatibility/2006" xmlns:aink="http://schemas.microsoft.com/office/drawing/2016/ink" xmlns:am3d="http://schemas.microsoft.com/office/drawing/2017/model3d" xmlns:o="urn:schemas-microsoft-com:office:office" xmlns:r="http://schemas.openxmlformats.org/officeDocument/2006/relationships" xmlns:m="http://schemas.openxmlformats.org/officeDocument/2006/math" xmlns:v="urn:schemas-microsoft-com:vml" xmlns:wp14="http://schemas.microsoft.com/office/word/2010/wordprocessingDrawing" xmlns:wp="http://schemas.openxmlformats.org/drawingml/2006/wordprocessingDrawing" xmlns:w10="urn:schemas-microsoft-com:office:word" xmlns:w="http://schemas.openxmlformats.org/wordprocessingml/2006/main" xmlns:w14="http://schemas.microsoft.com/office/word/2010/wordml" xmlns:w15="http://schemas.microsoft.com/office/word/2012/wordml" xmlns:w16cex="http://schemas.microsoft.com/office/word/2018/wordml/cex" xmlns:w16cid="http://schemas.microsoft.com/office/word/2016/wordml/cid" xmlns:w16="http://schemas.microsoft.com/office/word/2018/wordml" xmlns:w16sdtdh="http://schemas.microsoft.com/office/word/2020/wordml/sdtdatahash" xmlns:w16se="http://schemas.microsoft.com/office/word/2015/wordml/symex" xmlns:wpg="http://schemas.microsoft.com/office/word/2010/wordprocessingGroup" xmlns:wpi="http://schemas.microsoft.com/office/word/2010/wordprocessingInk" xmlns:wne="http://schemas.microsoft.com/office/word/2006/wordml" xmlns:wps="http://schemas.microsoft.com/office/word/2010/wordprocessingShape" mc:Ignorable="w14 w15 w16se w16cid w16 w16cex w16sdtdh wp14">
   <w:footnote w:type="separator" w:id="-1">
     <w:p>
       <w:r>
@@ -14798,17 +13701,7 @@
 </file>
 
 <file path=word/header1.xml><?xml version="1.0" encoding="utf-8"?>
-<w:hdr xmlns:wpc="http://schemas.microsoft.com/office/word/2010/wordprocessingCanvas" xmlns:cx="http://schemas.microsoft.com/office/drawing/2014/chartex" xmlns:cx1="http://schemas.microsoft.com/office/drawing/2015/9/8/chartex" xmlns:cx2="http://schemas.microsoft.com/office/drawing/2015/10/21/chartex" xmlns:cx3="http://schemas.microsoft.com/office/drawing/2016/5/9/chartex" xmlns:cx4="http://schemas.microsoft.com/office/drawing/2016/5/10/chartex" xmlns:cx5="http://schemas.microsoft.com/office/drawing/2016/5/11/chartex" xmlns:cx6="http://schemas.microsoft.com/office/drawing/2016/5/12/chartex" xmlns:cx7="http://schemas.microsoft.com/office/drawing/2016/5/13/chartex" xmlns:cx8="http://schemas.microsoft.com/office/drawing/2016/5/14/chartex" xmlns:mc="http://schemas.openxmlformats.org/markup-compatibility/2006" xmlns:aink="http://schemas.microsoft.com/office/drawing/2016/ink" xmlns:am3d="http://schemas.microsoft.com/office/drawing/2017/model3d" xmlns:o="urn:schemas-microsoft-com:office:office" xmlns:oel="http://schemas.microsoft.com/office/2019/extlst" xmlns:r="http://schemas.openxmlformats.org/officeDocument/2006/relationships" xmlns:m="http://schemas.openxmlformats.org/officeDocument/2006/math" xmlns:v="urn:schemas-microsoft-com:vml" xmlns:wp14="http://schemas.microsoft.com/office/word/2010/wordprocessingDrawing" xmlns:wp="http://schemas.openxmlformats.org/drawingml/2006/wordprocessingDrawing" xmlns:w10="urn:schemas-microsoft-com:office:word" xmlns:w="http://schemas.openxmlformats.org/wordprocessingml/2006/main" xmlns:w14="http://schemas.microsoft.com/office/word/2010/wordml" xmlns:w15="http://schemas.microsoft.com/office/word/2012/wordml" xmlns:w16cex="http://schemas.microsoft.com/office/word/2018/wordml/cex" xmlns:w16cid="http://schemas.microsoft.com/office/word/2016/wordml/cid" xmlns:w16="http://schemas.microsoft.com/office/word/2018/wordml" xmlns:w16du="http://schemas.microsoft.com/office/word/2023/wordml/word16du" xmlns:w16sdtdh="http://schemas.microsoft.com/office/word/2020/wordml/sdtdatahash" xmlns:w16sdtfl="http://schemas.microsoft.com/office/word/2024/wordml/sdtformatlock" xmlns:w16se="http://schemas.microsoft.com/office/word/2015/wordml/symex" xmlns:wpg="http://schemas.microsoft.com/office/word/2010/wordprocessingGroup" xmlns:wpi="http://schemas.microsoft.com/office/word/2010/wordprocessingInk" xmlns:wne="http://schemas.microsoft.com/office/word/2006/wordml" xmlns:wps="http://schemas.microsoft.com/office/word/2010/wordprocessingShape" mc:Ignorable="w14 w15 w16se w16cid w16 w16cex w16sdtdh w16sdtfl w16du wp14">
-  <w:p>
-    <w:pPr>
-      <w:pStyle w:val="Header"/>
-    </w:pPr>
-  </w:p>
-</w:hdr>
-</file>
-
-<file path=word/header2.xml><?xml version="1.0" encoding="utf-8"?>
-<w:hdr xmlns:wpc="http://schemas.microsoft.com/office/word/2010/wordprocessingCanvas" xmlns:cx="http://schemas.microsoft.com/office/drawing/2014/chartex" xmlns:cx1="http://schemas.microsoft.com/office/drawing/2015/9/8/chartex" xmlns:cx2="http://schemas.microsoft.com/office/drawing/2015/10/21/chartex" xmlns:cx3="http://schemas.microsoft.com/office/drawing/2016/5/9/chartex" xmlns:cx4="http://schemas.microsoft.com/office/drawing/2016/5/10/chartex" xmlns:cx5="http://schemas.microsoft.com/office/drawing/2016/5/11/chartex" xmlns:cx6="http://schemas.microsoft.com/office/drawing/2016/5/12/chartex" xmlns:cx7="http://schemas.microsoft.com/office/drawing/2016/5/13/chartex" xmlns:cx8="http://schemas.microsoft.com/office/drawing/2016/5/14/chartex" xmlns:mc="http://schemas.openxmlformats.org/markup-compatibility/2006" xmlns:aink="http://schemas.microsoft.com/office/drawing/2016/ink" xmlns:am3d="http://schemas.microsoft.com/office/drawing/2017/model3d" xmlns:o="urn:schemas-microsoft-com:office:office" xmlns:oel="http://schemas.microsoft.com/office/2019/extlst" xmlns:r="http://schemas.openxmlformats.org/officeDocument/2006/relationships" xmlns:m="http://schemas.openxmlformats.org/officeDocument/2006/math" xmlns:v="urn:schemas-microsoft-com:vml" xmlns:wp14="http://schemas.microsoft.com/office/word/2010/wordprocessingDrawing" xmlns:wp="http://schemas.openxmlformats.org/drawingml/2006/wordprocessingDrawing" xmlns:w10="urn:schemas-microsoft-com:office:word" xmlns:w="http://schemas.openxmlformats.org/wordprocessingml/2006/main" xmlns:w14="http://schemas.microsoft.com/office/word/2010/wordml" xmlns:w15="http://schemas.microsoft.com/office/word/2012/wordml" xmlns:w16cex="http://schemas.microsoft.com/office/word/2018/wordml/cex" xmlns:w16cid="http://schemas.microsoft.com/office/word/2016/wordml/cid" xmlns:w16="http://schemas.microsoft.com/office/word/2018/wordml" xmlns:w16du="http://schemas.microsoft.com/office/word/2023/wordml/word16du" xmlns:w16sdtdh="http://schemas.microsoft.com/office/word/2020/wordml/sdtdatahash" xmlns:w16sdtfl="http://schemas.microsoft.com/office/word/2024/wordml/sdtformatlock" xmlns:w16se="http://schemas.microsoft.com/office/word/2015/wordml/symex" xmlns:wpg="http://schemas.microsoft.com/office/word/2010/wordprocessingGroup" xmlns:wpi="http://schemas.microsoft.com/office/word/2010/wordprocessingInk" xmlns:wne="http://schemas.microsoft.com/office/word/2006/wordml" xmlns:wps="http://schemas.microsoft.com/office/word/2010/wordprocessingShape" mc:Ignorable="w14 w15 w16se w16cid w16 w16cex w16sdtdh w16sdtfl w16du wp14">
+<w:hdr xmlns:wpc="http://schemas.microsoft.com/office/word/2010/wordprocessingCanvas" xmlns:cx="http://schemas.microsoft.com/office/drawing/2014/chartex" xmlns:cx1="http://schemas.microsoft.com/office/drawing/2015/9/8/chartex" xmlns:cx2="http://schemas.microsoft.com/office/drawing/2015/10/21/chartex" xmlns:cx3="http://schemas.microsoft.com/office/drawing/2016/5/9/chartex" xmlns:cx4="http://schemas.microsoft.com/office/drawing/2016/5/10/chartex" xmlns:cx5="http://schemas.microsoft.com/office/drawing/2016/5/11/chartex" xmlns:cx6="http://schemas.microsoft.com/office/drawing/2016/5/12/chartex" xmlns:cx7="http://schemas.microsoft.com/office/drawing/2016/5/13/chartex" xmlns:cx8="http://schemas.microsoft.com/office/drawing/2016/5/14/chartex" xmlns:mc="http://schemas.openxmlformats.org/markup-compatibility/2006" xmlns:aink="http://schemas.microsoft.com/office/drawing/2016/ink" xmlns:am3d="http://schemas.microsoft.com/office/drawing/2017/model3d" xmlns:o="urn:schemas-microsoft-com:office:office" xmlns:r="http://schemas.openxmlformats.org/officeDocument/2006/relationships" xmlns:m="http://schemas.openxmlformats.org/officeDocument/2006/math" xmlns:v="urn:schemas-microsoft-com:vml" xmlns:wp14="http://schemas.microsoft.com/office/word/2010/wordprocessingDrawing" xmlns:wp="http://schemas.openxmlformats.org/drawingml/2006/wordprocessingDrawing" xmlns:w10="urn:schemas-microsoft-com:office:word" xmlns:w="http://schemas.openxmlformats.org/wordprocessingml/2006/main" xmlns:w14="http://schemas.microsoft.com/office/word/2010/wordml" xmlns:w15="http://schemas.microsoft.com/office/word/2012/wordml" xmlns:w16cex="http://schemas.microsoft.com/office/word/2018/wordml/cex" xmlns:w16cid="http://schemas.microsoft.com/office/word/2016/wordml/cid" xmlns:w16="http://schemas.microsoft.com/office/word/2018/wordml" xmlns:w16sdtdh="http://schemas.microsoft.com/office/word/2020/wordml/sdtdatahash" xmlns:w16se="http://schemas.microsoft.com/office/word/2015/wordml/symex" xmlns:wpg="http://schemas.microsoft.com/office/word/2010/wordprocessingGroup" xmlns:wpi="http://schemas.microsoft.com/office/word/2010/wordprocessingInk" xmlns:wne="http://schemas.microsoft.com/office/word/2006/wordml" xmlns:wps="http://schemas.microsoft.com/office/word/2010/wordprocessingShape" mc:Ignorable="w14 w15 w16se w16cid w16 w16cex w16sdtdh wp14">
   <w:p>
     <w:pPr>
       <w:pStyle w:val="Header"/>
@@ -14823,8 +13716,8 @@
 </w:hdr>
 </file>
 
-<file path=word/header3.xml><?xml version="1.0" encoding="utf-8"?>
-<w:hdr xmlns:wpc="http://schemas.microsoft.com/office/word/2010/wordprocessingCanvas" xmlns:cx="http://schemas.microsoft.com/office/drawing/2014/chartex" xmlns:cx1="http://schemas.microsoft.com/office/drawing/2015/9/8/chartex" xmlns:cx2="http://schemas.microsoft.com/office/drawing/2015/10/21/chartex" xmlns:cx3="http://schemas.microsoft.com/office/drawing/2016/5/9/chartex" xmlns:cx4="http://schemas.microsoft.com/office/drawing/2016/5/10/chartex" xmlns:cx5="http://schemas.microsoft.com/office/drawing/2016/5/11/chartex" xmlns:cx6="http://schemas.microsoft.com/office/drawing/2016/5/12/chartex" xmlns:cx7="http://schemas.microsoft.com/office/drawing/2016/5/13/chartex" xmlns:cx8="http://schemas.microsoft.com/office/drawing/2016/5/14/chartex" xmlns:mc="http://schemas.openxmlformats.org/markup-compatibility/2006" xmlns:aink="http://schemas.microsoft.com/office/drawing/2016/ink" xmlns:am3d="http://schemas.microsoft.com/office/drawing/2017/model3d" xmlns:o="urn:schemas-microsoft-com:office:office" xmlns:oel="http://schemas.microsoft.com/office/2019/extlst" xmlns:r="http://schemas.openxmlformats.org/officeDocument/2006/relationships" xmlns:m="http://schemas.openxmlformats.org/officeDocument/2006/math" xmlns:v="urn:schemas-microsoft-com:vml" xmlns:wp14="http://schemas.microsoft.com/office/word/2010/wordprocessingDrawing" xmlns:wp="http://schemas.openxmlformats.org/drawingml/2006/wordprocessingDrawing" xmlns:w10="urn:schemas-microsoft-com:office:word" xmlns:w="http://schemas.openxmlformats.org/wordprocessingml/2006/main" xmlns:w14="http://schemas.microsoft.com/office/word/2010/wordml" xmlns:w15="http://schemas.microsoft.com/office/word/2012/wordml" xmlns:w16cex="http://schemas.microsoft.com/office/word/2018/wordml/cex" xmlns:w16cid="http://schemas.microsoft.com/office/word/2016/wordml/cid" xmlns:w16="http://schemas.microsoft.com/office/word/2018/wordml" xmlns:w16du="http://schemas.microsoft.com/office/word/2023/wordml/word16du" xmlns:w16sdtdh="http://schemas.microsoft.com/office/word/2020/wordml/sdtdatahash" xmlns:w16sdtfl="http://schemas.microsoft.com/office/word/2024/wordml/sdtformatlock" xmlns:w16se="http://schemas.microsoft.com/office/word/2015/wordml/symex" xmlns:wpg="http://schemas.microsoft.com/office/word/2010/wordprocessingGroup" xmlns:wpi="http://schemas.microsoft.com/office/word/2010/wordprocessingInk" xmlns:wne="http://schemas.microsoft.com/office/word/2006/wordml" xmlns:wps="http://schemas.microsoft.com/office/word/2010/wordprocessingShape" mc:Ignorable="w14 w15 w16se w16cid w16 w16cex w16sdtdh w16sdtfl w16du wp14">
+<file path=word/header2.xml><?xml version="1.0" encoding="utf-8"?>
+<w:hdr xmlns:wpc="http://schemas.microsoft.com/office/word/2010/wordprocessingCanvas" xmlns:cx="http://schemas.microsoft.com/office/drawing/2014/chartex" xmlns:cx1="http://schemas.microsoft.com/office/drawing/2015/9/8/chartex" xmlns:cx2="http://schemas.microsoft.com/office/drawing/2015/10/21/chartex" xmlns:cx3="http://schemas.microsoft.com/office/drawing/2016/5/9/chartex" xmlns:cx4="http://schemas.microsoft.com/office/drawing/2016/5/10/chartex" xmlns:cx5="http://schemas.microsoft.com/office/drawing/2016/5/11/chartex" xmlns:cx6="http://schemas.microsoft.com/office/drawing/2016/5/12/chartex" xmlns:cx7="http://schemas.microsoft.com/office/drawing/2016/5/13/chartex" xmlns:cx8="http://schemas.microsoft.com/office/drawing/2016/5/14/chartex" xmlns:mc="http://schemas.openxmlformats.org/markup-compatibility/2006" xmlns:aink="http://schemas.microsoft.com/office/drawing/2016/ink" xmlns:am3d="http://schemas.microsoft.com/office/drawing/2017/model3d" xmlns:o="urn:schemas-microsoft-com:office:office" xmlns:r="http://schemas.openxmlformats.org/officeDocument/2006/relationships" xmlns:m="http://schemas.openxmlformats.org/officeDocument/2006/math" xmlns:v="urn:schemas-microsoft-com:vml" xmlns:wp14="http://schemas.microsoft.com/office/word/2010/wordprocessingDrawing" xmlns:wp="http://schemas.openxmlformats.org/drawingml/2006/wordprocessingDrawing" xmlns:w10="urn:schemas-microsoft-com:office:word" xmlns:w="http://schemas.openxmlformats.org/wordprocessingml/2006/main" xmlns:w14="http://schemas.microsoft.com/office/word/2010/wordml" xmlns:w15="http://schemas.microsoft.com/office/word/2012/wordml" xmlns:w16cex="http://schemas.microsoft.com/office/word/2018/wordml/cex" xmlns:w16cid="http://schemas.microsoft.com/office/word/2016/wordml/cid" xmlns:w16="http://schemas.microsoft.com/office/word/2018/wordml" xmlns:w16sdtdh="http://schemas.microsoft.com/office/word/2020/wordml/sdtdatahash" xmlns:w16se="http://schemas.microsoft.com/office/word/2015/wordml/symex" xmlns:wpg="http://schemas.microsoft.com/office/word/2010/wordprocessingGroup" xmlns:wpi="http://schemas.microsoft.com/office/word/2010/wordprocessingInk" xmlns:wne="http://schemas.microsoft.com/office/word/2006/wordml" xmlns:wps="http://schemas.microsoft.com/office/word/2010/wordprocessingShape" mc:Ignorable="w14 w15 w16se w16cid w16 w16cex w16sdtdh wp14">
   <w:p>
     <w:pPr>
       <w:widowControl w:val="0"/>
@@ -14844,72 +13737,69 @@
     <w:bookmarkStart w:id="4" w:name="_Hlk186188841"/>
     <w:bookmarkStart w:id="5" w:name="_Hlk186189107"/>
     <w:bookmarkStart w:id="6" w:name="_Hlk186189108"/>
-    <w:bookmarkStart w:id="7" w:name="_Hlk186189264"/>
-    <w:bookmarkStart w:id="8" w:name="_Hlk186189265"/>
-    <w:bookmarkStart w:id="9" w:name="_Hlk186189287"/>
-    <w:bookmarkStart w:id="10" w:name="_Hlk186189288"/>
-    <w:bookmarkStart w:id="11" w:name="_Hlk186189395"/>
-    <w:bookmarkStart w:id="12" w:name="_Hlk186189396"/>
     <w:r>
       <w:rPr>
-        <w:rFonts w:ascii="Arial" w:eastAsia="Calibri" w:hAnsi="Arial" w:cs="Arial"/>
         <w:noProof/>
-        <w:sz w:val="36"/>
-        <w:szCs w:val="36"/>
+        <w:lang w:val="en-US"/>
       </w:rPr>
       <w:drawing>
-        <wp:anchor distT="0" distB="0" distL="114300" distR="114300" simplePos="0" relativeHeight="251659264" behindDoc="0" locked="0" layoutInCell="1" allowOverlap="1" wp14:anchorId="654F296C" wp14:editId="28F50D78">
+        <wp:anchor distT="0" distB="0" distL="114300" distR="114300" simplePos="0" relativeHeight="251660288" behindDoc="0" locked="0" layoutInCell="1" allowOverlap="1" wp14:anchorId="21B858D6" wp14:editId="3834E0E2">
           <wp:simplePos x="0" y="0"/>
-          <wp:positionH relativeFrom="column">
-            <wp:posOffset>-324221</wp:posOffset>
+          <wp:positionH relativeFrom="margin">
+            <wp:posOffset>-308344</wp:posOffset>
           </wp:positionH>
           <wp:positionV relativeFrom="paragraph">
-            <wp:posOffset>6985</wp:posOffset>
+            <wp:posOffset>6867</wp:posOffset>
           </wp:positionV>
-          <wp:extent cx="835200" cy="835200"/>
-          <wp:effectExtent l="0" t="0" r="3175" b="3175"/>
+          <wp:extent cx="810000" cy="810000"/>
+          <wp:effectExtent l="0" t="0" r="9525" b="9525"/>
           <wp:wrapNone/>
-          <wp:docPr id="1" name="Picture 1" descr="A yellow and blue logo&#10;&#10;Description automatically generated"/>
+          <wp:docPr id="2" name="Picture 3"/>
           <wp:cNvGraphicFramePr>
-            <a:graphicFrameLocks xmlns:a="http://schemas.openxmlformats.org/drawingml/2006/main"/>
+            <a:graphicFrameLocks xmlns:a="http://schemas.openxmlformats.org/drawingml/2006/main" noChangeAspect="1"/>
           </wp:cNvGraphicFramePr>
           <a:graphic xmlns:a="http://schemas.openxmlformats.org/drawingml/2006/main">
             <a:graphicData uri="http://schemas.openxmlformats.org/drawingml/2006/picture">
               <pic:pic xmlns:pic="http://schemas.openxmlformats.org/drawingml/2006/picture">
                 <pic:nvPicPr>
-                  <pic:cNvPr id="469225509" name="Picture 469225509" descr="A yellow and blue logo&#10;&#10;Description automatically generated"/>
+                  <pic:cNvPr id="0" name="Picture 1"/>
                   <pic:cNvPicPr>
-                    <a:picLocks noChangeAspect="1"/>
+                    <a:picLocks noChangeAspect="1" noChangeArrowheads="1"/>
                   </pic:cNvPicPr>
                 </pic:nvPicPr>
                 <pic:blipFill>
-                  <a:blip r:embed="rId1" cstate="print">
+                  <a:blip r:embed="rId1">
                     <a:extLst>
                       <a:ext uri="{28A0092B-C50C-407E-A947-70E740481C1C}">
                         <a14:useLocalDpi xmlns:a14="http://schemas.microsoft.com/office/drawing/2010/main" val="0"/>
                       </a:ext>
                     </a:extLst>
                   </a:blip>
+                  <a:srcRect/>
                   <a:stretch>
                     <a:fillRect/>
                   </a:stretch>
                 </pic:blipFill>
-                <pic:spPr>
+                <pic:spPr bwMode="auto">
                   <a:xfrm>
                     <a:off x="0" y="0"/>
-                    <a:ext cx="835200" cy="835200"/>
+                    <a:ext cx="810000" cy="810000"/>
                   </a:xfrm>
                   <a:prstGeom prst="rect">
                     <a:avLst/>
                   </a:prstGeom>
+                  <a:noFill/>
+                  <a:ln>
+                    <a:noFill/>
+                  </a:ln>
                 </pic:spPr>
               </pic:pic>
             </a:graphicData>
           </a:graphic>
-          <wp14:sizeRelH relativeFrom="margin">
+          <wp14:sizeRelH relativeFrom="page">
             <wp14:pctWidth>0</wp14:pctWidth>
           </wp14:sizeRelH>
-          <wp14:sizeRelV relativeFrom="margin">
+          <wp14:sizeRelV relativeFrom="page">
             <wp14:pctHeight>0</wp14:pctHeight>
           </wp14:sizeRelV>
         </wp:anchor>
@@ -14935,8 +13825,6 @@
       <w:outlineLvl w:val="4"/>
       <w:rPr>
         <w:rFonts w:ascii="Arial" w:hAnsi="Arial" w:cs="Arial"/>
-        <w:b/>
-        <w:bCs/>
         <w:sz w:val="28"/>
         <w:szCs w:val="28"/>
       </w:rPr>
@@ -14983,8 +13871,9 @@
       <w:jc w:val="center"/>
       <w:rPr>
         <w:rFonts w:ascii="Arial" w:eastAsia="Calibri" w:hAnsi="Arial" w:cs="Arial"/>
-        <w:sz w:val="18"/>
-        <w:szCs w:val="18"/>
+        <w:spacing w:val="-8"/>
+        <w:sz w:val="16"/>
+        <w:szCs w:val="16"/>
       </w:rPr>
     </w:pPr>
     <w:r>
@@ -14992,18 +13881,32 @@
         <w:rFonts w:ascii="Arial" w:eastAsia="Calibri" w:hAnsi="Arial" w:cs="Arial"/>
         <w:b/>
         <w:bCs/>
-        <w:sz w:val="18"/>
-        <w:szCs w:val="18"/>
+        <w:spacing w:val="-8"/>
+        <w:sz w:val="16"/>
+        <w:szCs w:val="16"/>
+        <w:lang w:val="en-US"/>
       </w:rPr>
-      <w:t xml:space="preserve">TIM PELAKSANA </w:t>
+      <w:t>TIM PELAKSANA</w:t>
     </w:r>
     <w:r>
       <w:rPr>
         <w:rFonts w:ascii="Arial" w:eastAsia="Calibri" w:hAnsi="Arial" w:cs="Arial"/>
         <w:b/>
         <w:bCs/>
-        <w:sz w:val="18"/>
-        <w:szCs w:val="18"/>
+        <w:spacing w:val="-8"/>
+        <w:sz w:val="16"/>
+        <w:szCs w:val="16"/>
+      </w:rPr>
+      <w:t xml:space="preserve"> </w:t>
+    </w:r>
+    <w:r>
+      <w:rPr>
+        <w:rFonts w:ascii="Arial" w:eastAsia="Calibri" w:hAnsi="Arial" w:cs="Arial"/>
+        <w:b/>
+        <w:bCs/>
+        <w:spacing w:val="-8"/>
+        <w:sz w:val="16"/>
+        <w:szCs w:val="16"/>
         <w:lang w:val="en-US"/>
       </w:rPr>
       <w:t>{</w:t>
@@ -15014,8 +13917,9 @@
         <w:rFonts w:ascii="Arial" w:eastAsia="Calibri" w:hAnsi="Arial" w:cs="Arial"/>
         <w:b/>
         <w:bCs/>
-        <w:sz w:val="18"/>
-        <w:szCs w:val="18"/>
+        <w:spacing w:val="-8"/>
+        <w:sz w:val="16"/>
+        <w:szCs w:val="16"/>
         <w:lang w:val="en-US"/>
       </w:rPr>
       <w:t>kode_pokja</w:t>
@@ -15026,8 +13930,9 @@
         <w:rFonts w:ascii="Arial" w:eastAsia="Calibri" w:hAnsi="Arial" w:cs="Arial"/>
         <w:b/>
         <w:bCs/>
-        <w:sz w:val="18"/>
-        <w:szCs w:val="18"/>
+        <w:spacing w:val="-8"/>
+        <w:sz w:val="16"/>
+        <w:szCs w:val="16"/>
         <w:lang w:val="en-US"/>
       </w:rPr>
       <w:t>}</w:t>
@@ -15037,10 +13942,23 @@
         <w:rFonts w:ascii="Arial" w:eastAsia="Calibri" w:hAnsi="Arial" w:cs="Arial"/>
         <w:b/>
         <w:bCs/>
-        <w:sz w:val="18"/>
-        <w:szCs w:val="18"/>
+        <w:spacing w:val="-8"/>
+        <w:sz w:val="16"/>
+        <w:szCs w:val="16"/>
+        <w:lang w:val="en-US"/>
       </w:rPr>
-      <w:t xml:space="preserve"> BP2JK WILAYAH KALIMANTAN SELATAN TAHUN ANGGARAN 2026</w:t>
+      <w:t xml:space="preserve"> </w:t>
+    </w:r>
+    <w:r>
+      <w:rPr>
+        <w:rFonts w:ascii="Arial" w:eastAsia="Calibri" w:hAnsi="Arial" w:cs="Arial"/>
+        <w:b/>
+        <w:bCs/>
+        <w:spacing w:val="-8"/>
+        <w:sz w:val="16"/>
+        <w:szCs w:val="16"/>
+      </w:rPr>
+      <w:t>BP2JK WILAYAH KALIMANTAN SELATAN TAHUN ANGGARAN 2026</w:t>
     </w:r>
   </w:p>
   <w:p>
@@ -15052,48 +13970,47 @@
       <w:jc w:val="center"/>
       <w:rPr>
         <w:rFonts w:ascii="Arial" w:eastAsia="Calibri" w:hAnsi="Arial" w:cs="Arial"/>
-        <w:spacing w:val="1"/>
-        <w:sz w:val="14"/>
-        <w:szCs w:val="14"/>
+        <w:sz w:val="15"/>
+        <w:szCs w:val="15"/>
       </w:rPr>
     </w:pPr>
     <w:r>
       <w:rPr>
         <w:rFonts w:ascii="Arial" w:eastAsia="Calibri" w:hAnsi="Arial" w:cs="Arial"/>
-        <w:sz w:val="14"/>
-        <w:szCs w:val="14"/>
+        <w:sz w:val="15"/>
+        <w:szCs w:val="15"/>
       </w:rPr>
-      <w:t xml:space="preserve">Alamat: Jl. Yos </w:t>
+      <w:t xml:space="preserve">Jl. Yos Sudarso No. 37A Lt.2, Banjarmasin 70119 Telepon (0511) 6723416 Surel </w:t>
     </w:r>
-    <w:proofErr w:type="spellStart"/>
+    <w:hyperlink r:id="rId2" w:history="1">
+      <w:r>
+        <w:rPr>
+          <w:rStyle w:val="Hyperlink"/>
+          <w:rFonts w:ascii="Arial" w:eastAsia="Calibri" w:hAnsi="Arial" w:cs="Arial"/>
+          <w:sz w:val="15"/>
+          <w:szCs w:val="15"/>
+          <w:lang w:val="en-US"/>
+        </w:rPr>
+        <w:t>mirzayreynaldi@pu.go.id</w:t>
+      </w:r>
+    </w:hyperlink>
     <w:r>
       <w:rPr>
         <w:rFonts w:ascii="Arial" w:eastAsia="Calibri" w:hAnsi="Arial" w:cs="Arial"/>
-        <w:sz w:val="14"/>
-        <w:szCs w:val="14"/>
+        <w:sz w:val="15"/>
+        <w:szCs w:val="15"/>
+        <w:lang w:val="en-US"/>
       </w:rPr>
-      <w:t>Sudarso</w:t>
+      <w:t xml:space="preserve"> </w:t>
     </w:r>
-    <w:proofErr w:type="spellEnd"/>
     <w:r>
       <w:rPr>
         <w:rFonts w:ascii="Arial" w:eastAsia="Calibri" w:hAnsi="Arial" w:cs="Arial"/>
-        <w:sz w:val="14"/>
-        <w:szCs w:val="14"/>
+        <w:sz w:val="15"/>
+        <w:szCs w:val="15"/>
       </w:rPr>
-      <w:t xml:space="preserve"> No. 37A Lt.2, Banjarmasin 70119 Telp.0511-6723416 email: </w:t>
+      <w:t xml:space="preserve">  </w:t>
     </w:r>
-    <w:hyperlink r:id="rId2" w:history="1">
-      <w:r>
-        <w:rPr>
-          <w:rStyle w:val="Hyperlink"/>
-          <w:rFonts w:ascii="Arial" w:eastAsia="Calibri" w:hAnsi="Arial" w:cs="Arial"/>
-          <w:sz w:val="14"/>
-          <w:szCs w:val="14"/>
-        </w:rPr>
-        <w:t>mirzareynaldi@pu.go.id</w:t>
-      </w:r>
-    </w:hyperlink>
   </w:p>
   <w:bookmarkEnd w:id="1"/>
   <w:bookmarkEnd w:id="2"/>
@@ -15119,7 +14036,7 @@
       <mc:AlternateContent>
         <mc:Choice Requires="wps">
           <w:drawing>
-            <wp:anchor distT="0" distB="0" distL="114300" distR="114300" simplePos="0" relativeHeight="251660288" behindDoc="0" locked="0" layoutInCell="1" allowOverlap="1" wp14:anchorId="5C128A63" wp14:editId="4E53D0FB">
+            <wp:anchor distT="0" distB="0" distL="114300" distR="114300" simplePos="0" relativeHeight="251659264" behindDoc="0" locked="0" layoutInCell="1" allowOverlap="1" wp14:anchorId="5FA42174" wp14:editId="36A459CD">
               <wp:simplePos x="0" y="0"/>
               <wp:positionH relativeFrom="margin">
                 <wp:posOffset>567858</wp:posOffset>
@@ -15169,7 +14086,7 @@
         </mc:Choice>
         <mc:Fallback>
           <w:pict>
-            <v:line w14:anchorId="7C70F0EA" id="Straight Connector 984700384" o:spid="_x0000_s1026" style="position:absolute;z-index:251660288;visibility:visible;mso-wrap-style:square;mso-width-percent:0;mso-height-percent:0;mso-wrap-distance-left:9pt;mso-wrap-distance-top:0;mso-wrap-distance-right:9pt;mso-wrap-distance-bottom:0;mso-position-horizontal:absolute;mso-position-horizontal-relative:margin;mso-position-vertical:absolute;mso-position-vertical-relative:text;mso-width-percent:0;mso-height-percent:0;mso-width-relative:margin;mso-height-relative:margin" from="44.7pt,.75pt" to="468.4pt,.75pt" o:gfxdata="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" strokecolor="windowText" strokeweight="2.5pt">
+            <v:line w14:anchorId="1142E19B" id="Straight Connector 984700384" o:spid="_x0000_s1026" style="position:absolute;z-index:251659264;visibility:visible;mso-wrap-style:square;mso-width-percent:0;mso-height-percent:0;mso-wrap-distance-left:9pt;mso-wrap-distance-top:0;mso-wrap-distance-right:9pt;mso-wrap-distance-bottom:0;mso-position-horizontal:absolute;mso-position-horizontal-relative:margin;mso-position-vertical:absolute;mso-position-vertical-relative:text;mso-width-percent:0;mso-height-percent:0;mso-width-relative:margin;mso-height-relative:margin" from="44.7pt,.75pt" to="468.4pt,.75pt" o:gfxdata="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" strokecolor="windowText" strokeweight="2.5pt">
               <v:stroke joinstyle="miter"/>
               <w10:wrap anchorx="margin"/>
             </v:line>
@@ -15181,28 +14098,12 @@
     <w:bookmarkEnd w:id="4"/>
     <w:bookmarkEnd w:id="5"/>
     <w:bookmarkEnd w:id="6"/>
-    <w:bookmarkEnd w:id="7"/>
-    <w:bookmarkEnd w:id="8"/>
-    <w:bookmarkEnd w:id="9"/>
-    <w:bookmarkEnd w:id="10"/>
-    <w:bookmarkEnd w:id="11"/>
-    <w:bookmarkEnd w:id="12"/>
-  </w:p>
-  <w:p>
-    <w:pPr>
-      <w:pStyle w:val="Header"/>
-    </w:pPr>
-  </w:p>
-  <w:p>
-    <w:pPr>
-      <w:pStyle w:val="Header"/>
-    </w:pPr>
   </w:p>
 </w:hdr>
 </file>
 
 <file path=word/numbering.xml><?xml version="1.0" encoding="utf-8"?>
-<w:numbering xmlns:wpc="http://schemas.microsoft.com/office/word/2010/wordprocessingCanvas" xmlns:cx="http://schemas.microsoft.com/office/drawing/2014/chartex" xmlns:cx1="http://schemas.microsoft.com/office/drawing/2015/9/8/chartex" xmlns:cx2="http://schemas.microsoft.com/office/drawing/2015/10/21/chartex" xmlns:cx3="http://schemas.microsoft.com/office/drawing/2016/5/9/chartex" xmlns:cx4="http://schemas.microsoft.com/office/drawing/2016/5/10/chartex" xmlns:cx5="http://schemas.microsoft.com/office/drawing/2016/5/11/chartex" xmlns:cx6="http://schemas.microsoft.com/office/drawing/2016/5/12/chartex" xmlns:cx7="http://schemas.microsoft.com/office/drawing/2016/5/13/chartex" xmlns:cx8="http://schemas.microsoft.com/office/drawing/2016/5/14/chartex" xmlns:mc="http://schemas.openxmlformats.org/markup-compatibility/2006" xmlns:aink="http://schemas.microsoft.com/office/drawing/2016/ink" xmlns:am3d="http://schemas.microsoft.com/office/drawing/2017/model3d" xmlns:o="urn:schemas-microsoft-com:office:office" xmlns:oel="http://schemas.microsoft.com/office/2019/extlst" xmlns:r="http://schemas.openxmlformats.org/officeDocument/2006/relationships" xmlns:m="http://schemas.openxmlformats.org/officeDocument/2006/math" xmlns:v="urn:schemas-microsoft-com:vml" xmlns:wp14="http://schemas.microsoft.com/office/word/2010/wordprocessingDrawing" xmlns:wp="http://schemas.openxmlformats.org/drawingml/2006/wordprocessingDrawing" xmlns:w10="urn:schemas-microsoft-com:office:word" xmlns:w="http://schemas.openxmlformats.org/wordprocessingml/2006/main" xmlns:w14="http://schemas.microsoft.com/office/word/2010/wordml" xmlns:w15="http://schemas.microsoft.com/office/word/2012/wordml" xmlns:w16cex="http://schemas.microsoft.com/office/word/2018/wordml/cex" xmlns:w16cid="http://schemas.microsoft.com/office/word/2016/wordml/cid" xmlns:w16="http://schemas.microsoft.com/office/word/2018/wordml" xmlns:w16du="http://schemas.microsoft.com/office/word/2023/wordml/word16du" xmlns:w16sdtdh="http://schemas.microsoft.com/office/word/2020/wordml/sdtdatahash" xmlns:w16sdtfl="http://schemas.microsoft.com/office/word/2024/wordml/sdtformatlock" xmlns:w16se="http://schemas.microsoft.com/office/word/2015/wordml/symex" xmlns:wpg="http://schemas.microsoft.com/office/word/2010/wordprocessingGroup" xmlns:wpi="http://schemas.microsoft.com/office/word/2010/wordprocessingInk" xmlns:wne="http://schemas.microsoft.com/office/word/2006/wordml" xmlns:wps="http://schemas.microsoft.com/office/word/2010/wordprocessingShape" mc:Ignorable="w14 w15 w16se w16cid w16 w16cex w16sdtdh w16sdtfl w16du wp14">
+<w:numbering xmlns:wpc="http://schemas.microsoft.com/office/word/2010/wordprocessingCanvas" xmlns:cx="http://schemas.microsoft.com/office/drawing/2014/chartex" xmlns:cx1="http://schemas.microsoft.com/office/drawing/2015/9/8/chartex" xmlns:cx2="http://schemas.microsoft.com/office/drawing/2015/10/21/chartex" xmlns:cx3="http://schemas.microsoft.com/office/drawing/2016/5/9/chartex" xmlns:cx4="http://schemas.microsoft.com/office/drawing/2016/5/10/chartex" xmlns:cx5="http://schemas.microsoft.com/office/drawing/2016/5/11/chartex" xmlns:cx6="http://schemas.microsoft.com/office/drawing/2016/5/12/chartex" xmlns:cx7="http://schemas.microsoft.com/office/drawing/2016/5/13/chartex" xmlns:cx8="http://schemas.microsoft.com/office/drawing/2016/5/14/chartex" xmlns:mc="http://schemas.openxmlformats.org/markup-compatibility/2006" xmlns:aink="http://schemas.microsoft.com/office/drawing/2016/ink" xmlns:am3d="http://schemas.microsoft.com/office/drawing/2017/model3d" xmlns:o="urn:schemas-microsoft-com:office:office" xmlns:r="http://schemas.openxmlformats.org/officeDocument/2006/relationships" xmlns:m="http://schemas.openxmlformats.org/officeDocument/2006/math" xmlns:v="urn:schemas-microsoft-com:vml" xmlns:wp14="http://schemas.microsoft.com/office/word/2010/wordprocessingDrawing" xmlns:wp="http://schemas.openxmlformats.org/drawingml/2006/wordprocessingDrawing" xmlns:w10="urn:schemas-microsoft-com:office:word" xmlns:w="http://schemas.openxmlformats.org/wordprocessingml/2006/main" xmlns:w14="http://schemas.microsoft.com/office/word/2010/wordml" xmlns:w15="http://schemas.microsoft.com/office/word/2012/wordml" xmlns:w16cex="http://schemas.microsoft.com/office/word/2018/wordml/cex" xmlns:w16cid="http://schemas.microsoft.com/office/word/2016/wordml/cid" xmlns:w16="http://schemas.microsoft.com/office/word/2018/wordml" xmlns:w16sdtdh="http://schemas.microsoft.com/office/word/2020/wordml/sdtdatahash" xmlns:w16se="http://schemas.microsoft.com/office/word/2015/wordml/symex" xmlns:wpg="http://schemas.microsoft.com/office/word/2010/wordprocessingGroup" xmlns:wpi="http://schemas.microsoft.com/office/word/2010/wordprocessingInk" xmlns:wne="http://schemas.microsoft.com/office/word/2006/wordml" xmlns:wps="http://schemas.microsoft.com/office/word/2010/wordprocessingShape" mc:Ignorable="w14 w15 w16se w16cid w16 w16cex w16sdtdh wp14">
   <w:abstractNum w:abstractNumId="0" w15:restartNumberingAfterBreak="0">
     <w:nsid w:val="FFFFFF88"/>
     <w:multiLevelType w:val="singleLevel"/>
@@ -17423,76 +16324,76 @@
       </w:pPr>
     </w:lvl>
   </w:abstractNum>
-  <w:num w:numId="1" w16cid:durableId="1980375778">
+  <w:num w:numId="1">
     <w:abstractNumId w:val="9"/>
   </w:num>
-  <w:num w:numId="2" w16cid:durableId="489907326">
+  <w:num w:numId="2">
     <w:abstractNumId w:val="17"/>
   </w:num>
-  <w:num w:numId="3" w16cid:durableId="1324819626">
+  <w:num w:numId="3">
     <w:abstractNumId w:val="19"/>
   </w:num>
-  <w:num w:numId="4" w16cid:durableId="1340501815">
+  <w:num w:numId="4">
     <w:abstractNumId w:val="0"/>
   </w:num>
-  <w:num w:numId="5" w16cid:durableId="460420172">
+  <w:num w:numId="5">
     <w:abstractNumId w:val="6"/>
   </w:num>
-  <w:num w:numId="6" w16cid:durableId="1118262363">
+  <w:num w:numId="6">
     <w:abstractNumId w:val="13"/>
   </w:num>
-  <w:num w:numId="7" w16cid:durableId="44766181">
+  <w:num w:numId="7">
     <w:abstractNumId w:val="4"/>
   </w:num>
-  <w:num w:numId="8" w16cid:durableId="943999653">
+  <w:num w:numId="8">
     <w:abstractNumId w:val="3"/>
   </w:num>
-  <w:num w:numId="9" w16cid:durableId="430396365">
+  <w:num w:numId="9">
     <w:abstractNumId w:val="7"/>
   </w:num>
-  <w:num w:numId="10" w16cid:durableId="274217923">
+  <w:num w:numId="10">
     <w:abstractNumId w:val="20"/>
   </w:num>
-  <w:num w:numId="11" w16cid:durableId="1486701578">
+  <w:num w:numId="11">
     <w:abstractNumId w:val="11"/>
   </w:num>
-  <w:num w:numId="12" w16cid:durableId="644823806">
+  <w:num w:numId="12">
     <w:abstractNumId w:val="5"/>
   </w:num>
-  <w:num w:numId="13" w16cid:durableId="2092463009">
+  <w:num w:numId="13">
     <w:abstractNumId w:val="18"/>
   </w:num>
-  <w:num w:numId="14" w16cid:durableId="1248806484">
+  <w:num w:numId="14">
     <w:abstractNumId w:val="23"/>
   </w:num>
-  <w:num w:numId="15" w16cid:durableId="841503865">
+  <w:num w:numId="15">
     <w:abstractNumId w:val="8"/>
   </w:num>
-  <w:num w:numId="16" w16cid:durableId="64449787">
+  <w:num w:numId="16">
     <w:abstractNumId w:val="1"/>
   </w:num>
-  <w:num w:numId="17" w16cid:durableId="517743559">
+  <w:num w:numId="17">
     <w:abstractNumId w:val="22"/>
   </w:num>
-  <w:num w:numId="18" w16cid:durableId="1661539398">
+  <w:num w:numId="18">
     <w:abstractNumId w:val="15"/>
   </w:num>
-  <w:num w:numId="19" w16cid:durableId="1551653422">
+  <w:num w:numId="19">
     <w:abstractNumId w:val="12"/>
   </w:num>
-  <w:num w:numId="20" w16cid:durableId="1371953691">
+  <w:num w:numId="20">
     <w:abstractNumId w:val="10"/>
   </w:num>
-  <w:num w:numId="21" w16cid:durableId="938298108">
+  <w:num w:numId="21">
     <w:abstractNumId w:val="16"/>
   </w:num>
-  <w:num w:numId="22" w16cid:durableId="1032924017">
+  <w:num w:numId="22">
     <w:abstractNumId w:val="21"/>
   </w:num>
-  <w:num w:numId="23" w16cid:durableId="30424607">
+  <w:num w:numId="23">
     <w:abstractNumId w:val="2"/>
   </w:num>
-  <w:num w:numId="24" w16cid:durableId="1907496487">
+  <w:num w:numId="24">
     <w:abstractNumId w:val="14"/>
   </w:num>
   <w:numIdMacAtCleanup w:val="22"/>
@@ -17500,7 +16401,7 @@
 </file>
 
 <file path=word/styles.xml><?xml version="1.0" encoding="utf-8"?>
-<w:styles xmlns:mc="http://schemas.openxmlformats.org/markup-compatibility/2006" xmlns:r="http://schemas.openxmlformats.org/officeDocument/2006/relationships" xmlns:w="http://schemas.openxmlformats.org/wordprocessingml/2006/main" xmlns:w14="http://schemas.microsoft.com/office/word/2010/wordml" xmlns:w15="http://schemas.microsoft.com/office/word/2012/wordml" xmlns:w16cex="http://schemas.microsoft.com/office/word/2018/wordml/cex" xmlns:w16cid="http://schemas.microsoft.com/office/word/2016/wordml/cid" xmlns:w16="http://schemas.microsoft.com/office/word/2018/wordml" xmlns:w16du="http://schemas.microsoft.com/office/word/2023/wordml/word16du" xmlns:w16sdtdh="http://schemas.microsoft.com/office/word/2020/wordml/sdtdatahash" xmlns:w16sdtfl="http://schemas.microsoft.com/office/word/2024/wordml/sdtformatlock" xmlns:w16se="http://schemas.microsoft.com/office/word/2015/wordml/symex" mc:Ignorable="w14 w15 w16se w16cid w16 w16cex w16sdtdh w16sdtfl w16du">
+<w:styles xmlns:mc="http://schemas.openxmlformats.org/markup-compatibility/2006" xmlns:r="http://schemas.openxmlformats.org/officeDocument/2006/relationships" xmlns:w="http://schemas.openxmlformats.org/wordprocessingml/2006/main" xmlns:w14="http://schemas.microsoft.com/office/word/2010/wordml" xmlns:w15="http://schemas.microsoft.com/office/word/2012/wordml" xmlns:w16cex="http://schemas.microsoft.com/office/word/2018/wordml/cex" xmlns:w16cid="http://schemas.microsoft.com/office/word/2016/wordml/cid" xmlns:w16="http://schemas.microsoft.com/office/word/2018/wordml" xmlns:w16sdtdh="http://schemas.microsoft.com/office/word/2020/wordml/sdtdatahash" xmlns:w16se="http://schemas.microsoft.com/office/word/2015/wordml/symex" mc:Ignorable="w14 w15 w16se w16cid w16 w16cex w16sdtdh">
   <w:docDefaults>
     <w:rPrDefault>
       <w:rPr>
@@ -17596,7 +16497,7 @@
     <w:lsdException w:name="Body Text Indent 2" w:semiHidden="1" w:unhideWhenUsed="1"/>
     <w:lsdException w:name="Body Text Indent 3" w:semiHidden="1" w:unhideWhenUsed="1"/>
     <w:lsdException w:name="Block Text" w:semiHidden="1" w:unhideWhenUsed="1"/>
-    <w:lsdException w:name="Hyperlink" w:semiHidden="1" w:unhideWhenUsed="1"/>
+    <w:lsdException w:name="Hyperlink" w:semiHidden="1" w:uiPriority="0" w:unhideWhenUsed="1"/>
     <w:lsdException w:name="FollowedHyperlink" w:semiHidden="1" w:unhideWhenUsed="1"/>
     <w:lsdException w:name="Strong" w:uiPriority="22" w:qFormat="1"/>
     <w:lsdException w:name="Emphasis" w:uiPriority="20" w:qFormat="1"/>
@@ -18648,7 +17549,6 @@
   </w:style>
   <w:style w:type="character" w:styleId="Hyperlink">
     <w:name w:val="Hyperlink"/>
-    <w:uiPriority w:val="99"/>
     <w:rsid w:val="00A1792F"/>
     <w:rPr>
       <w:color w:val="0000FF"/>
@@ -18954,22 +17854,15 @@
 </file>
 
 <file path=customXml/item1.xml><?xml version="1.0" encoding="utf-8"?>
-<p:properties xmlns:p="http://schemas.microsoft.com/office/2006/metadata/properties" xmlns:xsi="http://www.w3.org/2001/XMLSchema-instance" xmlns:pc="http://schemas.microsoft.com/office/infopath/2007/PartnerControls">
-  <documentManagement>
-    <TaxCatchAll xmlns="23b7ebbb-480e-4d36-8f38-fd0ac82dae9c" xsi:nil="true"/>
-    <lcf76f155ced4ddcb4097134ff3c332f xmlns="87f1a149-5420-40c2-b2e8-d8d0877ebc85">
-      <Terms xmlns="http://schemas.microsoft.com/office/infopath/2007/PartnerControls"/>
-    </lcf76f155ced4ddcb4097134ff3c332f>
-    <PIC xmlns="87f1a149-5420-40c2-b2e8-d8d0877ebc85" xsi:nil="true"/>
-  </documentManagement>
-</p:properties>
+<?mso-contentType ?>
+<FormTemplates xmlns="http://schemas.microsoft.com/sharepoint/v3/contenttype/forms">
+  <Display>DocumentLibraryForm</Display>
+  <Edit>DocumentLibraryForm</Edit>
+  <New>DocumentLibraryForm</New>
+</FormTemplates>
 </file>
 
 <file path=customXml/item2.xml><?xml version="1.0" encoding="utf-8"?>
-<b:Sources xmlns:b="http://schemas.openxmlformats.org/officeDocument/2006/bibliography" xmlns="http://schemas.openxmlformats.org/officeDocument/2006/bibliography" SelectedStyle="\APASixthEditionOfficeOnline.xsl" StyleName="APA" Version="6"/>
-</file>
-
-<file path=customXml/item3.xml><?xml version="1.0" encoding="utf-8"?>
 <ct:contentTypeSchema xmlns:ct="http://schemas.microsoft.com/office/2006/metadata/contentType" xmlns:ma="http://schemas.microsoft.com/office/2006/metadata/properties/metaAttributes" ct:_="" ma:_="" ma:contentTypeName="Document" ma:contentTypeID="0x010100AEF28E0A17E4AE4FA5DD6A9AABB5DBC8" ma:contentTypeVersion="16" ma:contentTypeDescription="Create a new document." ma:contentTypeScope="" ma:versionID="a17fa769c7c4fea18ba461e558e121e5">
   <xsd:schema xmlns:xsd="http://www.w3.org/2001/XMLSchema" xmlns:xs="http://www.w3.org/2001/XMLSchema" xmlns:p="http://schemas.microsoft.com/office/2006/metadata/properties" xmlns:ns2="87f1a149-5420-40c2-b2e8-d8d0877ebc85" xmlns:ns3="23b7ebbb-480e-4d36-8f38-fd0ac82dae9c" targetNamespace="http://schemas.microsoft.com/office/2006/metadata/properties" ma:root="true" ma:fieldsID="3bfa0fac8ae4d24da5269d6ff34039be" ns2:_="" ns3:_="">
     <xsd:import namespace="87f1a149-5420-40c2-b2e8-d8d0877ebc85"/>
@@ -19212,35 +18105,31 @@
 </ct:contentTypeSchema>
 </file>
 
+<file path=customXml/item3.xml><?xml version="1.0" encoding="utf-8"?>
+<b:Sources xmlns:b="http://schemas.openxmlformats.org/officeDocument/2006/bibliography" xmlns="http://schemas.openxmlformats.org/officeDocument/2006/bibliography" SelectedStyle="\APASixthEditionOfficeOnline.xsl" StyleName="APA" Version="6"/>
+</file>
+
 <file path=customXml/item4.xml><?xml version="1.0" encoding="utf-8"?>
-<?mso-contentType ?>
-<FormTemplates xmlns="http://schemas.microsoft.com/sharepoint/v3/contenttype/forms">
-  <Display>DocumentLibraryForm</Display>
-  <Edit>DocumentLibraryForm</Edit>
-  <New>DocumentLibraryForm</New>
-</FormTemplates>
+<p:properties xmlns:p="http://schemas.microsoft.com/office/2006/metadata/properties" xmlns:xsi="http://www.w3.org/2001/XMLSchema-instance" xmlns:pc="http://schemas.microsoft.com/office/infopath/2007/PartnerControls">
+  <documentManagement>
+    <TaxCatchAll xmlns="23b7ebbb-480e-4d36-8f38-fd0ac82dae9c" xsi:nil="true"/>
+    <lcf76f155ced4ddcb4097134ff3c332f xmlns="87f1a149-5420-40c2-b2e8-d8d0877ebc85">
+      <Terms xmlns="http://schemas.microsoft.com/office/infopath/2007/PartnerControls"/>
+    </lcf76f155ced4ddcb4097134ff3c332f>
+    <PIC xmlns="87f1a149-5420-40c2-b2e8-d8d0877ebc85" xsi:nil="true"/>
+  </documentManagement>
+</p:properties>
 </file>
 
 <file path=customXml/itemProps1.xml><?xml version="1.0" encoding="utf-8"?>
-<ds:datastoreItem xmlns:ds="http://schemas.openxmlformats.org/officeDocument/2006/customXml" ds:itemID="{0EF6B3C1-2C0C-45C1-848E-2E47DFDB0FBC}">
+<ds:datastoreItem xmlns:ds="http://schemas.openxmlformats.org/officeDocument/2006/customXml" ds:itemID="{ADE80AD1-B511-437D-9EC6-E71B406ED00D}">
   <ds:schemaRefs>
-    <ds:schemaRef ds:uri="http://schemas.microsoft.com/office/2006/metadata/properties"/>
-    <ds:schemaRef ds:uri="http://schemas.microsoft.com/office/infopath/2007/PartnerControls"/>
-    <ds:schemaRef ds:uri="23b7ebbb-480e-4d36-8f38-fd0ac82dae9c"/>
-    <ds:schemaRef ds:uri="87f1a149-5420-40c2-b2e8-d8d0877ebc85"/>
+    <ds:schemaRef ds:uri="http://schemas.microsoft.com/sharepoint/v3/contenttype/forms"/>
   </ds:schemaRefs>
 </ds:datastoreItem>
 </file>
 
 <file path=customXml/itemProps2.xml><?xml version="1.0" encoding="utf-8"?>
-<ds:datastoreItem xmlns:ds="http://schemas.openxmlformats.org/officeDocument/2006/customXml" ds:itemID="{EFC08837-B120-45F2-B55C-7D9AC01C3A47}">
-  <ds:schemaRefs>
-    <ds:schemaRef ds:uri="http://schemas.openxmlformats.org/officeDocument/2006/bibliography"/>
-  </ds:schemaRefs>
-</ds:datastoreItem>
-</file>
-
-<file path=customXml/itemProps3.xml><?xml version="1.0" encoding="utf-8"?>
 <ds:datastoreItem xmlns:ds="http://schemas.openxmlformats.org/officeDocument/2006/customXml" ds:itemID="{0BD8D8C7-E985-4EE2-B032-850EF33F6DE5}">
   <ds:schemaRefs>
     <ds:schemaRef ds:uri="http://schemas.microsoft.com/office/2006/metadata/contentType"/>
@@ -19259,10 +18148,21 @@
 </ds:datastoreItem>
 </file>
 
+<file path=customXml/itemProps3.xml><?xml version="1.0" encoding="utf-8"?>
+<ds:datastoreItem xmlns:ds="http://schemas.openxmlformats.org/officeDocument/2006/customXml" ds:itemID="{EFC08837-B120-45F2-B55C-7D9AC01C3A47}">
+  <ds:schemaRefs>
+    <ds:schemaRef ds:uri="http://schemas.openxmlformats.org/officeDocument/2006/bibliography"/>
+  </ds:schemaRefs>
+</ds:datastoreItem>
+</file>
+
 <file path=customXml/itemProps4.xml><?xml version="1.0" encoding="utf-8"?>
-<ds:datastoreItem xmlns:ds="http://schemas.openxmlformats.org/officeDocument/2006/customXml" ds:itemID="{ADE80AD1-B511-437D-9EC6-E71B406ED00D}">
+<ds:datastoreItem xmlns:ds="http://schemas.openxmlformats.org/officeDocument/2006/customXml" ds:itemID="{0EF6B3C1-2C0C-45C1-848E-2E47DFDB0FBC}">
   <ds:schemaRefs>
-    <ds:schemaRef ds:uri="http://schemas.microsoft.com/sharepoint/v3/contenttype/forms"/>
+    <ds:schemaRef ds:uri="http://schemas.microsoft.com/office/2006/metadata/properties"/>
+    <ds:schemaRef ds:uri="http://schemas.microsoft.com/office/infopath/2007/PartnerControls"/>
+    <ds:schemaRef ds:uri="23b7ebbb-480e-4d36-8f38-fd0ac82dae9c"/>
+    <ds:schemaRef ds:uri="87f1a149-5420-40c2-b2e8-d8d0877ebc85"/>
   </ds:schemaRefs>
 </ds:datastoreItem>
 </file>